--- a/Neo4j/Queries.docx
+++ b/Neo4j/Queries.docx
@@ -3,11 +3,237 @@
 <w:document xmlns:wpc="http://schemas.microsoft.com/office/word/2010/wordprocessingCanvas" xmlns:cx="http://schemas.microsoft.com/office/drawing/2014/chartex" xmlns:cx1="http://schemas.microsoft.com/office/drawing/2015/9/8/chartex" xmlns:cx2="http://schemas.microsoft.com/office/drawing/2015/10/21/chartex" xmlns:cx3="http://schemas.microsoft.com/office/drawing/2016/5/9/chartex" xmlns:cx4="http://schemas.microsoft.com/office/drawing/2016/5/10/chartex" xmlns:cx5="http://schemas.microsoft.com/office/drawing/2016/5/11/chartex" xmlns:cx6="http://schemas.microsoft.com/office/drawing/2016/5/12/chartex" xmlns:cx7="http://schemas.microsoft.com/office/drawing/2016/5/13/chartex" xmlns:cx8="http://schemas.microsoft.com/office/drawing/2016/5/14/chartex" xmlns:mc="http://schemas.openxmlformats.org/markup-compatibility/2006" xmlns:aink="http://schemas.microsoft.com/office/drawing/2016/ink" xmlns:am3d="http://schemas.microsoft.com/office/drawing/2017/model3d" xmlns:o="urn:schemas-microsoft-com:office:office" xmlns:oel="http://schemas.microsoft.com/office/2019/extlst" xmlns:r="http://schemas.openxmlformats.org/officeDocument/2006/relationships" xmlns:m="http://schemas.openxmlformats.org/officeDocument/2006/math" xmlns:v="urn:schemas-microsoft-com:vml" xmlns:wp14="http://schemas.microsoft.com/office/word/2010/wordprocessingDrawing" xmlns:wp="http://schemas.openxmlformats.org/drawingml/2006/wordprocessingDrawing" xmlns:w10="urn:schemas-microsoft-com:office:word" xmlns:w="http://schemas.openxmlformats.org/wordprocessingml/2006/main" xmlns:w14="http://schemas.microsoft.com/office/word/2010/wordml" xmlns:w15="http://schemas.microsoft.com/office/word/2012/wordml" xmlns:w16cex="http://schemas.microsoft.com/office/word/2018/wordml/cex" xmlns:w16cid="http://schemas.microsoft.com/office/word/2016/wordml/cid" xmlns:w16="http://schemas.microsoft.com/office/word/2018/wordml" xmlns:w16sdtdh="http://schemas.microsoft.com/office/word/2020/wordml/sdtdatahash" xmlns:w16se="http://schemas.microsoft.com/office/word/2015/wordml/symex" xmlns:wpg="http://schemas.microsoft.com/office/word/2010/wordprocessingGroup" xmlns:wpi="http://schemas.microsoft.com/office/word/2010/wordprocessingInk" xmlns:wne="http://schemas.microsoft.com/office/word/2006/wordml" xmlns:wps="http://schemas.microsoft.com/office/word/2010/wordprocessingShape" mc:Ignorable="w14 w15 w16se w16cid w16 w16cex w16sdtdh wp14">
   <w:body>
     <w:p>
-      <w:pPr>
-        <w:ind w:left="720" w:hanging="360"/>
-      </w:pPr>
       <w:r>
         <w:t>By Rom:</w:t>
+      </w:r>
+    </w:p>
+    <w:p>
+      <w:pPr>
+        <w:pStyle w:val="ListParagraph"/>
+        <w:numPr>
+          <w:ilvl w:val="0"/>
+          <w:numId w:val="2"/>
+        </w:numPr>
+      </w:pPr>
+      <w:r>
+        <w:t>Top articoli per numero di a</w:t>
+      </w:r>
+      <w:r>
+        <w:t>utori coinvolti</w:t>
+      </w:r>
+      <w:r>
+        <w:t xml:space="preserve"> e </w:t>
+      </w:r>
+      <w:r>
+        <w:t>anno</w:t>
+      </w:r>
+    </w:p>
+    <w:p>
+      <w:pPr>
+        <w:pStyle w:val="ListParagraph"/>
+        <w:numPr>
+          <w:ilvl w:val="0"/>
+          <w:numId w:val="2"/>
+        </w:numPr>
+      </w:pPr>
+      <w:r>
+        <w:t>Numero pubblicazioni per anno</w:t>
+      </w:r>
+    </w:p>
+    <w:p>
+      <w:pPr>
+        <w:pStyle w:val="ListParagraph"/>
+        <w:numPr>
+          <w:ilvl w:val="0"/>
+          <w:numId w:val="2"/>
+        </w:numPr>
+      </w:pPr>
+      <w:r>
+        <w:t>Percentage of pubblications not cited</w:t>
+      </w:r>
+    </w:p>
+    <w:p>
+      <w:pPr>
+        <w:pStyle w:val="ListParagraph"/>
+        <w:numPr>
+          <w:ilvl w:val="0"/>
+          <w:numId w:val="2"/>
+        </w:numPr>
+        <w:rPr>
+          <w:lang w:val="en-US"/>
+        </w:rPr>
+      </w:pPr>
+      <w:r>
+        <w:rPr>
+          <w:lang w:val="en-US"/>
+        </w:rPr>
+        <w:t>expected citation rates per journal</w:t>
+      </w:r>
+      <w:r>
+        <w:rPr>
+          <w:lang w:val="en-US"/>
+        </w:rPr>
+        <w:t xml:space="preserve"> : Journal Citation Score</w:t>
+      </w:r>
+    </w:p>
+    <w:p>
+      <w:pPr>
+        <w:pStyle w:val="ListParagraph"/>
+        <w:numPr>
+          <w:ilvl w:val="0"/>
+          <w:numId w:val="2"/>
+        </w:numPr>
+        <w:rPr>
+          <w:lang w:val="en-US"/>
+        </w:rPr>
+      </w:pPr>
+      <w:r>
+        <w:rPr>
+          <w:lang w:val="en-US"/>
+        </w:rPr>
+        <w:t>Author mean for each article</w:t>
+      </w:r>
+      <w:r>
+        <w:rPr>
+          <w:lang w:val="en-US"/>
+        </w:rPr>
+        <w:t>, total mean</w:t>
+      </w:r>
+    </w:p>
+    <w:p>
+      <w:pPr>
+        <w:pStyle w:val="ListParagraph"/>
+        <w:numPr>
+          <w:ilvl w:val="0"/>
+          <w:numId w:val="2"/>
+        </w:numPr>
+        <w:rPr>
+          <w:lang w:val="en-US"/>
+        </w:rPr>
+      </w:pPr>
+      <w:r>
+        <w:rPr>
+          <w:lang w:val="en-US"/>
+        </w:rPr>
+        <w:t>Top 5 journals with most linked articles in DB</w:t>
+      </w:r>
+    </w:p>
+    <w:p>
+      <w:pPr>
+        <w:pStyle w:val="ListParagraph"/>
+        <w:numPr>
+          <w:ilvl w:val="0"/>
+          <w:numId w:val="2"/>
+        </w:numPr>
+        <w:rPr>
+          <w:lang w:val="en-US"/>
+        </w:rPr>
+      </w:pPr>
+      <w:r>
+        <w:rPr>
+          <w:lang w:val="en-US"/>
+        </w:rPr>
+        <w:t>Pubblication per year 1980 to 2022</w:t>
+      </w:r>
+      <w:r>
+        <w:rPr>
+          <w:lang w:val="en-US"/>
+        </w:rPr>
+        <w:tab/>
+      </w:r>
+    </w:p>
+    <w:p>
+      <w:pPr>
+        <w:pStyle w:val="ListParagraph"/>
+        <w:numPr>
+          <w:ilvl w:val="0"/>
+          <w:numId w:val="2"/>
+        </w:numPr>
+        <w:rPr>
+          <w:lang w:val="en-US"/>
+        </w:rPr>
+      </w:pPr>
+      <w:r>
+        <w:rPr>
+          <w:lang w:val="en-US"/>
+        </w:rPr>
+        <w:t>CREATE one book with all the attributes correlated</w:t>
+      </w:r>
+      <w:r>
+        <w:rPr>
+          <w:lang w:val="en-US"/>
+        </w:rPr>
+        <w:t xml:space="preserve"> </w:t>
+      </w:r>
+      <w:r>
+        <w:rPr>
+          <w:highlight w:val="yellow"/>
+          <w:lang w:val="en-US"/>
+        </w:rPr>
+        <w:t>OK</w:t>
+      </w:r>
+    </w:p>
+    <w:p>
+      <w:pPr>
+        <w:rPr>
+          <w:lang w:val="en-US"/>
+        </w:rPr>
+      </w:pPr>
+    </w:p>
+    <w:p>
+      <w:pPr>
+        <w:pStyle w:val="ListParagraph"/>
+        <w:numPr>
+          <w:ilvl w:val="0"/>
+          <w:numId w:val="3"/>
+        </w:numPr>
+      </w:pPr>
+      <w:r>
+        <w:t>Da ricordarsi check complexity e</w:t>
+      </w:r>
+      <w:r>
+        <w:t xml:space="preserve"> performance time</w:t>
+      </w:r>
+    </w:p>
+    <w:p/>
+    <w:p/>
+    <w:p>
+      <w:pPr>
+        <w:spacing w:line="257" w:lineRule="auto"/>
+        <w:rPr>
+          <w:rFonts w:ascii="Calibri" w:eastAsia="Calibri" w:hAnsi="Calibri" w:cs="Calibri"/>
+          <w:lang w:val="it"/>
+        </w:rPr>
+      </w:pPr>
+    </w:p>
+    <w:p>
+      <w:pPr>
+        <w:spacing w:line="257" w:lineRule="auto"/>
+        <w:rPr>
+          <w:lang w:val="en-US"/>
+        </w:rPr>
+      </w:pPr>
+      <w:r>
+        <w:rPr>
+          <w:rFonts w:ascii="Calibri" w:eastAsia="Calibri" w:hAnsi="Calibri" w:cs="Calibri"/>
+          <w:lang w:val="en-US"/>
+        </w:rPr>
+        <w:t>By Frenk:</w:t>
+      </w:r>
+    </w:p>
+    <w:p>
+      <w:pPr>
+        <w:spacing w:line="257" w:lineRule="auto"/>
+        <w:rPr>
+          <w:lang w:val="en-US"/>
+        </w:rPr>
+      </w:pPr>
+      <w:r>
+        <w:rPr>
+          <w:rFonts w:ascii="Calibri" w:eastAsia="Calibri" w:hAnsi="Calibri" w:cs="Calibri"/>
+          <w:lang w:val="en-US"/>
+        </w:rPr>
+        <w:t>Creation/Update Queries:</w:t>
       </w:r>
     </w:p>
     <w:p>
@@ -17,12 +243,46 @@
           <w:ilvl w:val="0"/>
           <w:numId w:val="1"/>
         </w:numPr>
-      </w:pPr>
-      <w:r>
-        <w:t>Top articoli per numero di a</w:t>
-      </w:r>
-      <w:r>
-        <w:t>utori coinvolti</w:t>
+        <w:rPr>
+          <w:rFonts w:ascii="Calibri" w:eastAsia="Calibri" w:hAnsi="Calibri" w:cs="Calibri"/>
+          <w:lang w:val="it"/>
+        </w:rPr>
+      </w:pPr>
+      <w:r>
+        <w:rPr>
+          <w:rFonts w:ascii="Calibri" w:eastAsia="Calibri" w:hAnsi="Calibri" w:cs="Calibri"/>
+          <w:lang w:val="it"/>
+        </w:rPr>
+        <w:t xml:space="preserve">DELETE di tutti </w:t>
+      </w:r>
+      <w:r>
+        <w:rPr>
+          <w:rFonts w:ascii="Calibri" w:eastAsia="Calibri" w:hAnsi="Calibri" w:cs="Calibri"/>
+          <w:lang w:val="it"/>
+        </w:rPr>
+        <w:t>gli article</w:t>
+      </w:r>
+      <w:r>
+        <w:rPr>
+          <w:rFonts w:ascii="Calibri" w:eastAsia="Calibri" w:hAnsi="Calibri" w:cs="Calibri"/>
+          <w:lang w:val="it"/>
+        </w:rPr>
+        <w:t xml:space="preserve"> con piu di N autori (N=20 ad esempio)</w:t>
+      </w:r>
+      <w:r>
+        <w:rPr>
+          <w:rFonts w:ascii="Calibri" w:eastAsia="Calibri" w:hAnsi="Calibri" w:cs="Calibri"/>
+          <w:lang w:val="it"/>
+        </w:rPr>
+        <w:t xml:space="preserve"> </w:t>
+      </w:r>
+      <w:r>
+        <w:rPr>
+          <w:rFonts w:ascii="Calibri" w:eastAsia="Calibri" w:hAnsi="Calibri" w:cs="Calibri"/>
+          <w:highlight w:val="yellow"/>
+          <w:lang w:val="it"/>
+        </w:rPr>
+        <w:t>OK</w:t>
       </w:r>
     </w:p>
     <w:p>
@@ -32,9 +292,57 @@
           <w:ilvl w:val="0"/>
           <w:numId w:val="1"/>
         </w:numPr>
-      </w:pPr>
-      <w:r>
-        <w:t>Numero pubblicazioni per anno</w:t>
+        <w:rPr>
+          <w:rFonts w:ascii="Calibri" w:eastAsia="Calibri" w:hAnsi="Calibri" w:cs="Calibri"/>
+          <w:lang w:val="it"/>
+        </w:rPr>
+      </w:pPr>
+      <w:r>
+        <w:rPr>
+          <w:rFonts w:ascii="Calibri" w:eastAsia="Calibri" w:hAnsi="Calibri" w:cs="Calibri"/>
+          <w:lang w:val="it"/>
+        </w:rPr>
+        <w:t>Ricerca di due autori con libro in comune (almeno uno) e creazione relazione di coautori tra di loro</w:t>
+      </w:r>
+    </w:p>
+    <w:p>
+      <w:pPr>
+        <w:spacing w:line="257" w:lineRule="auto"/>
+      </w:pPr>
+      <w:r>
+        <w:rPr>
+          <w:rFonts w:ascii="Calibri" w:eastAsia="Calibri" w:hAnsi="Calibri" w:cs="Calibri"/>
+          <w:lang w:val="it"/>
+        </w:rPr>
+        <w:t>Ricerca Queries</w:t>
+      </w:r>
+      <w:r>
+        <w:rPr>
+          <w:rFonts w:ascii="Calibri" w:eastAsia="Calibri" w:hAnsi="Calibri" w:cs="Calibri"/>
+          <w:lang w:val="it"/>
+        </w:rPr>
+        <w:t xml:space="preserve"> (con relazioni </w:t>
+      </w:r>
+      <w:r>
+        <w:rPr>
+          <w:rFonts w:ascii="Calibri" w:eastAsia="Calibri" w:hAnsi="Calibri" w:cs="Calibri"/>
+          <w:lang w:val="it"/>
+        </w:rPr>
+        <w:t xml:space="preserve"> </w:t>
+      </w:r>
+      <w:r>
+        <w:rPr>
+          <w:rFonts w:ascii="Calibri" w:eastAsia="Calibri" w:hAnsi="Calibri" w:cs="Calibri"/>
+          <w:lang w:val="it"/>
+        </w:rPr>
+        <w:t>e aggregazioni come count)</w:t>
+      </w:r>
+      <w:r>
+        <w:rPr>
+          <w:rFonts w:ascii="Calibri" w:eastAsia="Calibri" w:hAnsi="Calibri" w:cs="Calibri"/>
+          <w:lang w:val="it"/>
+        </w:rPr>
+        <w:t>:</w:t>
       </w:r>
     </w:p>
     <w:p>
@@ -44,36 +352,18 @@
           <w:ilvl w:val="0"/>
           <w:numId w:val="1"/>
         </w:numPr>
-      </w:pPr>
-      <w:proofErr w:type="spellStart"/>
-      <w:r>
-        <w:t>Percentage</w:t>
-      </w:r>
-      <w:proofErr w:type="spellEnd"/>
-      <w:r>
-        <w:t xml:space="preserve"> of </w:t>
-      </w:r>
-      <w:proofErr w:type="spellStart"/>
-      <w:r>
-        <w:t>pubblications</w:t>
-      </w:r>
-      <w:proofErr w:type="spellEnd"/>
-      <w:r>
-        <w:t xml:space="preserve"> </w:t>
-      </w:r>
-      <w:proofErr w:type="spellStart"/>
-      <w:r>
-        <w:t>not</w:t>
-      </w:r>
-      <w:proofErr w:type="spellEnd"/>
-      <w:r>
-        <w:t xml:space="preserve"> </w:t>
-      </w:r>
-      <w:proofErr w:type="spellStart"/>
-      <w:r>
-        <w:t>cited</w:t>
-      </w:r>
-      <w:proofErr w:type="spellEnd"/>
+        <w:rPr>
+          <w:rFonts w:ascii="Calibri" w:eastAsia="Calibri" w:hAnsi="Calibri" w:cs="Calibri"/>
+          <w:lang w:val="it"/>
+        </w:rPr>
+      </w:pPr>
+      <w:r>
+        <w:rPr>
+          <w:rFonts w:ascii="Calibri" w:eastAsia="Calibri" w:hAnsi="Calibri" w:cs="Calibri"/>
+          <w:lang w:val="it"/>
+        </w:rPr>
+        <w:t>Ricerca di tutte le inproceeding con stesso booktitle (uno specifico) e con meno di 2 autori</w:t>
+      </w:r>
     </w:p>
     <w:p>
       <w:pPr>
@@ -83,34 +373,30 @@
           <w:numId w:val="1"/>
         </w:numPr>
         <w:rPr>
-          <w:lang w:val="en-US"/>
-        </w:rPr>
-      </w:pPr>
-      <w:r>
-        <w:rPr>
-          <w:lang w:val="en-US"/>
-        </w:rPr>
-        <w:t xml:space="preserve">expected citation rates per </w:t>
-      </w:r>
-      <w:proofErr w:type="gramStart"/>
-      <w:r>
-        <w:rPr>
-          <w:lang w:val="en-US"/>
-        </w:rPr>
-        <w:t>journal</w:t>
-      </w:r>
-      <w:r>
-        <w:rPr>
-          <w:lang w:val="en-US"/>
-        </w:rPr>
-        <w:t xml:space="preserve"> :</w:t>
-      </w:r>
-      <w:proofErr w:type="gramEnd"/>
-      <w:r>
-        <w:rPr>
-          <w:lang w:val="en-US"/>
-        </w:rPr>
-        <w:t xml:space="preserve"> Journal Citation Score</w:t>
+          <w:rFonts w:ascii="Calibri" w:eastAsia="Calibri" w:hAnsi="Calibri" w:cs="Calibri"/>
+          <w:lang w:val="it"/>
+        </w:rPr>
+      </w:pPr>
+      <w:r>
+        <w:rPr>
+          <w:rFonts w:ascii="Calibri" w:eastAsia="Calibri" w:hAnsi="Calibri" w:cs="Calibri"/>
+          <w:lang w:val="it"/>
+        </w:rPr>
+        <w:t xml:space="preserve">Ricerca di tutti i libri con più di 5 autori </w:t>
+      </w:r>
+      <w:r>
+        <w:rPr>
+          <w:rFonts w:ascii="Calibri" w:eastAsia="Calibri" w:hAnsi="Calibri" w:cs="Calibri"/>
+          <w:lang w:val="it"/>
+        </w:rPr>
+        <w:t>AND</w:t>
+      </w:r>
+      <w:r>
+        <w:rPr>
+          <w:rFonts w:ascii="Calibri" w:eastAsia="Calibri" w:hAnsi="Calibri" w:cs="Calibri"/>
+          <w:lang w:val="it"/>
+        </w:rPr>
+        <w:t xml:space="preserve"> con un sito (ee)</w:t>
       </w:r>
     </w:p>
     <w:p>
@@ -121,28 +407,118 @@
           <w:numId w:val="1"/>
         </w:numPr>
         <w:rPr>
-          <w:lang w:val="en-US"/>
-        </w:rPr>
-      </w:pPr>
-      <w:r>
-        <w:rPr>
-          <w:lang w:val="en-US"/>
-        </w:rPr>
-        <w:t xml:space="preserve">Author </w:t>
-      </w:r>
-      <w:proofErr w:type="gramStart"/>
-      <w:r>
-        <w:rPr>
-          <w:lang w:val="en-US"/>
-        </w:rPr>
-        <w:t>mean</w:t>
-      </w:r>
-      <w:proofErr w:type="gramEnd"/>
-      <w:r>
-        <w:rPr>
-          <w:lang w:val="en-US"/>
-        </w:rPr>
-        <w:t xml:space="preserve"> for each article</w:t>
+          <w:rFonts w:ascii="Calibri" w:eastAsia="Calibri" w:hAnsi="Calibri" w:cs="Calibri"/>
+          <w:lang w:val="it"/>
+        </w:rPr>
+      </w:pPr>
+      <w:r>
+        <w:rPr>
+          <w:noProof/>
+        </w:rPr>
+        <w:drawing>
+          <wp:anchor distT="0" distB="0" distL="114300" distR="114300" simplePos="0" relativeHeight="251658240" behindDoc="0" locked="0" layoutInCell="1" allowOverlap="1" wp14:anchorId="3432DF1C" wp14:editId="73436136">
+            <wp:simplePos x="0" y="0"/>
+            <wp:positionH relativeFrom="column">
+              <wp:posOffset>419100</wp:posOffset>
+            </wp:positionH>
+            <wp:positionV relativeFrom="paragraph">
+              <wp:posOffset>207010</wp:posOffset>
+            </wp:positionV>
+            <wp:extent cx="5241925" cy="2948940"/>
+            <wp:effectExtent l="0" t="0" r="0" b="3810"/>
+            <wp:wrapTopAndBottom/>
+            <wp:docPr id="349471598" name="Picture 349471598"/>
+            <wp:cNvGraphicFramePr>
+              <a:graphicFrameLocks xmlns:a="http://schemas.openxmlformats.org/drawingml/2006/main" noChangeAspect="1"/>
+            </wp:cNvGraphicFramePr>
+            <a:graphic xmlns:a="http://schemas.openxmlformats.org/drawingml/2006/main">
+              <a:graphicData uri="http://schemas.openxmlformats.org/drawingml/2006/picture">
+                <pic:pic xmlns:pic="http://schemas.openxmlformats.org/drawingml/2006/picture">
+                  <pic:nvPicPr>
+                    <pic:cNvPr id="0" name=""/>
+                    <pic:cNvPicPr/>
+                  </pic:nvPicPr>
+                  <pic:blipFill>
+                    <a:blip r:embed="rId7" cstate="print">
+                      <a:extLst>
+                        <a:ext uri="{28A0092B-C50C-407E-A947-70E740481C1C}">
+                          <a14:useLocalDpi xmlns:a14="http://schemas.microsoft.com/office/drawing/2010/main" val="0"/>
+                        </a:ext>
+                      </a:extLst>
+                    </a:blip>
+                    <a:stretch>
+                      <a:fillRect/>
+                    </a:stretch>
+                  </pic:blipFill>
+                  <pic:spPr>
+                    <a:xfrm>
+                      <a:off x="0" y="0"/>
+                      <a:ext cx="5241925" cy="2948940"/>
+                    </a:xfrm>
+                    <a:prstGeom prst="rect">
+                      <a:avLst/>
+                    </a:prstGeom>
+                  </pic:spPr>
+                </pic:pic>
+              </a:graphicData>
+            </a:graphic>
+            <wp14:sizeRelH relativeFrom="margin">
+              <wp14:pctWidth>0</wp14:pctWidth>
+            </wp14:sizeRelH>
+            <wp14:sizeRelV relativeFrom="margin">
+              <wp14:pctHeight>0</wp14:pctHeight>
+            </wp14:sizeRelV>
+          </wp:anchor>
+        </w:drawing>
+      </w:r>
+      <w:r>
+        <w:rPr>
+          <w:rFonts w:ascii="Calibri" w:eastAsia="Calibri" w:hAnsi="Calibri" w:cs="Calibri"/>
+          <w:lang w:val="it"/>
+        </w:rPr>
+        <w:t xml:space="preserve">Function: </w:t>
+      </w:r>
+      <w:r>
+        <w:rPr>
+          <w:rFonts w:ascii="Calibri" w:eastAsia="Calibri" w:hAnsi="Calibri" w:cs="Calibri"/>
+          <w:lang w:val="it"/>
+        </w:rPr>
+        <w:t xml:space="preserve"> shortest path da un proceedings </w:t>
+      </w:r>
+      <w:r>
+        <w:rPr>
+          <w:rFonts w:ascii="Calibri" w:eastAsia="Calibri" w:hAnsi="Calibri" w:cs="Calibri"/>
+          <w:lang w:val="it"/>
+        </w:rPr>
+        <w:t>ai</w:t>
+      </w:r>
+      <w:r>
+        <w:rPr>
+          <w:rFonts w:ascii="Calibri" w:eastAsia="Calibri" w:hAnsi="Calibri" w:cs="Calibri"/>
+          <w:lang w:val="it"/>
+        </w:rPr>
+        <w:t xml:space="preserve"> </w:t>
+      </w:r>
+      <w:r>
+        <w:rPr>
+          <w:rFonts w:ascii="Calibri" w:eastAsia="Calibri" w:hAnsi="Calibri" w:cs="Calibri"/>
+          <w:lang w:val="it"/>
+        </w:rPr>
+        <w:t>libri</w:t>
+      </w:r>
+      <w:r>
+        <w:rPr>
+          <w:rFonts w:ascii="Calibri" w:eastAsia="Calibri" w:hAnsi="Calibri" w:cs="Calibri"/>
+          <w:lang w:val="it"/>
+        </w:rPr>
+        <w:t xml:space="preserve"> </w:t>
+      </w:r>
+      <w:r>
+        <w:rPr>
+          <w:rFonts w:ascii="Calibri" w:eastAsia="Calibri" w:hAnsi="Calibri" w:cs="Calibri"/>
+          <w:lang w:val="it"/>
+        </w:rPr>
+        <w:t>dello stesso autore</w:t>
       </w:r>
     </w:p>
     <w:p>
@@ -153,14 +529,192 @@
           <w:numId w:val="1"/>
         </w:numPr>
         <w:rPr>
-          <w:lang w:val="en-US"/>
-        </w:rPr>
-      </w:pPr>
-      <w:r>
-        <w:rPr>
-          <w:lang w:val="en-US"/>
-        </w:rPr>
-        <w:t>Top 5 journals with most linked articles in DB</w:t>
+          <w:rFonts w:ascii="Calibri" w:eastAsia="Calibri" w:hAnsi="Calibri" w:cs="Calibri"/>
+          <w:lang w:val="it"/>
+        </w:rPr>
+      </w:pPr>
+      <w:r>
+        <w:rPr>
+          <w:rFonts w:ascii="Calibri" w:eastAsia="Calibri" w:hAnsi="Calibri" w:cs="Calibri"/>
+          <w:lang w:val="it"/>
+        </w:rPr>
+        <w:t xml:space="preserve">Match </w:t>
+      </w:r>
+      <w:r>
+        <w:rPr>
+          <w:rFonts w:ascii="Calibri" w:eastAsia="Calibri" w:hAnsi="Calibri" w:cs="Calibri"/>
+          <w:lang w:val="it"/>
+        </w:rPr>
+        <w:t>article con su</w:t>
+      </w:r>
+      <w:r>
+        <w:rPr>
+          <w:rFonts w:ascii="Calibri" w:eastAsia="Calibri" w:hAnsi="Calibri" w:cs="Calibri"/>
+          <w:lang w:val="it"/>
+        </w:rPr>
+        <w:t xml:space="preserve">oi </w:t>
+      </w:r>
+      <w:r>
+        <w:rPr>
+          <w:rFonts w:ascii="Calibri" w:eastAsia="Calibri" w:hAnsi="Calibri" w:cs="Calibri"/>
+          <w:lang w:val="it"/>
+        </w:rPr>
+        <w:t>autor</w:t>
+      </w:r>
+      <w:r>
+        <w:rPr>
+          <w:rFonts w:ascii="Calibri" w:eastAsia="Calibri" w:hAnsi="Calibri" w:cs="Calibri"/>
+          <w:lang w:val="it"/>
+        </w:rPr>
+        <w:t>i</w:t>
+      </w:r>
+      <w:r>
+        <w:rPr>
+          <w:rFonts w:ascii="Calibri" w:eastAsia="Calibri" w:hAnsi="Calibri" w:cs="Calibri"/>
+          <w:lang w:val="it"/>
+        </w:rPr>
+        <w:t xml:space="preserve"> ritornando </w:t>
+      </w:r>
+      <w:r>
+        <w:rPr>
+          <w:rFonts w:ascii="Calibri" w:eastAsia="Calibri" w:hAnsi="Calibri" w:cs="Calibri"/>
+          <w:lang w:val="it"/>
+        </w:rPr>
+        <w:t xml:space="preserve">i nomi </w:t>
+      </w:r>
+      <w:r>
+        <w:rPr>
+          <w:rFonts w:ascii="Calibri" w:eastAsia="Calibri" w:hAnsi="Calibri" w:cs="Calibri"/>
+          <w:lang w:val="it"/>
+        </w:rPr>
+        <w:t xml:space="preserve">ordinati </w:t>
+      </w:r>
+      <w:r>
+        <w:rPr>
+          <w:rFonts w:ascii="Calibri" w:eastAsia="Calibri" w:hAnsi="Calibri" w:cs="Calibri"/>
+          <w:lang w:val="it"/>
+        </w:rPr>
+        <w:t>(alfabetico crescente)</w:t>
+      </w:r>
+      <w:r>
+        <w:rPr>
+          <w:rFonts w:ascii="Calibri" w:eastAsia="Calibri" w:hAnsi="Calibri" w:cs="Calibri"/>
+          <w:lang w:val="it"/>
+        </w:rPr>
+        <w:t xml:space="preserve"> </w:t>
+      </w:r>
+      <w:r>
+        <w:rPr>
+          <w:rFonts w:ascii="Calibri" w:eastAsia="Calibri" w:hAnsi="Calibri" w:cs="Calibri"/>
+          <w:lang w:val="it"/>
+        </w:rPr>
+        <w:t xml:space="preserve">e </w:t>
+      </w:r>
+      <w:r>
+        <w:rPr>
+          <w:rFonts w:ascii="Calibri" w:eastAsia="Calibri" w:hAnsi="Calibri" w:cs="Calibri"/>
+          <w:lang w:val="it"/>
+        </w:rPr>
+        <w:t>quanti ne sono</w:t>
+      </w:r>
+      <w:r>
+        <w:rPr>
+          <w:rFonts w:ascii="Calibri" w:eastAsia="Calibri" w:hAnsi="Calibri" w:cs="Calibri"/>
+          <w:lang w:val="it"/>
+        </w:rPr>
+        <w:t xml:space="preserve"> (count distinct)</w:t>
+      </w:r>
+    </w:p>
+    <w:p>
+      <w:pPr>
+        <w:tabs>
+          <w:tab w:val="left" w:pos="1296"/>
+        </w:tabs>
+        <w:rPr>
+          <w:lang w:val="it"/>
+        </w:rPr>
+      </w:pPr>
+      <w:r>
+        <w:rPr>
+          <w:lang w:val="it"/>
+        </w:rPr>
+        <w:tab/>
+      </w:r>
+    </w:p>
+    <w:p>
+      <w:pPr>
+        <w:rPr>
+          <w:lang w:val="it"/>
+        </w:rPr>
+      </w:pPr>
+    </w:p>
+    <w:p>
+      <w:pPr>
+        <w:rPr>
+          <w:lang w:val="it"/>
+        </w:rPr>
+      </w:pPr>
+    </w:p>
+    <w:p>
+      <w:pPr>
+        <w:rPr>
+          <w:lang w:val="it"/>
+        </w:rPr>
+      </w:pPr>
+    </w:p>
+    <w:p>
+      <w:pPr>
+        <w:rPr>
+          <w:lang w:val="it"/>
+        </w:rPr>
+      </w:pPr>
+    </w:p>
+    <w:p>
+      <w:pPr>
+        <w:rPr>
+          <w:lang w:val="it"/>
+        </w:rPr>
+      </w:pPr>
+    </w:p>
+    <w:p>
+      <w:pPr>
+        <w:rPr>
+          <w:lang w:val="it"/>
+        </w:rPr>
+      </w:pPr>
+    </w:p>
+    <w:p>
+      <w:pPr>
+        <w:rPr>
+          <w:lang w:val="it"/>
+        </w:rPr>
+      </w:pPr>
+    </w:p>
+    <w:p>
+      <w:pPr>
+        <w:rPr>
+          <w:lang w:val="it"/>
+        </w:rPr>
+      </w:pPr>
+    </w:p>
+    <w:p>
+      <w:pPr>
+        <w:rPr>
+          <w:lang w:val="it"/>
+        </w:rPr>
+      </w:pPr>
+    </w:p>
+    <w:p>
+      <w:pPr>
+        <w:rPr>
+          <w:lang w:val="it"/>
+        </w:rPr>
+      </w:pPr>
+      <w:r>
+        <w:rPr>
+          <w:lang w:val="it"/>
+        </w:rPr>
+        <w:t>Detailed:</w:t>
       </w:r>
     </w:p>
     <w:p>
@@ -168,34 +722,511 @@
         <w:pStyle w:val="ListParagraph"/>
         <w:numPr>
           <w:ilvl w:val="0"/>
-          <w:numId w:val="1"/>
+          <w:numId w:val="3"/>
         </w:numPr>
         <w:rPr>
-          <w:lang w:val="en-US"/>
-        </w:rPr>
-      </w:pPr>
-      <w:proofErr w:type="spellStart"/>
-      <w:r>
-        <w:rPr>
-          <w:lang w:val="en-US"/>
-        </w:rPr>
-        <w:t>Pubblication</w:t>
-      </w:r>
-      <w:proofErr w:type="spellEnd"/>
-      <w:r>
-        <w:rPr>
-          <w:lang w:val="en-US"/>
-        </w:rPr>
-        <w:t xml:space="preserve"> per year 1980 to 2022</w:t>
-      </w:r>
-      <w:r>
-        <w:rPr>
-          <w:lang w:val="en-US"/>
-        </w:rPr>
-        <w:tab/>
-      </w:r>
-    </w:p>
-    <w:p/>
+          <w:rFonts w:ascii="Calibri" w:eastAsia="Calibri" w:hAnsi="Calibri" w:cs="Calibri"/>
+          <w:lang w:val="it"/>
+        </w:rPr>
+      </w:pPr>
+      <w:r>
+        <w:rPr>
+          <w:rFonts w:ascii="Calibri" w:eastAsia="Calibri" w:hAnsi="Calibri" w:cs="Calibri"/>
+          <w:lang w:val="it"/>
+        </w:rPr>
+        <w:t>DELETE di tutti i libri con piu di N autori (N=20 ad esempio)</w:t>
+      </w:r>
+    </w:p>
+    <w:p>
+      <w:pPr>
+        <w:pStyle w:val="ListParagraph"/>
+        <w:rPr>
+          <w:lang w:val="it"/>
+        </w:rPr>
+      </w:pPr>
+    </w:p>
+    <w:p>
+      <w:pPr>
+        <w:pStyle w:val="ListParagraph"/>
+        <w:rPr>
+          <w:lang w:val="en-US"/>
+        </w:rPr>
+      </w:pPr>
+      <w:r>
+        <w:rPr>
+          <w:lang w:val="en-US"/>
+        </w:rPr>
+        <w:t>MATCH (</w:t>
+      </w:r>
+      <w:r>
+        <w:rPr>
+          <w:lang w:val="en-US"/>
+        </w:rPr>
+        <w:t>a</w:t>
+      </w:r>
+      <w:r>
+        <w:rPr>
+          <w:lang w:val="en-US"/>
+        </w:rPr>
+        <w:t xml:space="preserve"> : </w:t>
+      </w:r>
+      <w:r>
+        <w:rPr>
+          <w:lang w:val="en-US"/>
+        </w:rPr>
+        <w:t>article</w:t>
+      </w:r>
+      <w:r>
+        <w:rPr>
+          <w:lang w:val="en-US"/>
+        </w:rPr>
+        <w:t>)</w:t>
+      </w:r>
+      <w:r>
+        <w:rPr>
+          <w:lang w:val="en-US"/>
+        </w:rPr>
+        <w:t xml:space="preserve"> – [</w:t>
+      </w:r>
+      <w:r>
+        <w:rPr>
+          <w:lang w:val="en-US"/>
+        </w:rPr>
+        <w:t>:</w:t>
+      </w:r>
+      <w:r>
+        <w:rPr>
+          <w:lang w:val="en-US"/>
+        </w:rPr>
+        <w:t>W</w:t>
+      </w:r>
+      <w:r>
+        <w:rPr>
+          <w:lang w:val="en-US"/>
+        </w:rPr>
+        <w:t>RITTEN</w:t>
+      </w:r>
+      <w:r>
+        <w:rPr>
+          <w:lang w:val="en-US"/>
+        </w:rPr>
+        <w:t>_</w:t>
+      </w:r>
+      <w:r>
+        <w:rPr>
+          <w:lang w:val="en-US"/>
+        </w:rPr>
+        <w:t>BY</w:t>
+      </w:r>
+      <w:r>
+        <w:rPr>
+          <w:lang w:val="en-US"/>
+        </w:rPr>
+        <w:t>]</w:t>
+      </w:r>
+      <w:r>
+        <w:rPr>
+          <w:lang w:val="en-US"/>
+        </w:rPr>
+        <w:t xml:space="preserve"> – </w:t>
+      </w:r>
+      <w:r>
+        <w:rPr>
+          <w:lang w:val="en-US"/>
+        </w:rPr>
+        <w:t>(</w:t>
+      </w:r>
+      <w:r>
+        <w:rPr>
+          <w:lang w:val="en-US"/>
+        </w:rPr>
+        <w:t>author)</w:t>
+      </w:r>
+    </w:p>
+    <w:p>
+      <w:pPr>
+        <w:pStyle w:val="ListParagraph"/>
+        <w:rPr>
+          <w:lang w:val="en-US"/>
+        </w:rPr>
+      </w:pPr>
+      <w:r>
+        <w:rPr>
+          <w:lang w:val="en-US"/>
+        </w:rPr>
+        <w:t xml:space="preserve">WHERE </w:t>
+      </w:r>
+      <w:r>
+        <w:rPr>
+          <w:lang w:val="en-US"/>
+        </w:rPr>
+        <w:t>COUNT</w:t>
+      </w:r>
+      <w:r>
+        <w:rPr>
+          <w:lang w:val="en-US"/>
+        </w:rPr>
+        <w:t>(</w:t>
+      </w:r>
+      <w:r>
+        <w:rPr>
+          <w:lang w:val="en-US"/>
+        </w:rPr>
+        <w:t>a</w:t>
+      </w:r>
+      <w:r>
+        <w:rPr>
+          <w:lang w:val="en-US"/>
+        </w:rPr>
+        <w:t>.author) &gt; 20</w:t>
+      </w:r>
+    </w:p>
+    <w:p>
+      <w:pPr>
+        <w:pStyle w:val="ListParagraph"/>
+        <w:rPr>
+          <w:lang w:val="en-US"/>
+        </w:rPr>
+      </w:pPr>
+      <w:r>
+        <w:rPr>
+          <w:lang w:val="en-US"/>
+        </w:rPr>
+        <w:t>DELETE</w:t>
+      </w:r>
+      <w:r>
+        <w:rPr>
+          <w:lang w:val="en-US"/>
+        </w:rPr>
+        <w:t xml:space="preserve"> (??DETACH??)</w:t>
+      </w:r>
+      <w:r>
+        <w:rPr>
+          <w:lang w:val="en-US"/>
+        </w:rPr>
+        <w:t xml:space="preserve"> </w:t>
+      </w:r>
+      <w:r>
+        <w:rPr>
+          <w:lang w:val="en-US"/>
+        </w:rPr>
+        <w:t>a</w:t>
+      </w:r>
+    </w:p>
+    <w:p>
+      <w:pPr>
+        <w:pStyle w:val="ListParagraph"/>
+        <w:rPr>
+          <w:lang w:val="en-US"/>
+        </w:rPr>
+      </w:pPr>
+    </w:p>
+    <w:p>
+      <w:pPr>
+        <w:pStyle w:val="ListParagraph"/>
+        <w:rPr>
+          <w:lang w:val="en-US"/>
+        </w:rPr>
+      </w:pPr>
+    </w:p>
+    <w:p>
+      <w:pPr>
+        <w:pStyle w:val="ListParagraph"/>
+        <w:numPr>
+          <w:ilvl w:val="0"/>
+          <w:numId w:val="3"/>
+        </w:numPr>
+        <w:rPr>
+          <w:lang w:val="en-US"/>
+        </w:rPr>
+      </w:pPr>
+      <w:r>
+        <w:rPr>
+          <w:lang w:val="en-US"/>
+        </w:rPr>
+        <w:t>CREATE one book with all the attributes correlated</w:t>
+      </w:r>
+    </w:p>
+    <w:p>
+      <w:pPr>
+        <w:ind w:left="708"/>
+        <w:rPr>
+          <w:lang w:val="en-US"/>
+        </w:rPr>
+      </w:pPr>
+      <w:r>
+        <w:rPr>
+          <w:lang w:val="en-US"/>
+        </w:rPr>
+        <w:t>CREATE (b:Book {</w:t>
+      </w:r>
+      <w:r>
+        <w:rPr>
+          <w:lang w:val="en-US"/>
+        </w:rPr>
+        <w:t xml:space="preserve"> </w:t>
+      </w:r>
+      <w:r>
+        <w:rPr>
+          <w:lang w:val="en-US"/>
+        </w:rPr>
+        <w:t xml:space="preserve">date: </w:t>
+      </w:r>
+      <w:r>
+        <w:rPr>
+          <w:lang w:val="en-US"/>
+        </w:rPr>
+        <w:t>“</w:t>
+      </w:r>
+      <w:r>
+        <w:rPr>
+          <w:lang w:val="en-US"/>
+        </w:rPr>
+        <w:t>15/10/</w:t>
+      </w:r>
+      <w:r>
+        <w:rPr>
+          <w:lang w:val="en-US"/>
+        </w:rPr>
+        <w:t>1988”</w:t>
+      </w:r>
+      <w:r>
+        <w:rPr>
+          <w:lang w:val="en-US"/>
+        </w:rPr>
+        <w:t xml:space="preserve"> , key: “</w:t>
+      </w:r>
+      <w:r>
+        <w:rPr>
+          <w:lang w:val="en-US"/>
+        </w:rPr>
+        <w:t>reference/</w:t>
+      </w:r>
+      <w:r>
+        <w:rPr>
+          <w:lang w:val="en-US"/>
+        </w:rPr>
+        <w:t>sh</w:t>
+      </w:r>
+      <w:r>
+        <w:rPr>
+          <w:lang w:val="en-US"/>
+        </w:rPr>
+        <w:t>bo</w:t>
+      </w:r>
+      <w:r>
+        <w:rPr>
+          <w:lang w:val="en-US"/>
+        </w:rPr>
+        <w:t>/</w:t>
+      </w:r>
+      <w:r>
+        <w:rPr>
+          <w:lang w:val="en-US"/>
+        </w:rPr>
+        <w:t>1988</w:t>
+      </w:r>
+      <w:r>
+        <w:rPr>
+          <w:lang w:val="en-US"/>
+        </w:rPr>
+        <w:t xml:space="preserve">” , </w:t>
+      </w:r>
+      <w:r>
+        <w:rPr>
+          <w:lang w:val="en-US"/>
+        </w:rPr>
+        <w:t>author : “</w:t>
+      </w:r>
+      <w:r>
+        <w:rPr>
+          <w:lang w:val="en-US"/>
+        </w:rPr>
+        <w:t>Stephen Hawking</w:t>
+      </w:r>
+      <w:r>
+        <w:rPr>
+          <w:lang w:val="en-US"/>
+        </w:rPr>
+        <w:t>”</w:t>
+      </w:r>
+      <w:r>
+        <w:rPr>
+          <w:lang w:val="en-US"/>
+        </w:rPr>
+        <w:t xml:space="preserve"> ,</w:t>
+      </w:r>
+      <w:r>
+        <w:rPr>
+          <w:lang w:val="en-US"/>
+        </w:rPr>
+        <w:t xml:space="preserve"> title</w:t>
+      </w:r>
+      <w:r>
+        <w:rPr>
+          <w:lang w:val="en-US"/>
+        </w:rPr>
+        <w:t xml:space="preserve"> : “</w:t>
+      </w:r>
+      <w:r>
+        <w:rPr>
+          <w:lang w:val="en-US"/>
+        </w:rPr>
+        <w:t>From big bang to black holes” , publisher : “</w:t>
+      </w:r>
+      <w:r>
+        <w:rPr>
+          <w:lang w:val="en-US"/>
+        </w:rPr>
+        <w:t>Rizzoli”,</w:t>
+      </w:r>
+      <w:r>
+        <w:rPr>
+          <w:lang w:val="en-US"/>
+        </w:rPr>
+        <w:t xml:space="preserve"> year:”1988”, </w:t>
+      </w:r>
+      <w:r>
+        <w:rPr>
+          <w:lang w:val="en-US"/>
+        </w:rPr>
+        <w:t>isbn : “</w:t>
+      </w:r>
+      <w:r>
+        <w:rPr>
+          <w:lang w:val="en-US"/>
+        </w:rPr>
+        <w:t>978-8-817-7975-4</w:t>
+      </w:r>
+      <w:r>
+        <w:rPr>
+          <w:lang w:val="en-US"/>
+        </w:rPr>
+        <w:t>”</w:t>
+      </w:r>
+      <w:r>
+        <w:rPr>
+          <w:lang w:val="en-US"/>
+        </w:rPr>
+        <w:t xml:space="preserve"> , editor : “</w:t>
+      </w:r>
+      <w:r>
+        <w:rPr>
+          <w:lang w:val="en-US"/>
+        </w:rPr>
+        <w:t>”</w:t>
+      </w:r>
+      <w:r>
+        <w:rPr>
+          <w:lang w:val="en-US"/>
+        </w:rPr>
+        <w:t xml:space="preserve"> </w:t>
+      </w:r>
+      <w:r>
+        <w:rPr>
+          <w:lang w:val="en-US"/>
+        </w:rPr>
+        <w:t xml:space="preserve"> }</w:t>
+      </w:r>
+      <w:r>
+        <w:rPr>
+          <w:lang w:val="en-US"/>
+        </w:rPr>
+        <w:t>)</w:t>
+      </w:r>
+    </w:p>
+    <w:p>
+      <w:pPr>
+        <w:rPr>
+          <w:lang w:val="en-US"/>
+        </w:rPr>
+      </w:pPr>
+    </w:p>
+    <w:p>
+      <w:pPr>
+        <w:pStyle w:val="ListParagraph"/>
+        <w:numPr>
+          <w:ilvl w:val="0"/>
+          <w:numId w:val="3"/>
+        </w:numPr>
+        <w:rPr>
+          <w:lang w:val="en-US"/>
+        </w:rPr>
+      </w:pPr>
+    </w:p>
+    <w:p>
+      <w:pPr>
+        <w:tabs>
+          <w:tab w:val="left" w:pos="1296"/>
+        </w:tabs>
+        <w:rPr>
+          <w:lang w:val="en-US"/>
+        </w:rPr>
+      </w:pPr>
+    </w:p>
+    <w:p>
+      <w:pPr>
+        <w:rPr>
+          <w:lang w:val="en-US"/>
+        </w:rPr>
+      </w:pPr>
+    </w:p>
+    <w:p>
+      <w:pPr>
+        <w:rPr>
+          <w:lang w:val="en-US"/>
+        </w:rPr>
+      </w:pPr>
+    </w:p>
+    <w:p>
+      <w:pPr>
+        <w:rPr>
+          <w:lang w:val="en-US"/>
+        </w:rPr>
+      </w:pPr>
+    </w:p>
+    <w:p>
+      <w:pPr>
+        <w:rPr>
+          <w:lang w:val="en-US"/>
+        </w:rPr>
+      </w:pPr>
+    </w:p>
+    <w:p>
+      <w:pPr>
+        <w:rPr>
+          <w:lang w:val="en-US"/>
+        </w:rPr>
+      </w:pPr>
+    </w:p>
+    <w:p>
+      <w:pPr>
+        <w:rPr>
+          <w:lang w:val="en-US"/>
+        </w:rPr>
+      </w:pPr>
+    </w:p>
+    <w:p>
+      <w:pPr>
+        <w:rPr>
+          <w:lang w:val="en-US"/>
+        </w:rPr>
+      </w:pPr>
+    </w:p>
+    <w:p>
+      <w:pPr>
+        <w:rPr>
+          <w:lang w:val="en-US"/>
+        </w:rPr>
+      </w:pPr>
+    </w:p>
+    <w:p>
+      <w:pPr>
+        <w:rPr>
+          <w:lang w:val="en-US"/>
+        </w:rPr>
+      </w:pPr>
+    </w:p>
     <w:sectPr>
       <w:pgSz w:w="11906" w:h="16838"/>
       <w:pgMar w:top="1440" w:right="1440" w:bottom="1440" w:left="1440" w:header="720" w:footer="720" w:gutter="0"/>
@@ -206,6 +1237,70 @@
 </w:document>
 </file>
 
+<file path=word/endnotes.xml><?xml version="1.0" encoding="utf-8"?>
+<w:endnotes xmlns:wpc="http://schemas.microsoft.com/office/word/2010/wordprocessingCanvas" xmlns:cx="http://schemas.microsoft.com/office/drawing/2014/chartex" xmlns:cx1="http://schemas.microsoft.com/office/drawing/2015/9/8/chartex" xmlns:cx2="http://schemas.microsoft.com/office/drawing/2015/10/21/chartex" xmlns:cx3="http://schemas.microsoft.com/office/drawing/2016/5/9/chartex" xmlns:cx4="http://schemas.microsoft.com/office/drawing/2016/5/10/chartex" xmlns:cx5="http://schemas.microsoft.com/office/drawing/2016/5/11/chartex" xmlns:cx6="http://schemas.microsoft.com/office/drawing/2016/5/12/chartex" xmlns:cx7="http://schemas.microsoft.com/office/drawing/2016/5/13/chartex" xmlns:cx8="http://schemas.microsoft.com/office/drawing/2016/5/14/chartex" xmlns:mc="http://schemas.openxmlformats.org/markup-compatibility/2006" xmlns:aink="http://schemas.microsoft.com/office/drawing/2016/ink" xmlns:am3d="http://schemas.microsoft.com/office/drawing/2017/model3d" xmlns:o="urn:schemas-microsoft-com:office:office" xmlns:oel="http://schemas.microsoft.com/office/2019/extlst" xmlns:r="http://schemas.openxmlformats.org/officeDocument/2006/relationships" xmlns:m="http://schemas.openxmlformats.org/officeDocument/2006/math" xmlns:v="urn:schemas-microsoft-com:vml" xmlns:wp14="http://schemas.microsoft.com/office/word/2010/wordprocessingDrawing" xmlns:wp="http://schemas.openxmlformats.org/drawingml/2006/wordprocessingDrawing" xmlns:w10="urn:schemas-microsoft-com:office:word" xmlns:w="http://schemas.openxmlformats.org/wordprocessingml/2006/main" xmlns:w14="http://schemas.microsoft.com/office/word/2010/wordml" xmlns:w15="http://schemas.microsoft.com/office/word/2012/wordml" xmlns:w16cex="http://schemas.microsoft.com/office/word/2018/wordml/cex" xmlns:w16cid="http://schemas.microsoft.com/office/word/2016/wordml/cid" xmlns:w16="http://schemas.microsoft.com/office/word/2018/wordml" xmlns:w16sdtdh="http://schemas.microsoft.com/office/word/2020/wordml/sdtdatahash" xmlns:w16se="http://schemas.microsoft.com/office/word/2015/wordml/symex" xmlns:wpg="http://schemas.microsoft.com/office/word/2010/wordprocessingGroup" xmlns:wpi="http://schemas.microsoft.com/office/word/2010/wordprocessingInk" xmlns:wne="http://schemas.microsoft.com/office/word/2006/wordml" xmlns:wps="http://schemas.microsoft.com/office/word/2010/wordprocessingShape" mc:Ignorable="w14 w15 w16se w16cid w16 w16cex w16sdtdh wp14">
+  <w:endnote w:type="separator" w:id="-1">
+    <w:p>
+      <w:pPr>
+        <w:spacing w:after="0" w:line="240" w:lineRule="auto"/>
+      </w:pPr>
+      <w:r>
+        <w:separator/>
+      </w:r>
+    </w:p>
+  </w:endnote>
+  <w:endnote w:type="continuationSeparator" w:id="0">
+    <w:p>
+      <w:pPr>
+        <w:spacing w:after="0" w:line="240" w:lineRule="auto"/>
+      </w:pPr>
+      <w:r>
+        <w:continuationSeparator/>
+      </w:r>
+    </w:p>
+  </w:endnote>
+  <w:endnote w:type="continuationNotice" w:id="1">
+    <w:p>
+      <w:pPr>
+        <w:spacing w:after="0" w:line="240" w:lineRule="auto"/>
+      </w:pPr>
+    </w:p>
+  </w:endnote>
+</w:endnotes>
+</file>
+
+<file path=word/footnotes.xml><?xml version="1.0" encoding="utf-8"?>
+<w:footnotes xmlns:wpc="http://schemas.microsoft.com/office/word/2010/wordprocessingCanvas" xmlns:cx="http://schemas.microsoft.com/office/drawing/2014/chartex" xmlns:cx1="http://schemas.microsoft.com/office/drawing/2015/9/8/chartex" xmlns:cx2="http://schemas.microsoft.com/office/drawing/2015/10/21/chartex" xmlns:cx3="http://schemas.microsoft.com/office/drawing/2016/5/9/chartex" xmlns:cx4="http://schemas.microsoft.com/office/drawing/2016/5/10/chartex" xmlns:cx5="http://schemas.microsoft.com/office/drawing/2016/5/11/chartex" xmlns:cx6="http://schemas.microsoft.com/office/drawing/2016/5/12/chartex" xmlns:cx7="http://schemas.microsoft.com/office/drawing/2016/5/13/chartex" xmlns:cx8="http://schemas.microsoft.com/office/drawing/2016/5/14/chartex" xmlns:mc="http://schemas.openxmlformats.org/markup-compatibility/2006" xmlns:aink="http://schemas.microsoft.com/office/drawing/2016/ink" xmlns:am3d="http://schemas.microsoft.com/office/drawing/2017/model3d" xmlns:o="urn:schemas-microsoft-com:office:office" xmlns:oel="http://schemas.microsoft.com/office/2019/extlst" xmlns:r="http://schemas.openxmlformats.org/officeDocument/2006/relationships" xmlns:m="http://schemas.openxmlformats.org/officeDocument/2006/math" xmlns:v="urn:schemas-microsoft-com:vml" xmlns:wp14="http://schemas.microsoft.com/office/word/2010/wordprocessingDrawing" xmlns:wp="http://schemas.openxmlformats.org/drawingml/2006/wordprocessingDrawing" xmlns:w10="urn:schemas-microsoft-com:office:word" xmlns:w="http://schemas.openxmlformats.org/wordprocessingml/2006/main" xmlns:w14="http://schemas.microsoft.com/office/word/2010/wordml" xmlns:w15="http://schemas.microsoft.com/office/word/2012/wordml" xmlns:w16cex="http://schemas.microsoft.com/office/word/2018/wordml/cex" xmlns:w16cid="http://schemas.microsoft.com/office/word/2016/wordml/cid" xmlns:w16="http://schemas.microsoft.com/office/word/2018/wordml" xmlns:w16sdtdh="http://schemas.microsoft.com/office/word/2020/wordml/sdtdatahash" xmlns:w16se="http://schemas.microsoft.com/office/word/2015/wordml/symex" xmlns:wpg="http://schemas.microsoft.com/office/word/2010/wordprocessingGroup" xmlns:wpi="http://schemas.microsoft.com/office/word/2010/wordprocessingInk" xmlns:wne="http://schemas.microsoft.com/office/word/2006/wordml" xmlns:wps="http://schemas.microsoft.com/office/word/2010/wordprocessingShape" mc:Ignorable="w14 w15 w16se w16cid w16 w16cex w16sdtdh wp14">
+  <w:footnote w:type="separator" w:id="-1">
+    <w:p>
+      <w:pPr>
+        <w:spacing w:after="0" w:line="240" w:lineRule="auto"/>
+      </w:pPr>
+      <w:r>
+        <w:separator/>
+      </w:r>
+    </w:p>
+  </w:footnote>
+  <w:footnote w:type="continuationSeparator" w:id="0">
+    <w:p>
+      <w:pPr>
+        <w:spacing w:after="0" w:line="240" w:lineRule="auto"/>
+      </w:pPr>
+      <w:r>
+        <w:continuationSeparator/>
+      </w:r>
+    </w:p>
+  </w:footnote>
+  <w:footnote w:type="continuationNotice" w:id="1">
+    <w:p>
+      <w:pPr>
+        <w:spacing w:after="0" w:line="240" w:lineRule="auto"/>
+      </w:pPr>
+    </w:p>
+  </w:footnote>
+</w:footnotes>
+</file>
+
 <file path=word/numbering.xml><?xml version="1.0" encoding="utf-8"?>
 <w:numbering xmlns:wpc="http://schemas.microsoft.com/office/word/2010/wordprocessingCanvas" xmlns:cx="http://schemas.microsoft.com/office/drawing/2014/chartex" xmlns:cx1="http://schemas.microsoft.com/office/drawing/2015/9/8/chartex" xmlns:cx2="http://schemas.microsoft.com/office/drawing/2015/10/21/chartex" xmlns:cx3="http://schemas.microsoft.com/office/drawing/2016/5/9/chartex" xmlns:cx4="http://schemas.microsoft.com/office/drawing/2016/5/10/chartex" xmlns:cx5="http://schemas.microsoft.com/office/drawing/2016/5/11/chartex" xmlns:cx6="http://schemas.microsoft.com/office/drawing/2016/5/12/chartex" xmlns:cx7="http://schemas.microsoft.com/office/drawing/2016/5/13/chartex" xmlns:cx8="http://schemas.microsoft.com/office/drawing/2016/5/14/chartex" xmlns:mc="http://schemas.openxmlformats.org/markup-compatibility/2006" xmlns:aink="http://schemas.microsoft.com/office/drawing/2016/ink" xmlns:am3d="http://schemas.microsoft.com/office/drawing/2017/model3d" xmlns:o="urn:schemas-microsoft-com:office:office" xmlns:oel="http://schemas.microsoft.com/office/2019/extlst" xmlns:r="http://schemas.openxmlformats.org/officeDocument/2006/relationships" xmlns:m="http://schemas.openxmlformats.org/officeDocument/2006/math" xmlns:v="urn:schemas-microsoft-com:vml" xmlns:wp14="http://schemas.microsoft.com/office/word/2010/wordprocessingDrawing" xmlns:wp="http://schemas.openxmlformats.org/drawingml/2006/wordprocessingDrawing" xmlns:w10="urn:schemas-microsoft-com:office:word" xmlns:w="http://schemas.openxmlformats.org/wordprocessingml/2006/main" xmlns:w14="http://schemas.microsoft.com/office/word/2010/wordml" xmlns:w15="http://schemas.microsoft.com/office/word/2012/wordml" xmlns:w16cex="http://schemas.microsoft.com/office/word/2018/wordml/cex" xmlns:w16cid="http://schemas.microsoft.com/office/word/2016/wordml/cid" xmlns:w16="http://schemas.microsoft.com/office/word/2018/wordml" xmlns:w16sdtdh="http://schemas.microsoft.com/office/word/2020/wordml/sdtdatahash" xmlns:w16se="http://schemas.microsoft.com/office/word/2015/wordml/symex" xmlns:wpg="http://schemas.microsoft.com/office/word/2010/wordprocessingGroup" xmlns:wpi="http://schemas.microsoft.com/office/word/2010/wordprocessingInk" xmlns:wne="http://schemas.microsoft.com/office/word/2006/wordml" xmlns:wps="http://schemas.microsoft.com/office/word/2010/wordprocessingShape" mc:Ignorable="w14 w15 w16se w16cid w16 w16cex w16sdtdh wp14">
   <w:abstractNum w:abstractNumId="0" w15:restartNumberingAfterBreak="0">
@@ -321,8 +1416,240 @@
       </w:rPr>
     </w:lvl>
   </w:abstractNum>
-  <w:num w:numId="1" w16cid:durableId="1945961297">
+  <w:abstractNum w:abstractNumId="1" w15:restartNumberingAfterBreak="0">
+    <w:nsid w:val="529435E2"/>
+    <w:multiLevelType w:val="hybridMultilevel"/>
+    <w:tmpl w:val="D8EEC86C"/>
+    <w:lvl w:ilvl="0" w:tplc="04100005">
+      <w:start w:val="1"/>
+      <w:numFmt w:val="bullet"/>
+      <w:lvlText w:val=""/>
+      <w:lvlJc w:val="left"/>
+      <w:pPr>
+        <w:ind w:left="720" w:hanging="360"/>
+      </w:pPr>
+      <w:rPr>
+        <w:rFonts w:ascii="Wingdings" w:hAnsi="Wingdings" w:hint="default"/>
+      </w:rPr>
+    </w:lvl>
+    <w:lvl w:ilvl="1" w:tplc="04100003" w:tentative="1">
+      <w:start w:val="1"/>
+      <w:numFmt w:val="bullet"/>
+      <w:lvlText w:val="o"/>
+      <w:lvlJc w:val="left"/>
+      <w:pPr>
+        <w:ind w:left="1440" w:hanging="360"/>
+      </w:pPr>
+      <w:rPr>
+        <w:rFonts w:ascii="Courier New" w:hAnsi="Courier New" w:cs="Courier New" w:hint="default"/>
+      </w:rPr>
+    </w:lvl>
+    <w:lvl w:ilvl="2" w:tplc="04100005" w:tentative="1">
+      <w:start w:val="1"/>
+      <w:numFmt w:val="bullet"/>
+      <w:lvlText w:val=""/>
+      <w:lvlJc w:val="left"/>
+      <w:pPr>
+        <w:ind w:left="2160" w:hanging="360"/>
+      </w:pPr>
+      <w:rPr>
+        <w:rFonts w:ascii="Wingdings" w:hAnsi="Wingdings" w:hint="default"/>
+      </w:rPr>
+    </w:lvl>
+    <w:lvl w:ilvl="3" w:tplc="04100001" w:tentative="1">
+      <w:start w:val="1"/>
+      <w:numFmt w:val="bullet"/>
+      <w:lvlText w:val=""/>
+      <w:lvlJc w:val="left"/>
+      <w:pPr>
+        <w:ind w:left="2880" w:hanging="360"/>
+      </w:pPr>
+      <w:rPr>
+        <w:rFonts w:ascii="Symbol" w:hAnsi="Symbol" w:hint="default"/>
+      </w:rPr>
+    </w:lvl>
+    <w:lvl w:ilvl="4" w:tplc="04100003" w:tentative="1">
+      <w:start w:val="1"/>
+      <w:numFmt w:val="bullet"/>
+      <w:lvlText w:val="o"/>
+      <w:lvlJc w:val="left"/>
+      <w:pPr>
+        <w:ind w:left="3600" w:hanging="360"/>
+      </w:pPr>
+      <w:rPr>
+        <w:rFonts w:ascii="Courier New" w:hAnsi="Courier New" w:cs="Courier New" w:hint="default"/>
+      </w:rPr>
+    </w:lvl>
+    <w:lvl w:ilvl="5" w:tplc="04100005" w:tentative="1">
+      <w:start w:val="1"/>
+      <w:numFmt w:val="bullet"/>
+      <w:lvlText w:val=""/>
+      <w:lvlJc w:val="left"/>
+      <w:pPr>
+        <w:ind w:left="4320" w:hanging="360"/>
+      </w:pPr>
+      <w:rPr>
+        <w:rFonts w:ascii="Wingdings" w:hAnsi="Wingdings" w:hint="default"/>
+      </w:rPr>
+    </w:lvl>
+    <w:lvl w:ilvl="6" w:tplc="04100001" w:tentative="1">
+      <w:start w:val="1"/>
+      <w:numFmt w:val="bullet"/>
+      <w:lvlText w:val=""/>
+      <w:lvlJc w:val="left"/>
+      <w:pPr>
+        <w:ind w:left="5040" w:hanging="360"/>
+      </w:pPr>
+      <w:rPr>
+        <w:rFonts w:ascii="Symbol" w:hAnsi="Symbol" w:hint="default"/>
+      </w:rPr>
+    </w:lvl>
+    <w:lvl w:ilvl="7" w:tplc="04100003" w:tentative="1">
+      <w:start w:val="1"/>
+      <w:numFmt w:val="bullet"/>
+      <w:lvlText w:val="o"/>
+      <w:lvlJc w:val="left"/>
+      <w:pPr>
+        <w:ind w:left="5760" w:hanging="360"/>
+      </w:pPr>
+      <w:rPr>
+        <w:rFonts w:ascii="Courier New" w:hAnsi="Courier New" w:cs="Courier New" w:hint="default"/>
+      </w:rPr>
+    </w:lvl>
+    <w:lvl w:ilvl="8" w:tplc="04100005" w:tentative="1">
+      <w:start w:val="1"/>
+      <w:numFmt w:val="bullet"/>
+      <w:lvlText w:val=""/>
+      <w:lvlJc w:val="left"/>
+      <w:pPr>
+        <w:ind w:left="6480" w:hanging="360"/>
+      </w:pPr>
+      <w:rPr>
+        <w:rFonts w:ascii="Wingdings" w:hAnsi="Wingdings" w:hint="default"/>
+      </w:rPr>
+    </w:lvl>
+  </w:abstractNum>
+  <w:abstractNum w:abstractNumId="2" w15:restartNumberingAfterBreak="0">
+    <w:nsid w:val="6DEFE0D1"/>
+    <w:multiLevelType w:val="hybridMultilevel"/>
+    <w:tmpl w:val="DB32896E"/>
+    <w:lvl w:ilvl="0" w:tplc="D4FE8A84">
+      <w:start w:val="1"/>
+      <w:numFmt w:val="bullet"/>
+      <w:lvlText w:val="·"/>
+      <w:lvlJc w:val="left"/>
+      <w:pPr>
+        <w:ind w:left="720" w:hanging="360"/>
+      </w:pPr>
+      <w:rPr>
+        <w:rFonts w:ascii="Symbol" w:hAnsi="Symbol" w:hint="default"/>
+      </w:rPr>
+    </w:lvl>
+    <w:lvl w:ilvl="1" w:tplc="954AC86E">
+      <w:start w:val="1"/>
+      <w:numFmt w:val="bullet"/>
+      <w:lvlText w:val="o"/>
+      <w:lvlJc w:val="left"/>
+      <w:pPr>
+        <w:ind w:left="1440" w:hanging="360"/>
+      </w:pPr>
+      <w:rPr>
+        <w:rFonts w:ascii="Courier New" w:hAnsi="Courier New" w:hint="default"/>
+      </w:rPr>
+    </w:lvl>
+    <w:lvl w:ilvl="2" w:tplc="AA0891E2">
+      <w:start w:val="1"/>
+      <w:numFmt w:val="bullet"/>
+      <w:lvlText w:val=""/>
+      <w:lvlJc w:val="left"/>
+      <w:pPr>
+        <w:ind w:left="2160" w:hanging="360"/>
+      </w:pPr>
+      <w:rPr>
+        <w:rFonts w:ascii="Wingdings" w:hAnsi="Wingdings" w:hint="default"/>
+      </w:rPr>
+    </w:lvl>
+    <w:lvl w:ilvl="3" w:tplc="3516D452">
+      <w:start w:val="1"/>
+      <w:numFmt w:val="bullet"/>
+      <w:lvlText w:val=""/>
+      <w:lvlJc w:val="left"/>
+      <w:pPr>
+        <w:ind w:left="2880" w:hanging="360"/>
+      </w:pPr>
+      <w:rPr>
+        <w:rFonts w:ascii="Symbol" w:hAnsi="Symbol" w:hint="default"/>
+      </w:rPr>
+    </w:lvl>
+    <w:lvl w:ilvl="4" w:tplc="0CF69C52">
+      <w:start w:val="1"/>
+      <w:numFmt w:val="bullet"/>
+      <w:lvlText w:val="o"/>
+      <w:lvlJc w:val="left"/>
+      <w:pPr>
+        <w:ind w:left="3600" w:hanging="360"/>
+      </w:pPr>
+      <w:rPr>
+        <w:rFonts w:ascii="Courier New" w:hAnsi="Courier New" w:hint="default"/>
+      </w:rPr>
+    </w:lvl>
+    <w:lvl w:ilvl="5" w:tplc="79D666AC">
+      <w:start w:val="1"/>
+      <w:numFmt w:val="bullet"/>
+      <w:lvlText w:val=""/>
+      <w:lvlJc w:val="left"/>
+      <w:pPr>
+        <w:ind w:left="4320" w:hanging="360"/>
+      </w:pPr>
+      <w:rPr>
+        <w:rFonts w:ascii="Wingdings" w:hAnsi="Wingdings" w:hint="default"/>
+      </w:rPr>
+    </w:lvl>
+    <w:lvl w:ilvl="6" w:tplc="6414D5C0">
+      <w:start w:val="1"/>
+      <w:numFmt w:val="bullet"/>
+      <w:lvlText w:val=""/>
+      <w:lvlJc w:val="left"/>
+      <w:pPr>
+        <w:ind w:left="5040" w:hanging="360"/>
+      </w:pPr>
+      <w:rPr>
+        <w:rFonts w:ascii="Symbol" w:hAnsi="Symbol" w:hint="default"/>
+      </w:rPr>
+    </w:lvl>
+    <w:lvl w:ilvl="7" w:tplc="B2A260A2">
+      <w:start w:val="1"/>
+      <w:numFmt w:val="bullet"/>
+      <w:lvlText w:val="o"/>
+      <w:lvlJc w:val="left"/>
+      <w:pPr>
+        <w:ind w:left="5760" w:hanging="360"/>
+      </w:pPr>
+      <w:rPr>
+        <w:rFonts w:ascii="Courier New" w:hAnsi="Courier New" w:hint="default"/>
+      </w:rPr>
+    </w:lvl>
+    <w:lvl w:ilvl="8" w:tplc="B42C9BBE">
+      <w:start w:val="1"/>
+      <w:numFmt w:val="bullet"/>
+      <w:lvlText w:val=""/>
+      <w:lvlJc w:val="left"/>
+      <w:pPr>
+        <w:ind w:left="6480" w:hanging="360"/>
+      </w:pPr>
+      <w:rPr>
+        <w:rFonts w:ascii="Wingdings" w:hAnsi="Wingdings" w:hint="default"/>
+      </w:rPr>
+    </w:lvl>
+  </w:abstractNum>
+  <w:num w:numId="1" w16cid:durableId="624240095">
+    <w:abstractNumId w:val="2"/>
+  </w:num>
+  <w:num w:numId="2" w16cid:durableId="1945961297">
     <w:abstractNumId w:val="0"/>
+  </w:num>
+  <w:num w:numId="3" w16cid:durableId="1281456995">
+    <w:abstractNumId w:val="1"/>
   </w:num>
 </w:numbering>
 </file>
@@ -764,6 +2091,50 @@
       <w:contextualSpacing/>
     </w:pPr>
   </w:style>
+  <w:style w:type="paragraph" w:styleId="Header">
+    <w:name w:val="header"/>
+    <w:basedOn w:val="Normal"/>
+    <w:link w:val="HeaderChar"/>
+    <w:uiPriority w:val="99"/>
+    <w:unhideWhenUsed/>
+    <w:rsid w:val="00EB3808"/>
+    <w:pPr>
+      <w:tabs>
+        <w:tab w:val="center" w:pos="4819"/>
+        <w:tab w:val="right" w:pos="9638"/>
+      </w:tabs>
+      <w:spacing w:after="0" w:line="240" w:lineRule="auto"/>
+    </w:pPr>
+  </w:style>
+  <w:style w:type="character" w:customStyle="1" w:styleId="HeaderChar">
+    <w:name w:val="Header Char"/>
+    <w:basedOn w:val="DefaultParagraphFont"/>
+    <w:link w:val="Header"/>
+    <w:uiPriority w:val="99"/>
+    <w:rsid w:val="00EB3808"/>
+  </w:style>
+  <w:style w:type="paragraph" w:styleId="Footer">
+    <w:name w:val="footer"/>
+    <w:basedOn w:val="Normal"/>
+    <w:link w:val="FooterChar"/>
+    <w:uiPriority w:val="99"/>
+    <w:unhideWhenUsed/>
+    <w:rsid w:val="00EB3808"/>
+    <w:pPr>
+      <w:tabs>
+        <w:tab w:val="center" w:pos="4819"/>
+        <w:tab w:val="right" w:pos="9638"/>
+      </w:tabs>
+      <w:spacing w:after="0" w:line="240" w:lineRule="auto"/>
+    </w:pPr>
+  </w:style>
+  <w:style w:type="character" w:customStyle="1" w:styleId="FooterChar">
+    <w:name w:val="Footer Char"/>
+    <w:basedOn w:val="DefaultParagraphFont"/>
+    <w:link w:val="Footer"/>
+    <w:uiPriority w:val="99"/>
+    <w:rsid w:val="00EB3808"/>
+  </w:style>
 </w:styles>
 </file>
 

--- a/Neo4j/Queries.docx
+++ b/Neo4j/Queries.docx
@@ -1,9 +1,17 @@
 
 <file path=word/document.xml><?xml version="1.0" encoding="utf-8"?>
-<w:document xmlns:wpc="http://schemas.microsoft.com/office/word/2010/wordprocessingCanvas" xmlns:cx="http://schemas.microsoft.com/office/drawing/2014/chartex" xmlns:cx1="http://schemas.microsoft.com/office/drawing/2015/9/8/chartex" xmlns:cx2="http://schemas.microsoft.com/office/drawing/2015/10/21/chartex" xmlns:cx3="http://schemas.microsoft.com/office/drawing/2016/5/9/chartex" xmlns:cx4="http://schemas.microsoft.com/office/drawing/2016/5/10/chartex" xmlns:cx5="http://schemas.microsoft.com/office/drawing/2016/5/11/chartex" xmlns:cx6="http://schemas.microsoft.com/office/drawing/2016/5/12/chartex" xmlns:cx7="http://schemas.microsoft.com/office/drawing/2016/5/13/chartex" xmlns:cx8="http://schemas.microsoft.com/office/drawing/2016/5/14/chartex" xmlns:mc="http://schemas.openxmlformats.org/markup-compatibility/2006" xmlns:aink="http://schemas.microsoft.com/office/drawing/2016/ink" xmlns:am3d="http://schemas.microsoft.com/office/drawing/2017/model3d" xmlns:o="urn:schemas-microsoft-com:office:office" xmlns:oel="http://schemas.microsoft.com/office/2019/extlst" xmlns:r="http://schemas.openxmlformats.org/officeDocument/2006/relationships" xmlns:m="http://schemas.openxmlformats.org/officeDocument/2006/math" xmlns:v="urn:schemas-microsoft-com:vml" xmlns:wp14="http://schemas.microsoft.com/office/word/2010/wordprocessingDrawing" xmlns:wp="http://schemas.openxmlformats.org/drawingml/2006/wordprocessingDrawing" xmlns:w10="urn:schemas-microsoft-com:office:word" xmlns:w="http://schemas.openxmlformats.org/wordprocessingml/2006/main" xmlns:w14="http://schemas.microsoft.com/office/word/2010/wordml" xmlns:w15="http://schemas.microsoft.com/office/word/2012/wordml" xmlns:w16cex="http://schemas.microsoft.com/office/word/2018/wordml/cex" xmlns:w16cid="http://schemas.microsoft.com/office/word/2016/wordml/cid" xmlns:w16="http://schemas.microsoft.com/office/word/2018/wordml" xmlns:w16sdtdh="http://schemas.microsoft.com/office/word/2020/wordml/sdtdatahash" xmlns:w16se="http://schemas.microsoft.com/office/word/2015/wordml/symex" xmlns:wpg="http://schemas.microsoft.com/office/word/2010/wordprocessingGroup" xmlns:wpi="http://schemas.microsoft.com/office/word/2010/wordprocessingInk" xmlns:wne="http://schemas.microsoft.com/office/word/2006/wordml" xmlns:wps="http://schemas.microsoft.com/office/word/2010/wordprocessingShape" mc:Ignorable="w14 w15 w16se w16cid w16 w16cex w16sdtdh wp14">
+<w:document xmlns:wpc="http://schemas.microsoft.com/office/word/2010/wordprocessingCanvas" xmlns:cx="http://schemas.microsoft.com/office/drawing/2014/chartex" xmlns:cx1="http://schemas.microsoft.com/office/drawing/2015/9/8/chartex" xmlns:cx2="http://schemas.microsoft.com/office/drawing/2015/10/21/chartex" xmlns:cx3="http://schemas.microsoft.com/office/drawing/2016/5/9/chartex" xmlns:cx4="http://schemas.microsoft.com/office/drawing/2016/5/10/chartex" xmlns:cx5="http://schemas.microsoft.com/office/drawing/2016/5/11/chartex" xmlns:cx6="http://schemas.microsoft.com/office/drawing/2016/5/12/chartex" xmlns:cx7="http://schemas.microsoft.com/office/drawing/2016/5/13/chartex" xmlns:cx8="http://schemas.microsoft.com/office/drawing/2016/5/14/chartex" xmlns:mc="http://schemas.openxmlformats.org/markup-compatibility/2006" xmlns:aink="http://schemas.microsoft.com/office/drawing/2016/ink" xmlns:am3d="http://schemas.microsoft.com/office/drawing/2017/model3d" xmlns:o="urn:schemas-microsoft-com:office:office" xmlns:oel="http://schemas.microsoft.com/office/2019/extlst" xmlns:r="http://schemas.openxmlformats.org/officeDocument/2006/relationships" xmlns:m="http://schemas.openxmlformats.org/officeDocument/2006/math" xmlns:v="urn:schemas-microsoft-com:vml" xmlns:wp14="http://schemas.microsoft.com/office/word/2010/wordprocessingDrawing" xmlns:wp="http://schemas.openxmlformats.org/drawingml/2006/wordprocessingDrawing" xmlns:w10="urn:schemas-microsoft-com:office:word" xmlns:w="http://schemas.openxmlformats.org/wordprocessingml/2006/main" xmlns:w14="http://schemas.microsoft.com/office/word/2010/wordml" xmlns:w15="http://schemas.microsoft.com/office/word/2012/wordml" xmlns:w16cex="http://schemas.microsoft.com/office/word/2018/wordml/cex" xmlns:w16cid="http://schemas.microsoft.com/office/word/2016/wordml/cid" xmlns:w16="http://schemas.microsoft.com/office/word/2018/wordml" xmlns:w16sdtdh="http://schemas.microsoft.com/office/word/2020/wordml/sdtdatahash" xmlns:w16se="http://schemas.microsoft.com/office/word/2015/wordml/symex" xmlns:wpg="http://schemas.microsoft.com/office/word/2010/wordprocessingGroup" xmlns:wpi="http://schemas.microsoft.com/office/word/2010/wordprocessingInk" xmlns:wne="http://schemas.microsoft.com/office/word/2006/wordml" xmlns:wps="http://schemas.microsoft.com/office/word/2010/wordprocessingShape" xmlns:a="http://schemas.openxmlformats.org/drawingml/2006/main" xmlns:pic="http://schemas.openxmlformats.org/drawingml/2006/picture" xmlns:a14="http://schemas.microsoft.com/office/drawing/2010/main" mc:Ignorable="w14 w15 w16se w16cid w16 w16cex w16sdtdh wp14">
   <w:body>
     <w:p>
-      <w:r>
+      <w:pPr>
+        <w:rPr>
+          <w:b/>
+        </w:rPr>
+      </w:pPr>
+      <w:r>
+        <w:rPr>
+          <w:b/>
+        </w:rPr>
         <w:t>By Rom:</w:t>
       </w:r>
     </w:p>
@@ -39,6 +47,9 @@
       <w:r>
         <w:t>Numero pubblicazioni per anno</w:t>
       </w:r>
+      <w:r>
+        <w:t xml:space="preserve"> </w:t>
+      </w:r>
     </w:p>
     <w:p>
       <w:pPr>
@@ -48,9 +59,35 @@
           <w:numId w:val="2"/>
         </w:numPr>
       </w:pPr>
-      <w:r>
-        <w:t>Percentage of pubblications not cited</w:t>
-      </w:r>
+      <w:proofErr w:type="spellStart"/>
+      <w:r>
+        <w:t>Percentage</w:t>
+      </w:r>
+      <w:proofErr w:type="spellEnd"/>
+      <w:r>
+        <w:t xml:space="preserve"> of </w:t>
+      </w:r>
+      <w:proofErr w:type="spellStart"/>
+      <w:r>
+        <w:t>pubblications</w:t>
+      </w:r>
+      <w:proofErr w:type="spellEnd"/>
+      <w:r>
+        <w:t xml:space="preserve"> </w:t>
+      </w:r>
+      <w:proofErr w:type="spellStart"/>
+      <w:r>
+        <w:t>not</w:t>
+      </w:r>
+      <w:proofErr w:type="spellEnd"/>
+      <w:r>
+        <w:t xml:space="preserve"> </w:t>
+      </w:r>
+      <w:proofErr w:type="spellStart"/>
+      <w:r>
+        <w:t>cited</w:t>
+      </w:r>
+      <w:proofErr w:type="spellEnd"/>
     </w:p>
     <w:p>
       <w:pPr>
@@ -67,13 +104,27 @@
         <w:rPr>
           <w:lang w:val="en-US"/>
         </w:rPr>
-        <w:t>expected citation rates per journal</w:t>
-      </w:r>
-      <w:r>
-        <w:rPr>
-          <w:lang w:val="en-US"/>
-        </w:rPr>
-        <w:t xml:space="preserve"> : Journal Citation Score</w:t>
+        <w:t xml:space="preserve">expected citation rates per </w:t>
+      </w:r>
+      <w:proofErr w:type="gramStart"/>
+      <w:r>
+        <w:rPr>
+          <w:lang w:val="en-US"/>
+        </w:rPr>
+        <w:t>journal</w:t>
+      </w:r>
+      <w:r>
+        <w:rPr>
+          <w:lang w:val="en-US"/>
+        </w:rPr>
+        <w:t xml:space="preserve"> :</w:t>
+      </w:r>
+      <w:proofErr w:type="gramEnd"/>
+      <w:r>
+        <w:rPr>
+          <w:lang w:val="en-US"/>
+        </w:rPr>
+        <w:t xml:space="preserve"> Journal Citation Score</w:t>
       </w:r>
     </w:p>
     <w:p>
@@ -97,8 +148,29 @@
         <w:rPr>
           <w:lang w:val="en-US"/>
         </w:rPr>
-        <w:t>, total mean</w:t>
-      </w:r>
+        <w:t xml:space="preserve">, total </w:t>
+      </w:r>
+      <w:proofErr w:type="gramStart"/>
+      <w:r>
+        <w:rPr>
+          <w:lang w:val="en-US"/>
+        </w:rPr>
+        <w:t>mean</w:t>
+      </w:r>
+      <w:r>
+        <w:rPr>
+          <w:lang w:val="en-US"/>
+        </w:rPr>
+        <w:t xml:space="preserve"> </w:t>
+      </w:r>
+      <w:r>
+        <w:rPr>
+          <w:highlight w:val="yellow"/>
+          <w:lang w:val="en-US"/>
+        </w:rPr>
+        <w:t>???</w:t>
+      </w:r>
+      <w:proofErr w:type="gramEnd"/>
     </w:p>
     <w:p>
       <w:pPr>
@@ -129,11 +201,19 @@
           <w:lang w:val="en-US"/>
         </w:rPr>
       </w:pPr>
-      <w:r>
-        <w:rPr>
-          <w:lang w:val="en-US"/>
-        </w:rPr>
-        <w:t>Pubblication per year 1980 to 2022</w:t>
+      <w:proofErr w:type="spellStart"/>
+      <w:r>
+        <w:rPr>
+          <w:lang w:val="en-US"/>
+        </w:rPr>
+        <w:t>Pubblication</w:t>
+      </w:r>
+      <w:proofErr w:type="spellEnd"/>
+      <w:r>
+        <w:rPr>
+          <w:lang w:val="en-US"/>
+        </w:rPr>
+        <w:t xml:space="preserve"> per year 1980 to 2022</w:t>
       </w:r>
       <w:r>
         <w:rPr>
@@ -189,7 +269,15 @@
         </w:numPr>
       </w:pPr>
       <w:r>
-        <w:t>Da ricordarsi check complexity e</w:t>
+        <w:t xml:space="preserve">Da ricordarsi check </w:t>
+      </w:r>
+      <w:proofErr w:type="spellStart"/>
+      <w:r>
+        <w:t>complexity</w:t>
+      </w:r>
+      <w:proofErr w:type="spellEnd"/>
+      <w:r>
+        <w:t xml:space="preserve"> e</w:t>
       </w:r>
       <w:r>
         <w:t xml:space="preserve"> performance time</w:t>
@@ -201,7 +289,7 @@
       <w:pPr>
         <w:spacing w:line="257" w:lineRule="auto"/>
         <w:rPr>
-          <w:rFonts w:ascii="Calibri" w:eastAsia="Calibri" w:hAnsi="Calibri" w:cs="Calibri"/>
+          <w:rFonts w:ascii="Calibri" w:hAnsi="Calibri" w:eastAsia="Calibri" w:cs="Calibri"/>
           <w:lang w:val="it"/>
         </w:rPr>
       </w:pPr>
@@ -210,15 +298,35 @@
       <w:pPr>
         <w:spacing w:line="257" w:lineRule="auto"/>
         <w:rPr>
-          <w:lang w:val="en-US"/>
-        </w:rPr>
-      </w:pPr>
-      <w:r>
-        <w:rPr>
-          <w:rFonts w:ascii="Calibri" w:eastAsia="Calibri" w:hAnsi="Calibri" w:cs="Calibri"/>
-          <w:lang w:val="en-US"/>
-        </w:rPr>
-        <w:t>By Frenk:</w:t>
+          <w:b/>
+          <w:lang w:val="en-US"/>
+        </w:rPr>
+      </w:pPr>
+      <w:r>
+        <w:rPr>
+          <w:rFonts w:ascii="Calibri" w:hAnsi="Calibri" w:eastAsia="Calibri" w:cs="Calibri"/>
+          <w:b/>
+          <w:lang w:val="en-US"/>
+        </w:rPr>
+        <w:t xml:space="preserve">By </w:t>
+      </w:r>
+      <w:proofErr w:type="spellStart"/>
+      <w:r>
+        <w:rPr>
+          <w:rFonts w:ascii="Calibri" w:hAnsi="Calibri" w:eastAsia="Calibri" w:cs="Calibri"/>
+          <w:b/>
+          <w:lang w:val="en-US"/>
+        </w:rPr>
+        <w:t>Frenk</w:t>
+      </w:r>
+      <w:proofErr w:type="spellEnd"/>
+      <w:r>
+        <w:rPr>
+          <w:rFonts w:ascii="Calibri" w:hAnsi="Calibri" w:eastAsia="Calibri" w:cs="Calibri"/>
+          <w:b/>
+          <w:lang w:val="en-US"/>
+        </w:rPr>
+        <w:t>:</w:t>
       </w:r>
     </w:p>
     <w:p>
@@ -230,7 +338,7 @@
       </w:pPr>
       <w:r>
         <w:rPr>
-          <w:rFonts w:ascii="Calibri" w:eastAsia="Calibri" w:hAnsi="Calibri" w:cs="Calibri"/>
+          <w:rFonts w:ascii="Calibri" w:hAnsi="Calibri" w:eastAsia="Calibri" w:cs="Calibri"/>
           <w:lang w:val="en-US"/>
         </w:rPr>
         <w:t>Creation/Update Queries:</w:t>
@@ -244,41 +352,66 @@
           <w:numId w:val="1"/>
         </w:numPr>
         <w:rPr>
-          <w:rFonts w:ascii="Calibri" w:eastAsia="Calibri" w:hAnsi="Calibri" w:cs="Calibri"/>
-          <w:lang w:val="it"/>
-        </w:rPr>
-      </w:pPr>
-      <w:r>
-        <w:rPr>
-          <w:rFonts w:ascii="Calibri" w:eastAsia="Calibri" w:hAnsi="Calibri" w:cs="Calibri"/>
+          <w:rFonts w:ascii="Calibri" w:hAnsi="Calibri" w:eastAsia="Calibri" w:cs="Calibri"/>
+          <w:lang w:val="it"/>
+        </w:rPr>
+      </w:pPr>
+      <w:r>
+        <w:rPr>
+          <w:rFonts w:ascii="Calibri" w:hAnsi="Calibri" w:eastAsia="Calibri" w:cs="Calibri"/>
           <w:lang w:val="it"/>
         </w:rPr>
         <w:t xml:space="preserve">DELETE di tutti </w:t>
       </w:r>
       <w:r>
         <w:rPr>
-          <w:rFonts w:ascii="Calibri" w:eastAsia="Calibri" w:hAnsi="Calibri" w:cs="Calibri"/>
-          <w:lang w:val="it"/>
-        </w:rPr>
-        <w:t>gli article</w:t>
-      </w:r>
-      <w:r>
-        <w:rPr>
-          <w:rFonts w:ascii="Calibri" w:eastAsia="Calibri" w:hAnsi="Calibri" w:cs="Calibri"/>
-          <w:lang w:val="it"/>
-        </w:rPr>
-        <w:t xml:space="preserve"> con piu di N autori (N=20 ad esempio)</w:t>
-      </w:r>
-      <w:r>
-        <w:rPr>
-          <w:rFonts w:ascii="Calibri" w:eastAsia="Calibri" w:hAnsi="Calibri" w:cs="Calibri"/>
+          <w:rFonts w:ascii="Calibri" w:hAnsi="Calibri" w:eastAsia="Calibri" w:cs="Calibri"/>
+          <w:lang w:val="it"/>
+        </w:rPr>
+        <w:t xml:space="preserve">gli </w:t>
+      </w:r>
+      <w:proofErr w:type="spellStart"/>
+      <w:r>
+        <w:rPr>
+          <w:rFonts w:ascii="Calibri" w:hAnsi="Calibri" w:eastAsia="Calibri" w:cs="Calibri"/>
+          <w:lang w:val="it"/>
+        </w:rPr>
+        <w:t>article</w:t>
+      </w:r>
+      <w:proofErr w:type="spellEnd"/>
+      <w:r>
+        <w:rPr>
+          <w:rFonts w:ascii="Calibri" w:hAnsi="Calibri" w:eastAsia="Calibri" w:cs="Calibri"/>
+          <w:lang w:val="it"/>
+        </w:rPr>
+        <w:t xml:space="preserve"> con </w:t>
+      </w:r>
+      <w:proofErr w:type="spellStart"/>
+      <w:r>
+        <w:rPr>
+          <w:rFonts w:ascii="Calibri" w:hAnsi="Calibri" w:eastAsia="Calibri" w:cs="Calibri"/>
+          <w:lang w:val="it"/>
+        </w:rPr>
+        <w:t>piu</w:t>
+      </w:r>
+      <w:proofErr w:type="spellEnd"/>
+      <w:r>
+        <w:rPr>
+          <w:rFonts w:ascii="Calibri" w:hAnsi="Calibri" w:eastAsia="Calibri" w:cs="Calibri"/>
+          <w:lang w:val="it"/>
+        </w:rPr>
+        <w:t xml:space="preserve"> di N autori (N=20 ad esempio)</w:t>
+      </w:r>
+      <w:r>
+        <w:rPr>
+          <w:rFonts w:ascii="Calibri" w:hAnsi="Calibri" w:eastAsia="Calibri" w:cs="Calibri"/>
           <w:lang w:val="it"/>
         </w:rPr>
         <w:t xml:space="preserve"> </w:t>
       </w:r>
       <w:r>
         <w:rPr>
-          <w:rFonts w:ascii="Calibri" w:eastAsia="Calibri" w:hAnsi="Calibri" w:cs="Calibri"/>
+          <w:rFonts w:ascii="Calibri" w:hAnsi="Calibri" w:eastAsia="Calibri" w:cs="Calibri"/>
           <w:highlight w:val="yellow"/>
           <w:lang w:val="it"/>
         </w:rPr>
@@ -293,13 +426,13 @@
           <w:numId w:val="1"/>
         </w:numPr>
         <w:rPr>
-          <w:rFonts w:ascii="Calibri" w:eastAsia="Calibri" w:hAnsi="Calibri" w:cs="Calibri"/>
-          <w:lang w:val="it"/>
-        </w:rPr>
-      </w:pPr>
-      <w:r>
-        <w:rPr>
-          <w:rFonts w:ascii="Calibri" w:eastAsia="Calibri" w:hAnsi="Calibri" w:cs="Calibri"/>
+          <w:rFonts w:ascii="Calibri" w:hAnsi="Calibri" w:eastAsia="Calibri" w:cs="Calibri"/>
+          <w:lang w:val="it"/>
+        </w:rPr>
+      </w:pPr>
+      <w:r>
+        <w:rPr>
+          <w:rFonts w:ascii="Calibri" w:hAnsi="Calibri" w:eastAsia="Calibri" w:cs="Calibri"/>
           <w:lang w:val="it"/>
         </w:rPr>
         <w:t>Ricerca di due autori con libro in comune (almeno uno) e creazione relazione di coautori tra di loro</w:t>
@@ -311,35 +444,37 @@
       </w:pPr>
       <w:r>
         <w:rPr>
-          <w:rFonts w:ascii="Calibri" w:eastAsia="Calibri" w:hAnsi="Calibri" w:cs="Calibri"/>
+          <w:rFonts w:ascii="Calibri" w:hAnsi="Calibri" w:eastAsia="Calibri" w:cs="Calibri"/>
           <w:lang w:val="it"/>
         </w:rPr>
         <w:t>Ricerca Queries</w:t>
       </w:r>
       <w:r>
         <w:rPr>
-          <w:rFonts w:ascii="Calibri" w:eastAsia="Calibri" w:hAnsi="Calibri" w:cs="Calibri"/>
-          <w:lang w:val="it"/>
-        </w:rPr>
-        <w:t xml:space="preserve"> (con relazioni </w:t>
-      </w:r>
-      <w:r>
-        <w:rPr>
-          <w:rFonts w:ascii="Calibri" w:eastAsia="Calibri" w:hAnsi="Calibri" w:cs="Calibri"/>
-          <w:lang w:val="it"/>
-        </w:rPr>
-        <w:t xml:space="preserve"> </w:t>
-      </w:r>
-      <w:r>
-        <w:rPr>
-          <w:rFonts w:ascii="Calibri" w:eastAsia="Calibri" w:hAnsi="Calibri" w:cs="Calibri"/>
-          <w:lang w:val="it"/>
-        </w:rPr>
-        <w:t>e aggregazioni come count)</w:t>
-      </w:r>
-      <w:r>
-        <w:rPr>
-          <w:rFonts w:ascii="Calibri" w:eastAsia="Calibri" w:hAnsi="Calibri" w:cs="Calibri"/>
+          <w:rFonts w:ascii="Calibri" w:hAnsi="Calibri" w:eastAsia="Calibri" w:cs="Calibri"/>
+          <w:lang w:val="it"/>
+        </w:rPr>
+        <w:t xml:space="preserve"> (con relazioni e aggregazioni come </w:t>
+      </w:r>
+      <w:proofErr w:type="spellStart"/>
+      <w:r>
+        <w:rPr>
+          <w:rFonts w:ascii="Calibri" w:hAnsi="Calibri" w:eastAsia="Calibri" w:cs="Calibri"/>
+          <w:lang w:val="it"/>
+        </w:rPr>
+        <w:t>count</w:t>
+      </w:r>
+      <w:proofErr w:type="spellEnd"/>
+      <w:r>
+        <w:rPr>
+          <w:rFonts w:ascii="Calibri" w:hAnsi="Calibri" w:eastAsia="Calibri" w:cs="Calibri"/>
+          <w:lang w:val="it"/>
+        </w:rPr>
+        <w:t>)</w:t>
+      </w:r>
+      <w:r>
+        <w:rPr>
+          <w:rFonts w:ascii="Calibri" w:hAnsi="Calibri" w:eastAsia="Calibri" w:cs="Calibri"/>
           <w:lang w:val="it"/>
         </w:rPr>
         <w:t>:</w:t>
@@ -353,16 +488,64 @@
           <w:numId w:val="1"/>
         </w:numPr>
         <w:rPr>
-          <w:rFonts w:ascii="Calibri" w:eastAsia="Calibri" w:hAnsi="Calibri" w:cs="Calibri"/>
-          <w:lang w:val="it"/>
-        </w:rPr>
-      </w:pPr>
-      <w:r>
-        <w:rPr>
-          <w:rFonts w:ascii="Calibri" w:eastAsia="Calibri" w:hAnsi="Calibri" w:cs="Calibri"/>
-          <w:lang w:val="it"/>
-        </w:rPr>
-        <w:t>Ricerca di tutte le inproceeding con stesso booktitle (uno specifico) e con meno di 2 autori</w:t>
+          <w:rFonts w:ascii="Calibri" w:hAnsi="Calibri" w:eastAsia="Calibri" w:cs="Calibri"/>
+          <w:lang w:val="it"/>
+        </w:rPr>
+      </w:pPr>
+      <w:r>
+        <w:rPr>
+          <w:rFonts w:ascii="Calibri" w:hAnsi="Calibri" w:eastAsia="Calibri" w:cs="Calibri"/>
+          <w:lang w:val="it"/>
+        </w:rPr>
+        <w:t xml:space="preserve">Ricerca di tutte le </w:t>
+      </w:r>
+      <w:proofErr w:type="spellStart"/>
+      <w:r>
+        <w:rPr>
+          <w:rFonts w:ascii="Calibri" w:hAnsi="Calibri" w:eastAsia="Calibri" w:cs="Calibri"/>
+          <w:lang w:val="it"/>
+        </w:rPr>
+        <w:t>inproceeding</w:t>
+      </w:r>
+      <w:proofErr w:type="spellEnd"/>
+      <w:r>
+        <w:rPr>
+          <w:rFonts w:ascii="Calibri" w:hAnsi="Calibri" w:eastAsia="Calibri" w:cs="Calibri"/>
+          <w:lang w:val="it"/>
+        </w:rPr>
+        <w:t xml:space="preserve"> con stesso </w:t>
+      </w:r>
+      <w:proofErr w:type="spellStart"/>
+      <w:r>
+        <w:rPr>
+          <w:rFonts w:ascii="Calibri" w:hAnsi="Calibri" w:eastAsia="Calibri" w:cs="Calibri"/>
+          <w:lang w:val="it"/>
+        </w:rPr>
+        <w:t>booktitle</w:t>
+      </w:r>
+      <w:proofErr w:type="spellEnd"/>
+      <w:r>
+        <w:rPr>
+          <w:rFonts w:ascii="Calibri" w:hAnsi="Calibri" w:eastAsia="Calibri" w:cs="Calibri"/>
+          <w:lang w:val="it"/>
+        </w:rPr>
+        <w:t xml:space="preserve"> (uno specifico) e con meno di </w:t>
+      </w:r>
+      <w:proofErr w:type="gramStart"/>
+      <w:r>
+        <w:rPr>
+          <w:rFonts w:ascii="Calibri" w:hAnsi="Calibri" w:eastAsia="Calibri" w:cs="Calibri"/>
+          <w:lang w:val="it"/>
+        </w:rPr>
+        <w:t>2</w:t>
+      </w:r>
+      <w:proofErr w:type="gramEnd"/>
+      <w:r>
+        <w:rPr>
+          <w:rFonts w:ascii="Calibri" w:hAnsi="Calibri" w:eastAsia="Calibri" w:cs="Calibri"/>
+          <w:lang w:val="it"/>
+        </w:rPr>
+        <w:t xml:space="preserve"> autori</w:t>
       </w:r>
     </w:p>
     <w:p>
@@ -373,30 +556,62 @@
           <w:numId w:val="1"/>
         </w:numPr>
         <w:rPr>
-          <w:rFonts w:ascii="Calibri" w:eastAsia="Calibri" w:hAnsi="Calibri" w:cs="Calibri"/>
-          <w:lang w:val="it"/>
-        </w:rPr>
-      </w:pPr>
-      <w:r>
-        <w:rPr>
-          <w:rFonts w:ascii="Calibri" w:eastAsia="Calibri" w:hAnsi="Calibri" w:cs="Calibri"/>
-          <w:lang w:val="it"/>
-        </w:rPr>
-        <w:t xml:space="preserve">Ricerca di tutti i libri con più di 5 autori </w:t>
-      </w:r>
-      <w:r>
-        <w:rPr>
-          <w:rFonts w:ascii="Calibri" w:eastAsia="Calibri" w:hAnsi="Calibri" w:cs="Calibri"/>
+          <w:rFonts w:ascii="Calibri" w:hAnsi="Calibri" w:eastAsia="Calibri" w:cs="Calibri"/>
+          <w:lang w:val="it"/>
+        </w:rPr>
+      </w:pPr>
+      <w:r>
+        <w:rPr>
+          <w:rFonts w:ascii="Calibri" w:hAnsi="Calibri" w:eastAsia="Calibri" w:cs="Calibri"/>
+          <w:lang w:val="it"/>
+        </w:rPr>
+        <w:t xml:space="preserve">Ricerca di tutti i libri con più di </w:t>
+      </w:r>
+      <w:proofErr w:type="gramStart"/>
+      <w:r>
+        <w:rPr>
+          <w:rFonts w:ascii="Calibri" w:hAnsi="Calibri" w:eastAsia="Calibri" w:cs="Calibri"/>
+          <w:lang w:val="it"/>
+        </w:rPr>
+        <w:t>5</w:t>
+      </w:r>
+      <w:proofErr w:type="gramEnd"/>
+      <w:r>
+        <w:rPr>
+          <w:rFonts w:ascii="Calibri" w:hAnsi="Calibri" w:eastAsia="Calibri" w:cs="Calibri"/>
+          <w:lang w:val="it"/>
+        </w:rPr>
+        <w:t xml:space="preserve"> autori </w:t>
+      </w:r>
+      <w:r>
+        <w:rPr>
+          <w:rFonts w:ascii="Calibri" w:hAnsi="Calibri" w:eastAsia="Calibri" w:cs="Calibri"/>
           <w:lang w:val="it"/>
         </w:rPr>
         <w:t>AND</w:t>
       </w:r>
       <w:r>
         <w:rPr>
-          <w:rFonts w:ascii="Calibri" w:eastAsia="Calibri" w:hAnsi="Calibri" w:cs="Calibri"/>
-          <w:lang w:val="it"/>
-        </w:rPr>
-        <w:t xml:space="preserve"> con un sito (ee)</w:t>
+          <w:rFonts w:ascii="Calibri" w:hAnsi="Calibri" w:eastAsia="Calibri" w:cs="Calibri"/>
+          <w:lang w:val="it"/>
+        </w:rPr>
+        <w:t xml:space="preserve"> con un sito (</w:t>
+      </w:r>
+      <w:proofErr w:type="spellStart"/>
+      <w:r>
+        <w:rPr>
+          <w:rFonts w:ascii="Calibri" w:hAnsi="Calibri" w:eastAsia="Calibri" w:cs="Calibri"/>
+          <w:lang w:val="it"/>
+        </w:rPr>
+        <w:t>ee</w:t>
+      </w:r>
+      <w:proofErr w:type="spellEnd"/>
+      <w:r>
+        <w:rPr>
+          <w:rFonts w:ascii="Calibri" w:hAnsi="Calibri" w:eastAsia="Calibri" w:cs="Calibri"/>
+          <w:lang w:val="it"/>
+        </w:rPr>
+        <w:t>)</w:t>
       </w:r>
     </w:p>
     <w:p>
@@ -407,7 +622,7 @@
           <w:numId w:val="1"/>
         </w:numPr>
         <w:rPr>
-          <w:rFonts w:ascii="Calibri" w:eastAsia="Calibri" w:hAnsi="Calibri" w:cs="Calibri"/>
+          <w:rFonts w:ascii="Calibri" w:hAnsi="Calibri" w:eastAsia="Calibri" w:cs="Calibri"/>
           <w:lang w:val="it"/>
         </w:rPr>
       </w:pPr>
@@ -471,51 +686,110 @@
           </wp:anchor>
         </w:drawing>
       </w:r>
-      <w:r>
-        <w:rPr>
-          <w:rFonts w:ascii="Calibri" w:eastAsia="Calibri" w:hAnsi="Calibri" w:cs="Calibri"/>
-          <w:lang w:val="it"/>
-        </w:rPr>
-        <w:t xml:space="preserve">Function: </w:t>
-      </w:r>
-      <w:r>
-        <w:rPr>
-          <w:rFonts w:ascii="Calibri" w:eastAsia="Calibri" w:hAnsi="Calibri" w:cs="Calibri"/>
-          <w:lang w:val="it"/>
-        </w:rPr>
-        <w:t xml:space="preserve"> shortest path da un proceedings </w:t>
-      </w:r>
-      <w:r>
-        <w:rPr>
-          <w:rFonts w:ascii="Calibri" w:eastAsia="Calibri" w:hAnsi="Calibri" w:cs="Calibri"/>
+      <w:proofErr w:type="spellStart"/>
+      <w:proofErr w:type="gramStart"/>
+      <w:r>
+        <w:rPr>
+          <w:rFonts w:ascii="Calibri" w:hAnsi="Calibri" w:eastAsia="Calibri" w:cs="Calibri"/>
+          <w:lang w:val="it"/>
+        </w:rPr>
+        <w:t>Function</w:t>
+      </w:r>
+      <w:proofErr w:type="spellEnd"/>
+      <w:r>
+        <w:rPr>
+          <w:rFonts w:ascii="Calibri" w:hAnsi="Calibri" w:eastAsia="Calibri" w:cs="Calibri"/>
+          <w:lang w:val="it"/>
+        </w:rPr>
+        <w:t xml:space="preserve">: </w:t>
+      </w:r>
+      <w:r>
+        <w:rPr>
+          <w:rFonts w:ascii="Calibri" w:hAnsi="Calibri" w:eastAsia="Calibri" w:cs="Calibri"/>
+          <w:lang w:val="it"/>
+        </w:rPr>
+        <w:t xml:space="preserve"> </w:t>
+      </w:r>
+      <w:proofErr w:type="spellStart"/>
+      <w:r>
+        <w:rPr>
+          <w:rFonts w:ascii="Calibri" w:hAnsi="Calibri" w:eastAsia="Calibri" w:cs="Calibri"/>
+          <w:lang w:val="it"/>
+        </w:rPr>
+        <w:t>shortest</w:t>
+      </w:r>
+      <w:proofErr w:type="spellEnd"/>
+      <w:proofErr w:type="gramEnd"/>
+      <w:r>
+        <w:rPr>
+          <w:rFonts w:ascii="Calibri" w:hAnsi="Calibri" w:eastAsia="Calibri" w:cs="Calibri"/>
+          <w:lang w:val="it"/>
+        </w:rPr>
+        <w:t xml:space="preserve"> </w:t>
+      </w:r>
+      <w:proofErr w:type="spellStart"/>
+      <w:r>
+        <w:rPr>
+          <w:rFonts w:ascii="Calibri" w:hAnsi="Calibri" w:eastAsia="Calibri" w:cs="Calibri"/>
+          <w:lang w:val="it"/>
+        </w:rPr>
+        <w:t>path</w:t>
+      </w:r>
+      <w:proofErr w:type="spellEnd"/>
+      <w:r>
+        <w:rPr>
+          <w:rFonts w:ascii="Calibri" w:hAnsi="Calibri" w:eastAsia="Calibri" w:cs="Calibri"/>
+          <w:lang w:val="it"/>
+        </w:rPr>
+        <w:t xml:space="preserve"> da un </w:t>
+      </w:r>
+      <w:proofErr w:type="spellStart"/>
+      <w:r>
+        <w:rPr>
+          <w:rFonts w:ascii="Calibri" w:hAnsi="Calibri" w:eastAsia="Calibri" w:cs="Calibri"/>
+          <w:lang w:val="it"/>
+        </w:rPr>
+        <w:t>proceedings</w:t>
+      </w:r>
+      <w:proofErr w:type="spellEnd"/>
+      <w:r>
+        <w:rPr>
+          <w:rFonts w:ascii="Calibri" w:hAnsi="Calibri" w:eastAsia="Calibri" w:cs="Calibri"/>
+          <w:lang w:val="it"/>
+        </w:rPr>
+        <w:t xml:space="preserve"> </w:t>
+      </w:r>
+      <w:r>
+        <w:rPr>
+          <w:rFonts w:ascii="Calibri" w:hAnsi="Calibri" w:eastAsia="Calibri" w:cs="Calibri"/>
           <w:lang w:val="it"/>
         </w:rPr>
         <w:t>ai</w:t>
       </w:r>
       <w:r>
         <w:rPr>
-          <w:rFonts w:ascii="Calibri" w:eastAsia="Calibri" w:hAnsi="Calibri" w:cs="Calibri"/>
+          <w:rFonts w:ascii="Calibri" w:hAnsi="Calibri" w:eastAsia="Calibri" w:cs="Calibri"/>
           <w:lang w:val="it"/>
         </w:rPr>
         <w:t xml:space="preserve"> </w:t>
       </w:r>
       <w:r>
         <w:rPr>
-          <w:rFonts w:ascii="Calibri" w:eastAsia="Calibri" w:hAnsi="Calibri" w:cs="Calibri"/>
+          <w:rFonts w:ascii="Calibri" w:hAnsi="Calibri" w:eastAsia="Calibri" w:cs="Calibri"/>
           <w:lang w:val="it"/>
         </w:rPr>
         <w:t>libri</w:t>
       </w:r>
       <w:r>
         <w:rPr>
-          <w:rFonts w:ascii="Calibri" w:eastAsia="Calibri" w:hAnsi="Calibri" w:cs="Calibri"/>
+          <w:rFonts w:ascii="Calibri" w:hAnsi="Calibri" w:eastAsia="Calibri" w:cs="Calibri"/>
           <w:lang w:val="it"/>
         </w:rPr>
         <w:t xml:space="preserve"> </w:t>
       </w:r>
       <w:r>
         <w:rPr>
-          <w:rFonts w:ascii="Calibri" w:eastAsia="Calibri" w:hAnsi="Calibri" w:cs="Calibri"/>
+          <w:rFonts w:ascii="Calibri" w:hAnsi="Calibri" w:eastAsia="Calibri" w:cs="Calibri"/>
           <w:lang w:val="it"/>
         </w:rPr>
         <w:t>dello stesso autore</w:t>
@@ -529,100 +803,141 @@
           <w:numId w:val="1"/>
         </w:numPr>
         <w:rPr>
-          <w:rFonts w:ascii="Calibri" w:eastAsia="Calibri" w:hAnsi="Calibri" w:cs="Calibri"/>
-          <w:lang w:val="it"/>
-        </w:rPr>
-      </w:pPr>
-      <w:r>
-        <w:rPr>
-          <w:rFonts w:ascii="Calibri" w:eastAsia="Calibri" w:hAnsi="Calibri" w:cs="Calibri"/>
+          <w:rFonts w:ascii="Calibri" w:hAnsi="Calibri" w:eastAsia="Calibri" w:cs="Calibri"/>
+          <w:lang w:val="it"/>
+        </w:rPr>
+      </w:pPr>
+      <w:r>
+        <w:rPr>
+          <w:rFonts w:ascii="Calibri" w:hAnsi="Calibri" w:eastAsia="Calibri" w:cs="Calibri"/>
           <w:lang w:val="it"/>
         </w:rPr>
         <w:t xml:space="preserve">Match </w:t>
       </w:r>
-      <w:r>
-        <w:rPr>
-          <w:rFonts w:ascii="Calibri" w:eastAsia="Calibri" w:hAnsi="Calibri" w:cs="Calibri"/>
-          <w:lang w:val="it"/>
-        </w:rPr>
-        <w:t>article con su</w:t>
-      </w:r>
-      <w:r>
-        <w:rPr>
-          <w:rFonts w:ascii="Calibri" w:eastAsia="Calibri" w:hAnsi="Calibri" w:cs="Calibri"/>
+      <w:proofErr w:type="spellStart"/>
+      <w:r>
+        <w:rPr>
+          <w:rFonts w:ascii="Calibri" w:hAnsi="Calibri" w:eastAsia="Calibri" w:cs="Calibri"/>
+          <w:lang w:val="it"/>
+        </w:rPr>
+        <w:t>article</w:t>
+      </w:r>
+      <w:proofErr w:type="spellEnd"/>
+      <w:r>
+        <w:rPr>
+          <w:rFonts w:ascii="Calibri" w:hAnsi="Calibri" w:eastAsia="Calibri" w:cs="Calibri"/>
+          <w:lang w:val="it"/>
+        </w:rPr>
+        <w:t xml:space="preserve"> con su</w:t>
+      </w:r>
+      <w:r>
+        <w:rPr>
+          <w:rFonts w:ascii="Calibri" w:hAnsi="Calibri" w:eastAsia="Calibri" w:cs="Calibri"/>
           <w:lang w:val="it"/>
         </w:rPr>
         <w:t xml:space="preserve">oi </w:t>
       </w:r>
       <w:r>
         <w:rPr>
-          <w:rFonts w:ascii="Calibri" w:eastAsia="Calibri" w:hAnsi="Calibri" w:cs="Calibri"/>
+          <w:rFonts w:ascii="Calibri" w:hAnsi="Calibri" w:eastAsia="Calibri" w:cs="Calibri"/>
           <w:lang w:val="it"/>
         </w:rPr>
         <w:t>autor</w:t>
       </w:r>
       <w:r>
         <w:rPr>
-          <w:rFonts w:ascii="Calibri" w:eastAsia="Calibri" w:hAnsi="Calibri" w:cs="Calibri"/>
+          <w:rFonts w:ascii="Calibri" w:hAnsi="Calibri" w:eastAsia="Calibri" w:cs="Calibri"/>
           <w:lang w:val="it"/>
         </w:rPr>
         <w:t>i</w:t>
       </w:r>
       <w:r>
         <w:rPr>
-          <w:rFonts w:ascii="Calibri" w:eastAsia="Calibri" w:hAnsi="Calibri" w:cs="Calibri"/>
+          <w:rFonts w:ascii="Calibri" w:hAnsi="Calibri" w:eastAsia="Calibri" w:cs="Calibri"/>
           <w:lang w:val="it"/>
         </w:rPr>
         <w:t xml:space="preserve"> ritornando </w:t>
       </w:r>
       <w:r>
         <w:rPr>
-          <w:rFonts w:ascii="Calibri" w:eastAsia="Calibri" w:hAnsi="Calibri" w:cs="Calibri"/>
+          <w:rFonts w:ascii="Calibri" w:hAnsi="Calibri" w:eastAsia="Calibri" w:cs="Calibri"/>
           <w:lang w:val="it"/>
         </w:rPr>
         <w:t xml:space="preserve">i nomi </w:t>
       </w:r>
       <w:r>
         <w:rPr>
-          <w:rFonts w:ascii="Calibri" w:eastAsia="Calibri" w:hAnsi="Calibri" w:cs="Calibri"/>
+          <w:rFonts w:ascii="Calibri" w:hAnsi="Calibri" w:eastAsia="Calibri" w:cs="Calibri"/>
           <w:lang w:val="it"/>
         </w:rPr>
         <w:t xml:space="preserve">ordinati </w:t>
       </w:r>
       <w:r>
         <w:rPr>
-          <w:rFonts w:ascii="Calibri" w:eastAsia="Calibri" w:hAnsi="Calibri" w:cs="Calibri"/>
+          <w:rFonts w:ascii="Calibri" w:hAnsi="Calibri" w:eastAsia="Calibri" w:cs="Calibri"/>
           <w:lang w:val="it"/>
         </w:rPr>
         <w:t>(alfabetico crescente)</w:t>
       </w:r>
       <w:r>
         <w:rPr>
-          <w:rFonts w:ascii="Calibri" w:eastAsia="Calibri" w:hAnsi="Calibri" w:cs="Calibri"/>
+          <w:rFonts w:ascii="Calibri" w:hAnsi="Calibri" w:eastAsia="Calibri" w:cs="Calibri"/>
           <w:lang w:val="it"/>
         </w:rPr>
         <w:t xml:space="preserve"> </w:t>
       </w:r>
       <w:r>
         <w:rPr>
-          <w:rFonts w:ascii="Calibri" w:eastAsia="Calibri" w:hAnsi="Calibri" w:cs="Calibri"/>
+          <w:rFonts w:ascii="Calibri" w:hAnsi="Calibri" w:eastAsia="Calibri" w:cs="Calibri"/>
           <w:lang w:val="it"/>
         </w:rPr>
         <w:t xml:space="preserve">e </w:t>
       </w:r>
       <w:r>
         <w:rPr>
-          <w:rFonts w:ascii="Calibri" w:eastAsia="Calibri" w:hAnsi="Calibri" w:cs="Calibri"/>
+          <w:rFonts w:ascii="Calibri" w:hAnsi="Calibri" w:eastAsia="Calibri" w:cs="Calibri"/>
           <w:lang w:val="it"/>
         </w:rPr>
         <w:t>quanti ne sono</w:t>
       </w:r>
       <w:r>
         <w:rPr>
-          <w:rFonts w:ascii="Calibri" w:eastAsia="Calibri" w:hAnsi="Calibri" w:cs="Calibri"/>
-          <w:lang w:val="it"/>
-        </w:rPr>
-        <w:t xml:space="preserve"> (count distinct)</w:t>
+          <w:rFonts w:ascii="Calibri" w:hAnsi="Calibri" w:eastAsia="Calibri" w:cs="Calibri"/>
+          <w:lang w:val="it"/>
+        </w:rPr>
+        <w:t xml:space="preserve"> (</w:t>
+      </w:r>
+      <w:proofErr w:type="spellStart"/>
+      <w:r>
+        <w:rPr>
+          <w:rFonts w:ascii="Calibri" w:hAnsi="Calibri" w:eastAsia="Calibri" w:cs="Calibri"/>
+          <w:lang w:val="it"/>
+        </w:rPr>
+        <w:t>count</w:t>
+      </w:r>
+      <w:proofErr w:type="spellEnd"/>
+      <w:r>
+        <w:rPr>
+          <w:rFonts w:ascii="Calibri" w:hAnsi="Calibri" w:eastAsia="Calibri" w:cs="Calibri"/>
+          <w:lang w:val="it"/>
+        </w:rPr>
+        <w:t xml:space="preserve"> </w:t>
+      </w:r>
+      <w:proofErr w:type="spellStart"/>
+      <w:r>
+        <w:rPr>
+          <w:rFonts w:ascii="Calibri" w:hAnsi="Calibri" w:eastAsia="Calibri" w:cs="Calibri"/>
+          <w:lang w:val="it"/>
+        </w:rPr>
+        <w:t>distinct</w:t>
+      </w:r>
+      <w:proofErr w:type="spellEnd"/>
+      <w:r>
+        <w:rPr>
+          <w:rFonts w:ascii="Calibri" w:hAnsi="Calibri" w:eastAsia="Calibri" w:cs="Calibri"/>
+          <w:lang w:val="it"/>
+        </w:rPr>
+        <w:t>)</w:t>
       </w:r>
     </w:p>
     <w:p>
@@ -710,11 +1025,19 @@
           <w:lang w:val="it"/>
         </w:rPr>
       </w:pPr>
-      <w:r>
-        <w:rPr>
-          <w:lang w:val="it"/>
-        </w:rPr>
-        <w:t>Detailed:</w:t>
+      <w:proofErr w:type="spellStart"/>
+      <w:r>
+        <w:rPr>
+          <w:lang w:val="it"/>
+        </w:rPr>
+        <w:t>Detailed</w:t>
+      </w:r>
+      <w:proofErr w:type="spellEnd"/>
+      <w:r>
+        <w:rPr>
+          <w:lang w:val="it"/>
+        </w:rPr>
+        <w:t>:</w:t>
       </w:r>
     </w:p>
     <w:p>
@@ -725,16 +1048,32 @@
           <w:numId w:val="3"/>
         </w:numPr>
         <w:rPr>
-          <w:rFonts w:ascii="Calibri" w:eastAsia="Calibri" w:hAnsi="Calibri" w:cs="Calibri"/>
-          <w:lang w:val="it"/>
-        </w:rPr>
-      </w:pPr>
-      <w:r>
-        <w:rPr>
-          <w:rFonts w:ascii="Calibri" w:eastAsia="Calibri" w:hAnsi="Calibri" w:cs="Calibri"/>
-          <w:lang w:val="it"/>
-        </w:rPr>
-        <w:t>DELETE di tutti i libri con piu di N autori (N=20 ad esempio)</w:t>
+          <w:rFonts w:ascii="Calibri" w:hAnsi="Calibri" w:eastAsia="Calibri" w:cs="Calibri"/>
+          <w:lang w:val="it"/>
+        </w:rPr>
+      </w:pPr>
+      <w:r>
+        <w:rPr>
+          <w:rFonts w:ascii="Calibri" w:hAnsi="Calibri" w:eastAsia="Calibri" w:cs="Calibri"/>
+          <w:lang w:val="it"/>
+        </w:rPr>
+        <w:t xml:space="preserve">DELETE di tutti i libri con </w:t>
+      </w:r>
+      <w:proofErr w:type="spellStart"/>
+      <w:r>
+        <w:rPr>
+          <w:rFonts w:ascii="Calibri" w:hAnsi="Calibri" w:eastAsia="Calibri" w:cs="Calibri"/>
+          <w:lang w:val="it"/>
+        </w:rPr>
+        <w:t>piu</w:t>
+      </w:r>
+      <w:proofErr w:type="spellEnd"/>
+      <w:r>
+        <w:rPr>
+          <w:rFonts w:ascii="Calibri" w:hAnsi="Calibri" w:eastAsia="Calibri" w:cs="Calibri"/>
+          <w:lang w:val="it"/>
+        </w:rPr>
+        <w:t xml:space="preserve"> di N autori (N=20 ad esempio)</w:t>
       </w:r>
     </w:p>
     <w:p>
@@ -758,6 +1097,7 @@
         </w:rPr>
         <w:t>MATCH (</w:t>
       </w:r>
+      <w:proofErr w:type="gramStart"/>
       <w:r>
         <w:rPr>
           <w:lang w:val="en-US"/>
@@ -768,7 +1108,14 @@
         <w:rPr>
           <w:lang w:val="en-US"/>
         </w:rPr>
-        <w:t xml:space="preserve"> : </w:t>
+        <w:t xml:space="preserve"> :</w:t>
+      </w:r>
+      <w:proofErr w:type="gramEnd"/>
+      <w:r>
+        <w:rPr>
+          <w:lang w:val="en-US"/>
+        </w:rPr>
+        <w:t xml:space="preserve"> </w:t>
       </w:r>
       <w:r>
         <w:rPr>
@@ -834,6 +1181,12 @@
         <w:rPr>
           <w:lang w:val="en-US"/>
         </w:rPr>
+        <w:t>&gt;</w:t>
+      </w:r>
+      <w:r>
+        <w:rPr>
+          <w:lang w:val="en-US"/>
+        </w:rPr>
         <w:t>(</w:t>
       </w:r>
       <w:r>
@@ -868,6 +1221,8 @@
         </w:rPr>
         <w:t>(</w:t>
       </w:r>
+      <w:proofErr w:type="spellStart"/>
+      <w:proofErr w:type="gramStart"/>
       <w:r>
         <w:rPr>
           <w:lang w:val="en-US"/>
@@ -878,7 +1233,15 @@
         <w:rPr>
           <w:lang w:val="en-US"/>
         </w:rPr>
-        <w:t>.author) &gt; 20</w:t>
+        <w:t>.author</w:t>
+      </w:r>
+      <w:proofErr w:type="spellEnd"/>
+      <w:proofErr w:type="gramEnd"/>
+      <w:r>
+        <w:rPr>
+          <w:lang w:val="en-US"/>
+        </w:rPr>
+        <w:t>) &gt; 20</w:t>
       </w:r>
     </w:p>
     <w:p>
@@ -958,7 +1321,23 @@
         <w:rPr>
           <w:lang w:val="en-US"/>
         </w:rPr>
-        <w:t>CREATE (b:Book {</w:t>
+        <w:t>CREATE (</w:t>
+      </w:r>
+      <w:proofErr w:type="spellStart"/>
+      <w:proofErr w:type="gramStart"/>
+      <w:r>
+        <w:rPr>
+          <w:lang w:val="en-US"/>
+        </w:rPr>
+        <w:t>b:Book</w:t>
+      </w:r>
+      <w:proofErr w:type="spellEnd"/>
+      <w:proofErr w:type="gramEnd"/>
+      <w:r>
+        <w:rPr>
+          <w:lang w:val="en-US"/>
+        </w:rPr>
+        <w:t xml:space="preserve"> {</w:t>
       </w:r>
       <w:r>
         <w:rPr>
@@ -1002,6 +1381,7 @@
         </w:rPr>
         <w:t>reference/</w:t>
       </w:r>
+      <w:proofErr w:type="spellStart"/>
       <w:r>
         <w:rPr>
           <w:lang w:val="en-US"/>
@@ -1014,6 +1394,7 @@
         </w:rPr>
         <w:t>bo</w:t>
       </w:r>
+      <w:proofErr w:type="spellEnd"/>
       <w:r>
         <w:rPr>
           <w:lang w:val="en-US"/>
@@ -1084,13 +1465,27 @@
         <w:rPr>
           <w:lang w:val="en-US"/>
         </w:rPr>
-        <w:t xml:space="preserve"> year:”1988”, </w:t>
-      </w:r>
-      <w:r>
-        <w:rPr>
-          <w:lang w:val="en-US"/>
-        </w:rPr>
-        <w:t>isbn : “</w:t>
+        <w:t xml:space="preserve"> </w:t>
+      </w:r>
+      <w:r>
+        <w:rPr>
+          <w:lang w:val="en-US"/>
+        </w:rPr>
+        <w:t xml:space="preserve">year:”1988”, </w:t>
+      </w:r>
+      <w:proofErr w:type="spellStart"/>
+      <w:r>
+        <w:rPr>
+          <w:lang w:val="en-US"/>
+        </w:rPr>
+        <w:t>isbn</w:t>
+      </w:r>
+      <w:proofErr w:type="spellEnd"/>
+      <w:r>
+        <w:rPr>
+          <w:lang w:val="en-US"/>
+        </w:rPr>
+        <w:t xml:space="preserve"> : “</w:t>
       </w:r>
       <w:r>
         <w:rPr>
@@ -1150,6 +1545,353 @@
           <w:numId w:val="3"/>
         </w:numPr>
         <w:rPr>
+          <w:rFonts w:ascii="Calibri" w:hAnsi="Calibri" w:eastAsia="Calibri" w:cs="Calibri"/>
+          <w:color w:val="000000" w:themeColor="text1"/>
+          <w:lang w:val="en-US"/>
+        </w:rPr>
+      </w:pPr>
+      <w:r>
+        <w:rPr>
+          <w:rFonts w:ascii="Calibri" w:hAnsi="Calibri" w:eastAsia="Calibri" w:cs="Calibri"/>
+          <w:color w:val="000000" w:themeColor="text1"/>
+          <w:lang w:val="en-US"/>
+        </w:rPr>
+        <w:t>Publication</w:t>
+      </w:r>
+      <w:r>
+        <w:rPr>
+          <w:rFonts w:ascii="Calibri" w:hAnsi="Calibri" w:eastAsia="Calibri" w:cs="Calibri"/>
+          <w:color w:val="000000" w:themeColor="text1"/>
+          <w:lang w:val="en-US"/>
+        </w:rPr>
+        <w:t xml:space="preserve"> per year 1980 to 2022</w:t>
+      </w:r>
+      <w:r>
+        <w:tab/>
+      </w:r>
+    </w:p>
+    <w:p>
+      <w:pPr>
+        <w:rPr>
+          <w:rFonts w:ascii="Calibri" w:hAnsi="Calibri" w:eastAsia="Calibri" w:cs="Calibri"/>
+          <w:color w:val="000000" w:themeColor="text1"/>
+          <w:lang w:val="en-US"/>
+        </w:rPr>
+      </w:pPr>
+      <w:r>
+        <w:rPr>
+          <w:rFonts w:ascii="Calibri" w:hAnsi="Calibri" w:eastAsia="Calibri" w:cs="Calibri"/>
+          <w:color w:val="000000" w:themeColor="text1"/>
+          <w:lang w:val="en-US"/>
+        </w:rPr>
+        <w:t xml:space="preserve">               Match</w:t>
+      </w:r>
+      <w:r>
+        <w:rPr>
+          <w:rFonts w:ascii="Calibri" w:hAnsi="Calibri" w:eastAsia="Calibri" w:cs="Calibri"/>
+          <w:color w:val="000000" w:themeColor="text1"/>
+          <w:lang w:val="en-US"/>
+        </w:rPr>
+        <w:t xml:space="preserve"> </w:t>
+      </w:r>
+      <w:r>
+        <w:rPr>
+          <w:rFonts w:ascii="Calibri" w:hAnsi="Calibri" w:eastAsia="Calibri" w:cs="Calibri"/>
+          <w:color w:val="000000" w:themeColor="text1"/>
+          <w:lang w:val="en-US"/>
+        </w:rPr>
+        <w:t>(</w:t>
+      </w:r>
+      <w:r>
+        <w:rPr>
+          <w:rFonts w:ascii="Calibri" w:hAnsi="Calibri" w:eastAsia="Calibri" w:cs="Calibri"/>
+          <w:color w:val="000000" w:themeColor="text1"/>
+          <w:lang w:val="en-US"/>
+        </w:rPr>
+        <w:t>p:</w:t>
+      </w:r>
+      <w:r>
+        <w:rPr>
+          <w:rFonts w:ascii="Calibri" w:hAnsi="Calibri" w:eastAsia="Calibri" w:cs="Calibri"/>
+          <w:color w:val="000000" w:themeColor="text1"/>
+          <w:lang w:val="en-US"/>
+        </w:rPr>
+        <w:t xml:space="preserve"> </w:t>
+      </w:r>
+      <w:r>
+        <w:rPr>
+          <w:rFonts w:ascii="Calibri" w:hAnsi="Calibri" w:eastAsia="Calibri" w:cs="Calibri"/>
+          <w:color w:val="000000" w:themeColor="text1"/>
+          <w:lang w:val="en-US"/>
+        </w:rPr>
+        <w:t>publication</w:t>
+      </w:r>
+      <w:r>
+        <w:rPr>
+          <w:rFonts w:ascii="Calibri" w:hAnsi="Calibri" w:eastAsia="Calibri" w:cs="Calibri"/>
+          <w:color w:val="000000" w:themeColor="text1"/>
+          <w:lang w:val="en-US"/>
+        </w:rPr>
+        <w:t>)</w:t>
+      </w:r>
+    </w:p>
+    <w:p>
+      <w:pPr>
+        <w:rPr>
+          <w:rFonts w:ascii="Calibri" w:hAnsi="Calibri" w:eastAsia="Calibri" w:cs="Calibri"/>
+          <w:color w:val="000000" w:themeColor="text1"/>
+          <w:lang w:val="en-US"/>
+        </w:rPr>
+      </w:pPr>
+      <w:r>
+        <w:rPr>
+          <w:rFonts w:ascii="Calibri" w:hAnsi="Calibri" w:eastAsia="Calibri" w:cs="Calibri"/>
+          <w:color w:val="000000" w:themeColor="text1"/>
+          <w:lang w:val="en-US"/>
+        </w:rPr>
+        <w:t xml:space="preserve">               Where </w:t>
+      </w:r>
+      <w:proofErr w:type="spellStart"/>
+      <w:proofErr w:type="gramStart"/>
+      <w:r>
+        <w:rPr>
+          <w:rFonts w:ascii="Calibri" w:hAnsi="Calibri" w:eastAsia="Calibri" w:cs="Calibri"/>
+          <w:color w:val="000000" w:themeColor="text1"/>
+          <w:lang w:val="en-US"/>
+        </w:rPr>
+        <w:t>p</w:t>
+      </w:r>
+      <w:r>
+        <w:rPr>
+          <w:rFonts w:ascii="Calibri" w:hAnsi="Calibri" w:eastAsia="Calibri" w:cs="Calibri"/>
+          <w:color w:val="000000" w:themeColor="text1"/>
+          <w:lang w:val="en-US"/>
+        </w:rPr>
+        <w:t>.</w:t>
+      </w:r>
+      <w:r>
+        <w:rPr>
+          <w:rFonts w:ascii="Calibri" w:hAnsi="Calibri" w:eastAsia="Calibri" w:cs="Calibri"/>
+          <w:color w:val="000000" w:themeColor="text1"/>
+          <w:lang w:val="en-US"/>
+        </w:rPr>
+        <w:t>year</w:t>
+      </w:r>
+      <w:proofErr w:type="spellEnd"/>
+      <w:proofErr w:type="gramEnd"/>
+      <w:r>
+        <w:rPr>
+          <w:rFonts w:ascii="Calibri" w:hAnsi="Calibri" w:eastAsia="Calibri" w:cs="Calibri"/>
+          <w:color w:val="000000" w:themeColor="text1"/>
+          <w:lang w:val="en-US"/>
+        </w:rPr>
+        <w:t>&gt;=</w:t>
+      </w:r>
+      <w:r>
+        <w:rPr>
+          <w:rFonts w:ascii="Calibri" w:hAnsi="Calibri" w:eastAsia="Calibri" w:cs="Calibri"/>
+          <w:color w:val="000000" w:themeColor="text1"/>
+          <w:lang w:val="en-US"/>
+        </w:rPr>
+        <w:t>1980</w:t>
+      </w:r>
+      <w:r>
+        <w:rPr>
+          <w:rFonts w:ascii="Calibri" w:hAnsi="Calibri" w:eastAsia="Calibri" w:cs="Calibri"/>
+          <w:color w:val="000000" w:themeColor="text1"/>
+          <w:lang w:val="en-US"/>
+        </w:rPr>
+        <w:t xml:space="preserve"> and</w:t>
+      </w:r>
+      <w:r>
+        <w:rPr>
+          <w:rFonts w:ascii="Calibri" w:hAnsi="Calibri" w:eastAsia="Calibri" w:cs="Calibri"/>
+          <w:color w:val="000000" w:themeColor="text1"/>
+          <w:lang w:val="en-US"/>
+        </w:rPr>
+        <w:t xml:space="preserve"> </w:t>
+      </w:r>
+      <w:proofErr w:type="spellStart"/>
+      <w:r>
+        <w:rPr>
+          <w:rFonts w:ascii="Calibri" w:hAnsi="Calibri" w:eastAsia="Calibri" w:cs="Calibri"/>
+          <w:color w:val="000000" w:themeColor="text1"/>
+          <w:lang w:val="en-US"/>
+        </w:rPr>
+        <w:t>p.</w:t>
+      </w:r>
+      <w:r>
+        <w:rPr>
+          <w:rFonts w:ascii="Calibri" w:hAnsi="Calibri" w:eastAsia="Calibri" w:cs="Calibri"/>
+          <w:color w:val="000000" w:themeColor="text1"/>
+          <w:lang w:val="en-US"/>
+        </w:rPr>
+        <w:t>ye</w:t>
+      </w:r>
+      <w:r>
+        <w:rPr>
+          <w:rFonts w:ascii="Calibri" w:hAnsi="Calibri" w:eastAsia="Calibri" w:cs="Calibri"/>
+          <w:color w:val="000000" w:themeColor="text1"/>
+          <w:lang w:val="en-US"/>
+        </w:rPr>
+        <w:t>ar</w:t>
+      </w:r>
+      <w:proofErr w:type="spellEnd"/>
+      <w:r>
+        <w:rPr>
+          <w:rFonts w:ascii="Calibri" w:hAnsi="Calibri" w:eastAsia="Calibri" w:cs="Calibri"/>
+          <w:color w:val="000000" w:themeColor="text1"/>
+          <w:lang w:val="en-US"/>
+        </w:rPr>
+        <w:t>&lt;</w:t>
+      </w:r>
+      <w:r>
+        <w:rPr>
+          <w:rFonts w:ascii="Calibri" w:hAnsi="Calibri" w:eastAsia="Calibri" w:cs="Calibri"/>
+          <w:color w:val="000000" w:themeColor="text1"/>
+          <w:lang w:val="en-US"/>
+        </w:rPr>
+        <w:t>2022</w:t>
+      </w:r>
+    </w:p>
+    <w:p>
+      <w:pPr>
+        <w:rPr>
+          <w:rFonts w:ascii="Calibri" w:hAnsi="Calibri" w:eastAsia="Calibri" w:cs="Calibri"/>
+          <w:color w:val="000000" w:themeColor="text1"/>
+          <w:lang w:val="en-US"/>
+        </w:rPr>
+      </w:pPr>
+      <w:r>
+        <w:rPr>
+          <w:rFonts w:ascii="Calibri" w:hAnsi="Calibri" w:eastAsia="Calibri" w:cs="Calibri"/>
+          <w:color w:val="000000" w:themeColor="text1"/>
+          <w:lang w:val="en-US"/>
+        </w:rPr>
+        <w:t xml:space="preserve">           </w:t>
+      </w:r>
+      <w:r>
+        <w:rPr>
+          <w:rFonts w:ascii="Calibri" w:hAnsi="Calibri" w:eastAsia="Calibri" w:cs="Calibri"/>
+          <w:color w:val="000000" w:themeColor="text1"/>
+          <w:lang w:val="en-US"/>
+        </w:rPr>
+        <w:t xml:space="preserve">    </w:t>
+      </w:r>
+      <w:r>
+        <w:rPr>
+          <w:rFonts w:ascii="Calibri" w:hAnsi="Calibri" w:eastAsia="Calibri" w:cs="Calibri"/>
+          <w:color w:val="000000" w:themeColor="text1"/>
+          <w:lang w:val="en-US"/>
+        </w:rPr>
+        <w:t xml:space="preserve">Return </w:t>
+      </w:r>
+    </w:p>
+    <w:p>
+      <w:pPr>
+        <w:rPr>
+          <w:rFonts w:ascii="Calibri" w:hAnsi="Calibri" w:eastAsia="Calibri" w:cs="Calibri"/>
+          <w:color w:val="000000" w:themeColor="text1"/>
+          <w:lang w:val="en-US"/>
+        </w:rPr>
+      </w:pPr>
+    </w:p>
+    <w:p>
+      <w:pPr>
+        <w:rPr>
+          <w:rFonts w:ascii="Calibri" w:hAnsi="Calibri" w:eastAsia="Calibri" w:cs="Calibri"/>
+          <w:color w:val="000000" w:themeColor="text1"/>
+          <w:lang w:val="en-US"/>
+        </w:rPr>
+      </w:pPr>
+      <w:r>
+        <w:rPr>
+          <w:rFonts w:ascii="Calibri" w:hAnsi="Calibri" w:eastAsia="Calibri" w:cs="Calibri"/>
+          <w:color w:val="000000" w:themeColor="text1"/>
+          <w:lang w:val="en-US"/>
+        </w:rPr>
+        <w:tab/>
+      </w:r>
+      <w:r>
+        <w:rPr>
+          <w:rFonts w:ascii="Calibri" w:hAnsi="Calibri" w:eastAsia="Calibri" w:cs="Calibri"/>
+          <w:color w:val="000000" w:themeColor="text1"/>
+          <w:lang w:val="en-US"/>
+        </w:rPr>
+        <w:t>For articles:</w:t>
+      </w:r>
+    </w:p>
+    <w:p>
+      <w:pPr>
+        <w:rPr>
+          <w:rFonts w:ascii="Calibri" w:hAnsi="Calibri" w:eastAsia="Calibri" w:cs="Calibri"/>
+          <w:color w:val="000000" w:themeColor="text1"/>
+          <w:lang w:val="en-US"/>
+        </w:rPr>
+      </w:pPr>
+    </w:p>
+    <w:p>
+      <w:pPr>
+        <w:shd w:val="clear" w:color="auto" w:fill="FFFFFE"/>
+        <w:rPr>
+          <w:rFonts w:ascii="Times New Roman" w:hAnsi="Times New Roman" w:eastAsia="Times New Roman" w:cs="Times New Roman"/>
+          <w:color w:val="000000"/>
+          <w:sz w:val="24"/>
+          <w:szCs w:val="24"/>
+          <w:lang w:val="en-US" w:eastAsia="it-IT"/>
+        </w:rPr>
+      </w:pPr>
+      <w:r>
+        <w:rPr>
+          <w:rFonts w:ascii="Calibri" w:hAnsi="Calibri" w:eastAsia="Calibri" w:cs="Calibri"/>
+          <w:color w:val="000000" w:themeColor="text1"/>
+          <w:lang w:val="en-US"/>
+        </w:rPr>
+        <w:tab/>
+      </w:r>
+      <w:bookmarkStart w:name="_MON_1728480343" w:id="0"/>
+      <w:bookmarkEnd w:id="0"/>
+      <w:r>
+        <w:rPr>
+          <w:rFonts w:ascii="Calibri" w:hAnsi="Calibri" w:eastAsia="Calibri" w:cs="Calibri"/>
+          <w:noProof/>
+          <w:color w:val="000000" w:themeColor="text1"/>
+          <w:lang w:val="en-US"/>
+        </w:rPr>
+        <w:object w:dxaOrig="9020" w:dyaOrig="1460" w14:anchorId="79AC8D22">
+          <v:shapetype id="_x0000_t75" coordsize="21600,21600" filled="f" stroked="f" o:spt="75" o:preferrelative="t" path="m@4@5l@4@11@9@11@9@5xe">
+            <v:stroke joinstyle="miter"/>
+            <v:formulas>
+              <v:f eqn="if lineDrawn pixelLineWidth 0"/>
+              <v:f eqn="sum @0 1 0"/>
+              <v:f eqn="sum 0 0 @1"/>
+              <v:f eqn="prod @2 1 2"/>
+              <v:f eqn="prod @3 21600 pixelWidth"/>
+              <v:f eqn="prod @3 21600 pixelHeight"/>
+              <v:f eqn="sum @0 0 1"/>
+              <v:f eqn="prod @6 1 2"/>
+              <v:f eqn="prod @7 21600 pixelWidth"/>
+              <v:f eqn="sum @8 21600 0"/>
+              <v:f eqn="prod @7 21600 pixelHeight"/>
+              <v:f eqn="sum @10 21600 0"/>
+            </v:formulas>
+            <v:path gradientshapeok="t" o:connecttype="rect" o:extrusionok="f"/>
+            <o:lock v:ext="edit" aspectratio="t"/>
+          </v:shapetype>
+          <v:shape id="_x0000_i1025" style="width:450.75pt;height:72.75pt" o:ole="" type="#_x0000_t75">
+            <v:imagedata o:title="" r:id="rId8"/>
+          </v:shape>
+          <o:OLEObject Type="Embed" ProgID="Word.Document.12" ShapeID="_x0000_i1025" DrawAspect="Content" ObjectID="_1728448153" r:id="rId9">
+            <o:FieldCodes>\s</o:FieldCodes>
+          </o:OLEObject>
+        </w:object>
+      </w:r>
+    </w:p>
+    <w:p>
+      <w:pPr>
+        <w:rPr>
+          <w:rFonts w:ascii="Calibri" w:hAnsi="Calibri" w:eastAsia="Calibri" w:cs="Calibri"/>
+          <w:color w:val="000000" w:themeColor="text1"/>
           <w:lang w:val="en-US"/>
         </w:rPr>
       </w:pPr>
@@ -1163,13 +1905,660 @@
           <w:lang w:val="en-US"/>
         </w:rPr>
       </w:pPr>
-    </w:p>
-    <w:p>
-      <w:pPr>
-        <w:rPr>
-          <w:lang w:val="en-US"/>
-        </w:rPr>
-      </w:pPr>
+      <w:r>
+        <w:rPr>
+          <w:lang w:val="en-US"/>
+        </w:rPr>
+        <w:t xml:space="preserve">            </w:t>
+      </w:r>
+    </w:p>
+    <w:p>
+      <w:pPr>
+        <w:pStyle w:val="ListParagraph"/>
+        <w:numPr>
+          <w:ilvl w:val="0"/>
+          <w:numId w:val="4"/>
+        </w:numPr>
+        <w:rPr>
+          <w:lang w:val="en-US"/>
+        </w:rPr>
+      </w:pPr>
+      <w:r>
+        <w:rPr>
+          <w:lang w:val="en-US"/>
+        </w:rPr>
+        <w:t>Author</w:t>
+      </w:r>
+      <w:r>
+        <w:rPr>
+          <w:lang w:val="en-US"/>
+        </w:rPr>
+        <w:t>s</w:t>
+      </w:r>
+      <w:r>
+        <w:rPr>
+          <w:lang w:val="en-US"/>
+        </w:rPr>
+        <w:t xml:space="preserve"> for each article, total mean</w:t>
+      </w:r>
+    </w:p>
+    <w:p>
+      <w:pPr>
+        <w:ind w:left="708"/>
+        <w:rPr>
+          <w:color w:val="70AD47" w:themeColor="accent6"/>
+          <w:lang w:val="en-US"/>
+        </w:rPr>
+      </w:pPr>
+      <w:r>
+        <w:rPr>
+          <w:color w:val="70AD47" w:themeColor="accent6"/>
+          <w:lang w:val="en-US"/>
+        </w:rPr>
+        <w:t xml:space="preserve">? </w:t>
+      </w:r>
+      <w:r>
+        <w:rPr>
+          <w:color w:val="70AD47" w:themeColor="accent6"/>
+          <w:lang w:val="en-US"/>
+        </w:rPr>
+        <w:t xml:space="preserve">MATCH </w:t>
+      </w:r>
+      <w:proofErr w:type="gramStart"/>
+      <w:r>
+        <w:rPr>
+          <w:color w:val="70AD47" w:themeColor="accent6"/>
+          <w:lang w:val="en-US"/>
+        </w:rPr>
+        <w:t>(</w:t>
+      </w:r>
+      <w:r>
+        <w:rPr>
+          <w:color w:val="70AD47" w:themeColor="accent6"/>
+          <w:lang w:val="en-US"/>
+        </w:rPr>
+        <w:t xml:space="preserve">( </w:t>
+      </w:r>
+      <w:r>
+        <w:rPr>
+          <w:color w:val="70AD47" w:themeColor="accent6"/>
+          <w:lang w:val="en-US"/>
+        </w:rPr>
+        <w:t>a</w:t>
+      </w:r>
+      <w:proofErr w:type="gramEnd"/>
+      <w:r>
+        <w:rPr>
+          <w:color w:val="70AD47" w:themeColor="accent6"/>
+          <w:lang w:val="en-US"/>
+        </w:rPr>
+        <w:t xml:space="preserve"> : article</w:t>
+      </w:r>
+      <w:r>
+        <w:rPr>
+          <w:color w:val="70AD47" w:themeColor="accent6"/>
+          <w:lang w:val="en-US"/>
+        </w:rPr>
+        <w:t xml:space="preserve"> )</w:t>
+      </w:r>
+      <w:r>
+        <w:rPr>
+          <w:color w:val="70AD47" w:themeColor="accent6"/>
+          <w:lang w:val="en-US"/>
+        </w:rPr>
+        <w:t xml:space="preserve"> – [</w:t>
+      </w:r>
+      <w:r>
+        <w:rPr>
+          <w:color w:val="70AD47" w:themeColor="accent6"/>
+          <w:lang w:val="en-US"/>
+        </w:rPr>
+        <w:t>:</w:t>
+      </w:r>
+      <w:r>
+        <w:rPr>
+          <w:color w:val="70AD47" w:themeColor="accent6"/>
+          <w:lang w:val="en-US"/>
+        </w:rPr>
+        <w:t>WRI</w:t>
+      </w:r>
+      <w:r>
+        <w:rPr>
+          <w:color w:val="70AD47" w:themeColor="accent6"/>
+          <w:lang w:val="en-US"/>
+        </w:rPr>
+        <w:t xml:space="preserve">TTEN_BY] </w:t>
+      </w:r>
+      <w:r>
+        <w:rPr>
+          <w:color w:val="70AD47" w:themeColor="accent6"/>
+          <w:lang w:val="en-US"/>
+        </w:rPr>
+        <w:t>–</w:t>
+      </w:r>
+      <w:r>
+        <w:rPr>
+          <w:color w:val="70AD47" w:themeColor="accent6"/>
+          <w:lang w:val="en-US"/>
+        </w:rPr>
+        <w:t xml:space="preserve"> </w:t>
+      </w:r>
+      <w:r>
+        <w:rPr>
+          <w:color w:val="70AD47" w:themeColor="accent6"/>
+          <w:lang w:val="en-US"/>
+        </w:rPr>
+        <w:t>&gt;</w:t>
+      </w:r>
+      <w:r>
+        <w:rPr>
+          <w:color w:val="70AD47" w:themeColor="accent6"/>
+          <w:lang w:val="en-US"/>
+        </w:rPr>
+        <w:t>(author)</w:t>
+      </w:r>
+      <w:r>
+        <w:rPr>
+          <w:color w:val="70AD47" w:themeColor="accent6"/>
+          <w:lang w:val="en-US"/>
+        </w:rPr>
+        <w:t>) , COUNT(</w:t>
+      </w:r>
+      <w:r>
+        <w:rPr>
+          <w:color w:val="70AD47" w:themeColor="accent6"/>
+          <w:lang w:val="en-US"/>
+        </w:rPr>
+        <w:t xml:space="preserve"> (</w:t>
+      </w:r>
+      <w:proofErr w:type="spellStart"/>
+      <w:r>
+        <w:rPr>
+          <w:color w:val="70AD47" w:themeColor="accent6"/>
+          <w:lang w:val="en-US"/>
+        </w:rPr>
+        <w:t>a:article</w:t>
+      </w:r>
+      <w:proofErr w:type="spellEnd"/>
+      <w:r>
+        <w:rPr>
+          <w:color w:val="70AD47" w:themeColor="accent6"/>
+          <w:lang w:val="en-US"/>
+        </w:rPr>
+        <w:t xml:space="preserve">) </w:t>
+      </w:r>
+      <w:r>
+        <w:rPr>
+          <w:color w:val="70AD47" w:themeColor="accent6"/>
+          <w:lang w:val="en-US"/>
+        </w:rPr>
+        <w:t>– [:WRITTEN_BY]</w:t>
+      </w:r>
+      <w:r>
+        <w:rPr>
+          <w:color w:val="70AD47" w:themeColor="accent6"/>
+          <w:lang w:val="en-US"/>
+        </w:rPr>
+        <w:t xml:space="preserve"> </w:t>
+      </w:r>
+      <w:r>
+        <w:rPr>
+          <w:color w:val="70AD47" w:themeColor="accent6"/>
+          <w:lang w:val="en-US"/>
+        </w:rPr>
+        <w:t xml:space="preserve">-&gt; </w:t>
+      </w:r>
+      <w:r>
+        <w:rPr>
+          <w:color w:val="70AD47" w:themeColor="accent6"/>
+          <w:lang w:val="en-US"/>
+        </w:rPr>
+        <w:t xml:space="preserve">? </w:t>
+      </w:r>
+      <w:r>
+        <w:rPr>
+          <w:color w:val="70AD47" w:themeColor="accent6"/>
+          <w:lang w:val="en-US"/>
+        </w:rPr>
+        <w:t>(author</w:t>
+      </w:r>
+      <w:proofErr w:type="gramStart"/>
+      <w:r>
+        <w:rPr>
+          <w:color w:val="70AD47" w:themeColor="accent6"/>
+          <w:lang w:val="en-US"/>
+        </w:rPr>
+        <w:t xml:space="preserve">) </w:t>
+      </w:r>
+      <w:r>
+        <w:rPr>
+          <w:color w:val="70AD47" w:themeColor="accent6"/>
+          <w:lang w:val="en-US"/>
+        </w:rPr>
+        <w:t>)</w:t>
+      </w:r>
+      <w:proofErr w:type="gramEnd"/>
+      <w:r>
+        <w:rPr>
+          <w:color w:val="70AD47" w:themeColor="accent6"/>
+          <w:lang w:val="en-US"/>
+        </w:rPr>
+        <w:t xml:space="preserve"> AS </w:t>
+      </w:r>
+      <w:proofErr w:type="spellStart"/>
+      <w:r>
+        <w:rPr>
+          <w:color w:val="70AD47" w:themeColor="accent6"/>
+          <w:lang w:val="en-US"/>
+        </w:rPr>
+        <w:t>numAuthor</w:t>
+      </w:r>
+      <w:proofErr w:type="spellEnd"/>
+      <w:r>
+        <w:rPr>
+          <w:color w:val="70AD47" w:themeColor="accent6"/>
+          <w:lang w:val="en-US"/>
+        </w:rPr>
+        <w:br/>
+      </w:r>
+      <w:r>
+        <w:rPr>
+          <w:color w:val="70AD47" w:themeColor="accent6"/>
+          <w:lang w:val="en-US"/>
+        </w:rPr>
+        <w:t xml:space="preserve">? </w:t>
+      </w:r>
+      <w:r>
+        <w:rPr>
+          <w:color w:val="70AD47" w:themeColor="accent6"/>
+          <w:lang w:val="en-US"/>
+        </w:rPr>
+        <w:t>RETURN</w:t>
+      </w:r>
+      <w:r>
+        <w:rPr>
+          <w:color w:val="70AD47" w:themeColor="accent6"/>
+          <w:lang w:val="en-US"/>
+        </w:rPr>
+        <w:t xml:space="preserve"> </w:t>
+      </w:r>
+      <w:proofErr w:type="spellStart"/>
+      <w:proofErr w:type="gramStart"/>
+      <w:r>
+        <w:rPr>
+          <w:color w:val="70AD47" w:themeColor="accent6"/>
+          <w:lang w:val="en-US"/>
+        </w:rPr>
+        <w:t>numAuthor</w:t>
+      </w:r>
+      <w:proofErr w:type="spellEnd"/>
+      <w:r>
+        <w:rPr>
+          <w:color w:val="70AD47" w:themeColor="accent6"/>
+          <w:lang w:val="en-US"/>
+        </w:rPr>
+        <w:t>,</w:t>
+      </w:r>
+      <w:r>
+        <w:rPr>
+          <w:color w:val="70AD47" w:themeColor="accent6"/>
+          <w:lang w:val="en-US"/>
+        </w:rPr>
+        <w:t xml:space="preserve"> </w:t>
+      </w:r>
+      <w:r>
+        <w:rPr>
+          <w:color w:val="70AD47" w:themeColor="accent6"/>
+          <w:lang w:val="en-US"/>
+        </w:rPr>
+        <w:t xml:space="preserve"> </w:t>
+      </w:r>
+      <w:r>
+        <w:rPr>
+          <w:color w:val="70AD47" w:themeColor="accent6"/>
+          <w:lang w:val="en-US"/>
+        </w:rPr>
+        <w:t>AVG</w:t>
+      </w:r>
+      <w:proofErr w:type="gramEnd"/>
+      <w:r>
+        <w:rPr>
+          <w:color w:val="70AD47" w:themeColor="accent6"/>
+          <w:lang w:val="en-US"/>
+        </w:rPr>
+        <w:t>(</w:t>
+      </w:r>
+      <w:proofErr w:type="spellStart"/>
+      <w:r>
+        <w:rPr>
+          <w:color w:val="70AD47" w:themeColor="accent6"/>
+          <w:lang w:val="en-US"/>
+        </w:rPr>
+        <w:t>numAuthor</w:t>
+      </w:r>
+      <w:proofErr w:type="spellEnd"/>
+      <w:r>
+        <w:rPr>
+          <w:color w:val="70AD47" w:themeColor="accent6"/>
+          <w:lang w:val="en-US"/>
+        </w:rPr>
+        <w:t>)</w:t>
+      </w:r>
+    </w:p>
+    <w:p>
+      <w:pPr>
+        <w:ind w:left="708"/>
+        <w:rPr>
+          <w:lang w:val="en-US"/>
+        </w:rPr>
+      </w:pPr>
+      <w:r>
+        <w:rPr>
+          <w:lang w:val="en-US"/>
+        </w:rPr>
+        <w:t xml:space="preserve">MATCH </w:t>
+      </w:r>
+      <w:proofErr w:type="gramStart"/>
+      <w:r>
+        <w:rPr>
+          <w:lang w:val="en-US"/>
+        </w:rPr>
+        <w:t>(( a</w:t>
+      </w:r>
+      <w:proofErr w:type="gramEnd"/>
+      <w:r>
+        <w:rPr>
+          <w:lang w:val="en-US"/>
+        </w:rPr>
+        <w:t xml:space="preserve"> : article ) – [:</w:t>
+      </w:r>
+      <w:r>
+        <w:rPr>
+          <w:lang w:val="en-US"/>
+        </w:rPr>
+        <w:t>WRITE</w:t>
+      </w:r>
+      <w:r>
+        <w:rPr>
+          <w:lang w:val="en-US"/>
+        </w:rPr>
+        <w:t xml:space="preserve">] – (author)) </w:t>
+      </w:r>
+      <w:r>
+        <w:rPr>
+          <w:lang w:val="en-US"/>
+        </w:rPr>
+        <w:br/>
+      </w:r>
+      <w:r>
+        <w:rPr>
+          <w:lang w:val="en-US"/>
+        </w:rPr>
+        <w:t>RETURN COUNT( (</w:t>
+      </w:r>
+      <w:proofErr w:type="spellStart"/>
+      <w:r>
+        <w:rPr>
+          <w:lang w:val="en-US"/>
+        </w:rPr>
+        <w:t>a:article</w:t>
+      </w:r>
+      <w:proofErr w:type="spellEnd"/>
+      <w:r>
+        <w:rPr>
+          <w:lang w:val="en-US"/>
+        </w:rPr>
+        <w:t>) – [:</w:t>
+      </w:r>
+      <w:r>
+        <w:rPr>
+          <w:lang w:val="en-US"/>
+        </w:rPr>
+        <w:t>WRITE</w:t>
+      </w:r>
+      <w:r>
+        <w:rPr>
+          <w:lang w:val="en-US"/>
+        </w:rPr>
+        <w:t xml:space="preserve">] - (author) ) AS </w:t>
+      </w:r>
+      <w:proofErr w:type="spellStart"/>
+      <w:r>
+        <w:rPr>
+          <w:lang w:val="en-US"/>
+        </w:rPr>
+        <w:t>numAuthor</w:t>
+      </w:r>
+      <w:proofErr w:type="spellEnd"/>
+      <w:r>
+        <w:rPr>
+          <w:lang w:val="en-US"/>
+        </w:rPr>
+        <w:t>,</w:t>
+      </w:r>
+      <w:r>
+        <w:rPr>
+          <w:lang w:val="en-US"/>
+        </w:rPr>
+        <w:t xml:space="preserve"> </w:t>
+      </w:r>
+      <w:proofErr w:type="spellStart"/>
+      <w:r>
+        <w:rPr>
+          <w:lang w:val="en-US"/>
+        </w:rPr>
+        <w:t>a.title</w:t>
+      </w:r>
+      <w:proofErr w:type="spellEnd"/>
+      <w:r>
+        <w:rPr>
+          <w:lang w:val="en-US"/>
+        </w:rPr>
+        <w:t xml:space="preserve"> </w:t>
+      </w:r>
+    </w:p>
+    <w:p>
+      <w:pPr>
+        <w:ind w:left="708"/>
+        <w:rPr>
+          <w:lang w:val="en-US"/>
+        </w:rPr>
+      </w:pPr>
+    </w:p>
+    <w:p>
+      <w:pPr>
+        <w:ind w:left="708"/>
+        <w:rPr>
+          <w:lang w:val="en-US"/>
+        </w:rPr>
+      </w:pPr>
+      <w:r>
+        <w:rPr>
+          <w:lang w:val="en-US"/>
+        </w:rPr>
+        <w:t xml:space="preserve">MATCH </w:t>
+      </w:r>
+      <w:proofErr w:type="gramStart"/>
+      <w:r>
+        <w:rPr>
+          <w:lang w:val="en-US"/>
+        </w:rPr>
+        <w:t>(( a</w:t>
+      </w:r>
+      <w:proofErr w:type="gramEnd"/>
+      <w:r>
+        <w:rPr>
+          <w:lang w:val="en-US"/>
+        </w:rPr>
+        <w:t xml:space="preserve"> : article ) – [:WRITE] – (auth</w:t>
+      </w:r>
+      <w:r>
+        <w:rPr>
+          <w:lang w:val="en-US"/>
+        </w:rPr>
+        <w:t>99</w:t>
+      </w:r>
+      <w:r>
+        <w:rPr>
+          <w:lang w:val="en-US"/>
+        </w:rPr>
+        <w:t xml:space="preserve">or)) </w:t>
+      </w:r>
+      <w:r>
+        <w:rPr>
+          <w:lang w:val="en-US"/>
+        </w:rPr>
+        <w:t>,</w:t>
+      </w:r>
+      <w:r>
+        <w:rPr>
+          <w:color w:val="70AD47" w:themeColor="accent6"/>
+          <w:lang w:val="en-US"/>
+        </w:rPr>
+        <w:t xml:space="preserve"> </w:t>
+      </w:r>
+      <w:r>
+        <w:rPr>
+          <w:lang w:val="en-US"/>
+        </w:rPr>
+        <w:t>COUNT( (</w:t>
+      </w:r>
+      <w:proofErr w:type="spellStart"/>
+      <w:r>
+        <w:rPr>
+          <w:lang w:val="en-US"/>
+        </w:rPr>
+        <w:t>a:article</w:t>
+      </w:r>
+      <w:proofErr w:type="spellEnd"/>
+      <w:r>
+        <w:rPr>
+          <w:lang w:val="en-US"/>
+        </w:rPr>
+        <w:t>) – [:WRI</w:t>
+      </w:r>
+      <w:r>
+        <w:rPr>
+          <w:lang w:val="en-US"/>
+        </w:rPr>
+        <w:t>TE</w:t>
+      </w:r>
+      <w:r>
+        <w:rPr>
+          <w:lang w:val="en-US"/>
+        </w:rPr>
+        <w:t xml:space="preserve">] - (author) ) AS </w:t>
+      </w:r>
+      <w:proofErr w:type="spellStart"/>
+      <w:r>
+        <w:rPr>
+          <w:lang w:val="en-US"/>
+        </w:rPr>
+        <w:t>numAuthor</w:t>
+      </w:r>
+      <w:proofErr w:type="spellEnd"/>
+      <w:r>
+        <w:rPr>
+          <w:lang w:val="en-US"/>
+        </w:rPr>
+        <w:br/>
+      </w:r>
+      <w:r>
+        <w:rPr>
+          <w:lang w:val="en-US"/>
+        </w:rPr>
+        <w:t>RETURN AVG(</w:t>
+      </w:r>
+      <w:proofErr w:type="spellStart"/>
+      <w:r>
+        <w:rPr>
+          <w:lang w:val="en-US"/>
+        </w:rPr>
+        <w:t>numAuthor</w:t>
+      </w:r>
+      <w:proofErr w:type="spellEnd"/>
+      <w:r>
+        <w:rPr>
+          <w:lang w:val="en-US"/>
+        </w:rPr>
+        <w:t>)</w:t>
+      </w:r>
+    </w:p>
+    <w:p>
+      <w:pPr>
+        <w:rPr>
+          <w:lang w:val="en-US"/>
+        </w:rPr>
+      </w:pPr>
+    </w:p>
+    <w:p>
+      <w:pPr>
+        <w:ind w:left="360"/>
+        <w:rPr>
+          <w:lang w:val="en-US"/>
+        </w:rPr>
+      </w:pPr>
+    </w:p>
+    <w:p>
+      <w:pPr>
+        <w:rPr>
+          <w:lang w:val="en-US"/>
+        </w:rPr>
+      </w:pPr>
+    </w:p>
+    <w:p>
+      <w:pPr>
+        <w:rPr>
+          <w:lang w:val="en-US"/>
+        </w:rPr>
+      </w:pPr>
+    </w:p>
+    <w:p>
+      <w:pPr>
+        <w:rPr>
+          <w:lang w:val="en-US"/>
+        </w:rPr>
+      </w:pPr>
+    </w:p>
+    <w:p>
+      <w:pPr>
+        <w:rPr>
+          <w:lang w:val="en-US"/>
+        </w:rPr>
+      </w:pPr>
+    </w:p>
+    <w:p>
+      <w:pPr>
+        <w:rPr>
+          <w:lang w:val="en-US"/>
+        </w:rPr>
+      </w:pPr>
+      <w:r>
+        <w:rPr>
+          <w:lang w:val="en-US"/>
+        </w:rPr>
+        <w:t xml:space="preserve">Lorenzo </w:t>
+      </w:r>
+    </w:p>
+    <w:p>
+      <w:pPr>
+        <w:rPr>
+          <w:lang w:val="en-US"/>
+        </w:rPr>
+      </w:pPr>
+    </w:p>
+    <w:p>
+      <w:pPr>
+        <w:rPr>
+          <w:lang w:val="en-US"/>
+        </w:rPr>
+      </w:pPr>
+      <w:r>
+        <w:rPr>
+          <w:lang w:val="en-US"/>
+        </w:rPr>
+        <w:t>Create</w:t>
+      </w:r>
     </w:p>
     <w:p>
       <w:pPr>
@@ -1316,7 +2705,7 @@
         <w:ind w:left="720" w:hanging="360"/>
       </w:pPr>
       <w:rPr>
-        <w:rFonts w:ascii="Symbol" w:hAnsi="Symbol" w:hint="default"/>
+        <w:rFonts w:hint="default" w:ascii="Symbol" w:hAnsi="Symbol"/>
       </w:rPr>
     </w:lvl>
     <w:lvl w:ilvl="1" w:tplc="04100003" w:tentative="1">
@@ -1328,7 +2717,7 @@
         <w:ind w:left="1440" w:hanging="360"/>
       </w:pPr>
       <w:rPr>
-        <w:rFonts w:ascii="Courier New" w:hAnsi="Courier New" w:cs="Courier New" w:hint="default"/>
+        <w:rFonts w:hint="default" w:ascii="Courier New" w:hAnsi="Courier New" w:cs="Courier New"/>
       </w:rPr>
     </w:lvl>
     <w:lvl w:ilvl="2" w:tplc="04100005" w:tentative="1">
@@ -1340,7 +2729,7 @@
         <w:ind w:left="2160" w:hanging="360"/>
       </w:pPr>
       <w:rPr>
-        <w:rFonts w:ascii="Wingdings" w:hAnsi="Wingdings" w:hint="default"/>
+        <w:rFonts w:hint="default" w:ascii="Wingdings" w:hAnsi="Wingdings"/>
       </w:rPr>
     </w:lvl>
     <w:lvl w:ilvl="3" w:tplc="04100001" w:tentative="1">
@@ -1352,7 +2741,7 @@
         <w:ind w:left="2880" w:hanging="360"/>
       </w:pPr>
       <w:rPr>
-        <w:rFonts w:ascii="Symbol" w:hAnsi="Symbol" w:hint="default"/>
+        <w:rFonts w:hint="default" w:ascii="Symbol" w:hAnsi="Symbol"/>
       </w:rPr>
     </w:lvl>
     <w:lvl w:ilvl="4" w:tplc="04100003" w:tentative="1">
@@ -1364,7 +2753,7 @@
         <w:ind w:left="3600" w:hanging="360"/>
       </w:pPr>
       <w:rPr>
-        <w:rFonts w:ascii="Courier New" w:hAnsi="Courier New" w:cs="Courier New" w:hint="default"/>
+        <w:rFonts w:hint="default" w:ascii="Courier New" w:hAnsi="Courier New" w:cs="Courier New"/>
       </w:rPr>
     </w:lvl>
     <w:lvl w:ilvl="5" w:tplc="04100005" w:tentative="1">
@@ -1376,7 +2765,7 @@
         <w:ind w:left="4320" w:hanging="360"/>
       </w:pPr>
       <w:rPr>
-        <w:rFonts w:ascii="Wingdings" w:hAnsi="Wingdings" w:hint="default"/>
+        <w:rFonts w:hint="default" w:ascii="Wingdings" w:hAnsi="Wingdings"/>
       </w:rPr>
     </w:lvl>
     <w:lvl w:ilvl="6" w:tplc="04100001" w:tentative="1">
@@ -1388,7 +2777,7 @@
         <w:ind w:left="5040" w:hanging="360"/>
       </w:pPr>
       <w:rPr>
-        <w:rFonts w:ascii="Symbol" w:hAnsi="Symbol" w:hint="default"/>
+        <w:rFonts w:hint="default" w:ascii="Symbol" w:hAnsi="Symbol"/>
       </w:rPr>
     </w:lvl>
     <w:lvl w:ilvl="7" w:tplc="04100003" w:tentative="1">
@@ -1400,7 +2789,7 @@
         <w:ind w:left="5760" w:hanging="360"/>
       </w:pPr>
       <w:rPr>
-        <w:rFonts w:ascii="Courier New" w:hAnsi="Courier New" w:cs="Courier New" w:hint="default"/>
+        <w:rFonts w:hint="default" w:ascii="Courier New" w:hAnsi="Courier New" w:cs="Courier New"/>
       </w:rPr>
     </w:lvl>
     <w:lvl w:ilvl="8" w:tplc="04100005" w:tentative="1">
@@ -1412,7 +2801,7 @@
         <w:ind w:left="6480" w:hanging="360"/>
       </w:pPr>
       <w:rPr>
-        <w:rFonts w:ascii="Wingdings" w:hAnsi="Wingdings" w:hint="default"/>
+        <w:rFonts w:hint="default" w:ascii="Wingdings" w:hAnsi="Wingdings"/>
       </w:rPr>
     </w:lvl>
   </w:abstractNum>
@@ -1429,7 +2818,7 @@
         <w:ind w:left="720" w:hanging="360"/>
       </w:pPr>
       <w:rPr>
-        <w:rFonts w:ascii="Wingdings" w:hAnsi="Wingdings" w:hint="default"/>
+        <w:rFonts w:hint="default" w:ascii="Wingdings" w:hAnsi="Wingdings"/>
       </w:rPr>
     </w:lvl>
     <w:lvl w:ilvl="1" w:tplc="04100003" w:tentative="1">
@@ -1441,7 +2830,7 @@
         <w:ind w:left="1440" w:hanging="360"/>
       </w:pPr>
       <w:rPr>
-        <w:rFonts w:ascii="Courier New" w:hAnsi="Courier New" w:cs="Courier New" w:hint="default"/>
+        <w:rFonts w:hint="default" w:ascii="Courier New" w:hAnsi="Courier New" w:cs="Courier New"/>
       </w:rPr>
     </w:lvl>
     <w:lvl w:ilvl="2" w:tplc="04100005" w:tentative="1">
@@ -1453,7 +2842,7 @@
         <w:ind w:left="2160" w:hanging="360"/>
       </w:pPr>
       <w:rPr>
-        <w:rFonts w:ascii="Wingdings" w:hAnsi="Wingdings" w:hint="default"/>
+        <w:rFonts w:hint="default" w:ascii="Wingdings" w:hAnsi="Wingdings"/>
       </w:rPr>
     </w:lvl>
     <w:lvl w:ilvl="3" w:tplc="04100001" w:tentative="1">
@@ -1465,7 +2854,7 @@
         <w:ind w:left="2880" w:hanging="360"/>
       </w:pPr>
       <w:rPr>
-        <w:rFonts w:ascii="Symbol" w:hAnsi="Symbol" w:hint="default"/>
+        <w:rFonts w:hint="default" w:ascii="Symbol" w:hAnsi="Symbol"/>
       </w:rPr>
     </w:lvl>
     <w:lvl w:ilvl="4" w:tplc="04100003" w:tentative="1">
@@ -1477,7 +2866,7 @@
         <w:ind w:left="3600" w:hanging="360"/>
       </w:pPr>
       <w:rPr>
-        <w:rFonts w:ascii="Courier New" w:hAnsi="Courier New" w:cs="Courier New" w:hint="default"/>
+        <w:rFonts w:hint="default" w:ascii="Courier New" w:hAnsi="Courier New" w:cs="Courier New"/>
       </w:rPr>
     </w:lvl>
     <w:lvl w:ilvl="5" w:tplc="04100005" w:tentative="1">
@@ -1489,7 +2878,7 @@
         <w:ind w:left="4320" w:hanging="360"/>
       </w:pPr>
       <w:rPr>
-        <w:rFonts w:ascii="Wingdings" w:hAnsi="Wingdings" w:hint="default"/>
+        <w:rFonts w:hint="default" w:ascii="Wingdings" w:hAnsi="Wingdings"/>
       </w:rPr>
     </w:lvl>
     <w:lvl w:ilvl="6" w:tplc="04100001" w:tentative="1">
@@ -1501,7 +2890,7 @@
         <w:ind w:left="5040" w:hanging="360"/>
       </w:pPr>
       <w:rPr>
-        <w:rFonts w:ascii="Symbol" w:hAnsi="Symbol" w:hint="default"/>
+        <w:rFonts w:hint="default" w:ascii="Symbol" w:hAnsi="Symbol"/>
       </w:rPr>
     </w:lvl>
     <w:lvl w:ilvl="7" w:tplc="04100003" w:tentative="1">
@@ -1513,7 +2902,7 @@
         <w:ind w:left="5760" w:hanging="360"/>
       </w:pPr>
       <w:rPr>
-        <w:rFonts w:ascii="Courier New" w:hAnsi="Courier New" w:cs="Courier New" w:hint="default"/>
+        <w:rFonts w:hint="default" w:ascii="Courier New" w:hAnsi="Courier New" w:cs="Courier New"/>
       </w:rPr>
     </w:lvl>
     <w:lvl w:ilvl="8" w:tplc="04100005" w:tentative="1">
@@ -1525,11 +2914,124 @@
         <w:ind w:left="6480" w:hanging="360"/>
       </w:pPr>
       <w:rPr>
-        <w:rFonts w:ascii="Wingdings" w:hAnsi="Wingdings" w:hint="default"/>
+        <w:rFonts w:hint="default" w:ascii="Wingdings" w:hAnsi="Wingdings"/>
       </w:rPr>
     </w:lvl>
   </w:abstractNum>
   <w:abstractNum w:abstractNumId="2" w15:restartNumberingAfterBreak="0">
+    <w:nsid w:val="65C20C70"/>
+    <w:multiLevelType w:val="hybridMultilevel"/>
+    <w:tmpl w:val="07CC58EA"/>
+    <w:lvl w:ilvl="0" w:tplc="04100005">
+      <w:start w:val="1"/>
+      <w:numFmt w:val="bullet"/>
+      <w:lvlText w:val=""/>
+      <w:lvlJc w:val="left"/>
+      <w:pPr>
+        <w:ind w:left="720" w:hanging="360"/>
+      </w:pPr>
+      <w:rPr>
+        <w:rFonts w:hint="default" w:ascii="Wingdings" w:hAnsi="Wingdings"/>
+      </w:rPr>
+    </w:lvl>
+    <w:lvl w:ilvl="1" w:tplc="04100003" w:tentative="1">
+      <w:start w:val="1"/>
+      <w:numFmt w:val="bullet"/>
+      <w:lvlText w:val="o"/>
+      <w:lvlJc w:val="left"/>
+      <w:pPr>
+        <w:ind w:left="1440" w:hanging="360"/>
+      </w:pPr>
+      <w:rPr>
+        <w:rFonts w:hint="default" w:ascii="Courier New" w:hAnsi="Courier New" w:cs="Courier New"/>
+      </w:rPr>
+    </w:lvl>
+    <w:lvl w:ilvl="2" w:tplc="04100005" w:tentative="1">
+      <w:start w:val="1"/>
+      <w:numFmt w:val="bullet"/>
+      <w:lvlText w:val=""/>
+      <w:lvlJc w:val="left"/>
+      <w:pPr>
+        <w:ind w:left="2160" w:hanging="360"/>
+      </w:pPr>
+      <w:rPr>
+        <w:rFonts w:hint="default" w:ascii="Wingdings" w:hAnsi="Wingdings"/>
+      </w:rPr>
+    </w:lvl>
+    <w:lvl w:ilvl="3" w:tplc="04100001" w:tentative="1">
+      <w:start w:val="1"/>
+      <w:numFmt w:val="bullet"/>
+      <w:lvlText w:val=""/>
+      <w:lvlJc w:val="left"/>
+      <w:pPr>
+        <w:ind w:left="2880" w:hanging="360"/>
+      </w:pPr>
+      <w:rPr>
+        <w:rFonts w:hint="default" w:ascii="Symbol" w:hAnsi="Symbol"/>
+      </w:rPr>
+    </w:lvl>
+    <w:lvl w:ilvl="4" w:tplc="04100003" w:tentative="1">
+      <w:start w:val="1"/>
+      <w:numFmt w:val="bullet"/>
+      <w:lvlText w:val="o"/>
+      <w:lvlJc w:val="left"/>
+      <w:pPr>
+        <w:ind w:left="3600" w:hanging="360"/>
+      </w:pPr>
+      <w:rPr>
+        <w:rFonts w:hint="default" w:ascii="Courier New" w:hAnsi="Courier New" w:cs="Courier New"/>
+      </w:rPr>
+    </w:lvl>
+    <w:lvl w:ilvl="5" w:tplc="04100005" w:tentative="1">
+      <w:start w:val="1"/>
+      <w:numFmt w:val="bullet"/>
+      <w:lvlText w:val=""/>
+      <w:lvlJc w:val="left"/>
+      <w:pPr>
+        <w:ind w:left="4320" w:hanging="360"/>
+      </w:pPr>
+      <w:rPr>
+        <w:rFonts w:hint="default" w:ascii="Wingdings" w:hAnsi="Wingdings"/>
+      </w:rPr>
+    </w:lvl>
+    <w:lvl w:ilvl="6" w:tplc="04100001" w:tentative="1">
+      <w:start w:val="1"/>
+      <w:numFmt w:val="bullet"/>
+      <w:lvlText w:val=""/>
+      <w:lvlJc w:val="left"/>
+      <w:pPr>
+        <w:ind w:left="5040" w:hanging="360"/>
+      </w:pPr>
+      <w:rPr>
+        <w:rFonts w:hint="default" w:ascii="Symbol" w:hAnsi="Symbol"/>
+      </w:rPr>
+    </w:lvl>
+    <w:lvl w:ilvl="7" w:tplc="04100003" w:tentative="1">
+      <w:start w:val="1"/>
+      <w:numFmt w:val="bullet"/>
+      <w:lvlText w:val="o"/>
+      <w:lvlJc w:val="left"/>
+      <w:pPr>
+        <w:ind w:left="5760" w:hanging="360"/>
+      </w:pPr>
+      <w:rPr>
+        <w:rFonts w:hint="default" w:ascii="Courier New" w:hAnsi="Courier New" w:cs="Courier New"/>
+      </w:rPr>
+    </w:lvl>
+    <w:lvl w:ilvl="8" w:tplc="04100005" w:tentative="1">
+      <w:start w:val="1"/>
+      <w:numFmt w:val="bullet"/>
+      <w:lvlText w:val=""/>
+      <w:lvlJc w:val="left"/>
+      <w:pPr>
+        <w:ind w:left="6480" w:hanging="360"/>
+      </w:pPr>
+      <w:rPr>
+        <w:rFonts w:hint="default" w:ascii="Wingdings" w:hAnsi="Wingdings"/>
+      </w:rPr>
+    </w:lvl>
+  </w:abstractNum>
+  <w:abstractNum w:abstractNumId="3" w15:restartNumberingAfterBreak="0">
     <w:nsid w:val="6DEFE0D1"/>
     <w:multiLevelType w:val="hybridMultilevel"/>
     <w:tmpl w:val="DB32896E"/>
@@ -1542,7 +3044,7 @@
         <w:ind w:left="720" w:hanging="360"/>
       </w:pPr>
       <w:rPr>
-        <w:rFonts w:ascii="Symbol" w:hAnsi="Symbol" w:hint="default"/>
+        <w:rFonts w:hint="default" w:ascii="Symbol" w:hAnsi="Symbol"/>
       </w:rPr>
     </w:lvl>
     <w:lvl w:ilvl="1" w:tplc="954AC86E">
@@ -1554,7 +3056,7 @@
         <w:ind w:left="1440" w:hanging="360"/>
       </w:pPr>
       <w:rPr>
-        <w:rFonts w:ascii="Courier New" w:hAnsi="Courier New" w:hint="default"/>
+        <w:rFonts w:hint="default" w:ascii="Courier New" w:hAnsi="Courier New"/>
       </w:rPr>
     </w:lvl>
     <w:lvl w:ilvl="2" w:tplc="AA0891E2">
@@ -1566,7 +3068,7 @@
         <w:ind w:left="2160" w:hanging="360"/>
       </w:pPr>
       <w:rPr>
-        <w:rFonts w:ascii="Wingdings" w:hAnsi="Wingdings" w:hint="default"/>
+        <w:rFonts w:hint="default" w:ascii="Wingdings" w:hAnsi="Wingdings"/>
       </w:rPr>
     </w:lvl>
     <w:lvl w:ilvl="3" w:tplc="3516D452">
@@ -1578,7 +3080,7 @@
         <w:ind w:left="2880" w:hanging="360"/>
       </w:pPr>
       <w:rPr>
-        <w:rFonts w:ascii="Symbol" w:hAnsi="Symbol" w:hint="default"/>
+        <w:rFonts w:hint="default" w:ascii="Symbol" w:hAnsi="Symbol"/>
       </w:rPr>
     </w:lvl>
     <w:lvl w:ilvl="4" w:tplc="0CF69C52">
@@ -1590,7 +3092,7 @@
         <w:ind w:left="3600" w:hanging="360"/>
       </w:pPr>
       <w:rPr>
-        <w:rFonts w:ascii="Courier New" w:hAnsi="Courier New" w:hint="default"/>
+        <w:rFonts w:hint="default" w:ascii="Courier New" w:hAnsi="Courier New"/>
       </w:rPr>
     </w:lvl>
     <w:lvl w:ilvl="5" w:tplc="79D666AC">
@@ -1602,7 +3104,7 @@
         <w:ind w:left="4320" w:hanging="360"/>
       </w:pPr>
       <w:rPr>
-        <w:rFonts w:ascii="Wingdings" w:hAnsi="Wingdings" w:hint="default"/>
+        <w:rFonts w:hint="default" w:ascii="Wingdings" w:hAnsi="Wingdings"/>
       </w:rPr>
     </w:lvl>
     <w:lvl w:ilvl="6" w:tplc="6414D5C0">
@@ -1614,7 +3116,7 @@
         <w:ind w:left="5040" w:hanging="360"/>
       </w:pPr>
       <w:rPr>
-        <w:rFonts w:ascii="Symbol" w:hAnsi="Symbol" w:hint="default"/>
+        <w:rFonts w:hint="default" w:ascii="Symbol" w:hAnsi="Symbol"/>
       </w:rPr>
     </w:lvl>
     <w:lvl w:ilvl="7" w:tplc="B2A260A2">
@@ -1626,7 +3128,7 @@
         <w:ind w:left="5760" w:hanging="360"/>
       </w:pPr>
       <w:rPr>
-        <w:rFonts w:ascii="Courier New" w:hAnsi="Courier New" w:hint="default"/>
+        <w:rFonts w:hint="default" w:ascii="Courier New" w:hAnsi="Courier New"/>
       </w:rPr>
     </w:lvl>
     <w:lvl w:ilvl="8" w:tplc="B42C9BBE">
@@ -1638,12 +3140,12 @@
         <w:ind w:left="6480" w:hanging="360"/>
       </w:pPr>
       <w:rPr>
-        <w:rFonts w:ascii="Wingdings" w:hAnsi="Wingdings" w:hint="default"/>
+        <w:rFonts w:hint="default" w:ascii="Wingdings" w:hAnsi="Wingdings"/>
       </w:rPr>
     </w:lvl>
   </w:abstractNum>
   <w:num w:numId="1" w16cid:durableId="624240095">
-    <w:abstractNumId w:val="2"/>
+    <w:abstractNumId w:val="3"/>
   </w:num>
   <w:num w:numId="2" w16cid:durableId="1945961297">
     <w:abstractNumId w:val="0"/>
@@ -1651,15 +3153,18 @@
   <w:num w:numId="3" w16cid:durableId="1281456995">
     <w:abstractNumId w:val="1"/>
   </w:num>
+  <w:num w:numId="4" w16cid:durableId="376005200">
+    <w:abstractNumId w:val="2"/>
+  </w:num>
 </w:numbering>
 </file>
 
 <file path=word/styles.xml><?xml version="1.0" encoding="utf-8"?>
-<w:styles xmlns:mc="http://schemas.openxmlformats.org/markup-compatibility/2006" xmlns:r="http://schemas.openxmlformats.org/officeDocument/2006/relationships" xmlns:w="http://schemas.openxmlformats.org/wordprocessingml/2006/main" xmlns:w14="http://schemas.microsoft.com/office/word/2010/wordml" xmlns:w15="http://schemas.microsoft.com/office/word/2012/wordml" xmlns:w16cex="http://schemas.microsoft.com/office/word/2018/wordml/cex" xmlns:w16cid="http://schemas.microsoft.com/office/word/2016/wordml/cid" xmlns:w16="http://schemas.microsoft.com/office/word/2018/wordml" xmlns:w16sdtdh="http://schemas.microsoft.com/office/word/2020/wordml/sdtdatahash" xmlns:w16se="http://schemas.microsoft.com/office/word/2015/wordml/symex" mc:Ignorable="w14 w15 w16se w16cid w16 w16cex w16sdtdh">
+<w:styles xmlns:wp14="http://schemas.microsoft.com/office/word/2010/wordprocessingDrawing" xmlns:mc="http://schemas.openxmlformats.org/markup-compatibility/2006" xmlns:r="http://schemas.openxmlformats.org/officeDocument/2006/relationships" xmlns:w="http://schemas.openxmlformats.org/wordprocessingml/2006/main" xmlns:w14="http://schemas.microsoft.com/office/word/2010/wordml" xmlns:w15="http://schemas.microsoft.com/office/word/2012/wordml" xmlns:w16cex="http://schemas.microsoft.com/office/word/2018/wordml/cex" xmlns:w16cid="http://schemas.microsoft.com/office/word/2016/wordml/cid" xmlns:w16="http://schemas.microsoft.com/office/word/2018/wordml" xmlns:w16sdtdh="http://schemas.microsoft.com/office/word/2020/wordml/sdtdatahash" xmlns:w16se="http://schemas.microsoft.com/office/word/2015/wordml/symex" mc:Ignorable="w14 w15 w16se w16cid w16 w16cex w16sdtdh wp14">
   <w:docDefaults>
     <w:rPrDefault>
       <w:rPr>
-        <w:rFonts w:asciiTheme="minorHAnsi" w:eastAsiaTheme="minorHAnsi" w:hAnsiTheme="minorHAnsi" w:cstheme="minorBidi"/>
+        <w:rFonts w:asciiTheme="minorHAnsi" w:hAnsiTheme="minorHAnsi" w:eastAsiaTheme="minorHAnsi" w:cstheme="minorBidi"/>
         <w:sz w:val="22"/>
         <w:szCs w:val="22"/>
         <w:lang w:val="it-IT" w:eastAsia="en-US" w:bidi="ar-SA"/>
@@ -1674,14 +3179,14 @@
   <w:latentStyles w:defLockedState="0" w:defUIPriority="99" w:defSemiHidden="0" w:defUnhideWhenUsed="0" w:defQFormat="0" w:count="376">
     <w:lsdException w:name="Normal" w:uiPriority="0" w:qFormat="1"/>
     <w:lsdException w:name="heading 1" w:uiPriority="9" w:qFormat="1"/>
-    <w:lsdException w:name="heading 2" w:semiHidden="1" w:uiPriority="9" w:unhideWhenUsed="1" w:qFormat="1"/>
-    <w:lsdException w:name="heading 3" w:semiHidden="1" w:uiPriority="9" w:unhideWhenUsed="1" w:qFormat="1"/>
-    <w:lsdException w:name="heading 4" w:semiHidden="1" w:uiPriority="9" w:unhideWhenUsed="1" w:qFormat="1"/>
-    <w:lsdException w:name="heading 5" w:semiHidden="1" w:uiPriority="9" w:unhideWhenUsed="1" w:qFormat="1"/>
-    <w:lsdException w:name="heading 6" w:semiHidden="1" w:uiPriority="9" w:unhideWhenUsed="1" w:qFormat="1"/>
-    <w:lsdException w:name="heading 7" w:semiHidden="1" w:uiPriority="9" w:unhideWhenUsed="1" w:qFormat="1"/>
-    <w:lsdException w:name="heading 8" w:semiHidden="1" w:uiPriority="9" w:unhideWhenUsed="1" w:qFormat="1"/>
-    <w:lsdException w:name="heading 9" w:semiHidden="1" w:uiPriority="9" w:unhideWhenUsed="1" w:qFormat="1"/>
+    <w:lsdException w:name="heading 2" w:uiPriority="9" w:semiHidden="1" w:unhideWhenUsed="1" w:qFormat="1"/>
+    <w:lsdException w:name="heading 3" w:uiPriority="9" w:semiHidden="1" w:unhideWhenUsed="1" w:qFormat="1"/>
+    <w:lsdException w:name="heading 4" w:uiPriority="9" w:semiHidden="1" w:unhideWhenUsed="1" w:qFormat="1"/>
+    <w:lsdException w:name="heading 5" w:uiPriority="9" w:semiHidden="1" w:unhideWhenUsed="1" w:qFormat="1"/>
+    <w:lsdException w:name="heading 6" w:uiPriority="9" w:semiHidden="1" w:unhideWhenUsed="1" w:qFormat="1"/>
+    <w:lsdException w:name="heading 7" w:uiPriority="9" w:semiHidden="1" w:unhideWhenUsed="1" w:qFormat="1"/>
+    <w:lsdException w:name="heading 8" w:uiPriority="9" w:semiHidden="1" w:unhideWhenUsed="1" w:qFormat="1"/>
+    <w:lsdException w:name="heading 9" w:uiPriority="9" w:semiHidden="1" w:unhideWhenUsed="1" w:qFormat="1"/>
     <w:lsdException w:name="index 1" w:semiHidden="1" w:unhideWhenUsed="1"/>
     <w:lsdException w:name="index 2" w:semiHidden="1" w:unhideWhenUsed="1"/>
     <w:lsdException w:name="index 3" w:semiHidden="1" w:unhideWhenUsed="1"/>
@@ -1691,22 +3196,22 @@
     <w:lsdException w:name="index 7" w:semiHidden="1" w:unhideWhenUsed="1"/>
     <w:lsdException w:name="index 8" w:semiHidden="1" w:unhideWhenUsed="1"/>
     <w:lsdException w:name="index 9" w:semiHidden="1" w:unhideWhenUsed="1"/>
-    <w:lsdException w:name="toc 1" w:semiHidden="1" w:uiPriority="39" w:unhideWhenUsed="1"/>
-    <w:lsdException w:name="toc 2" w:semiHidden="1" w:uiPriority="39" w:unhideWhenUsed="1"/>
-    <w:lsdException w:name="toc 3" w:semiHidden="1" w:uiPriority="39" w:unhideWhenUsed="1"/>
-    <w:lsdException w:name="toc 4" w:semiHidden="1" w:uiPriority="39" w:unhideWhenUsed="1"/>
-    <w:lsdException w:name="toc 5" w:semiHidden="1" w:uiPriority="39" w:unhideWhenUsed="1"/>
-    <w:lsdException w:name="toc 6" w:semiHidden="1" w:uiPriority="39" w:unhideWhenUsed="1"/>
-    <w:lsdException w:name="toc 7" w:semiHidden="1" w:uiPriority="39" w:unhideWhenUsed="1"/>
-    <w:lsdException w:name="toc 8" w:semiHidden="1" w:uiPriority="39" w:unhideWhenUsed="1"/>
-    <w:lsdException w:name="toc 9" w:semiHidden="1" w:uiPriority="39" w:unhideWhenUsed="1"/>
+    <w:lsdException w:name="toc 1" w:uiPriority="39" w:semiHidden="1" w:unhideWhenUsed="1"/>
+    <w:lsdException w:name="toc 2" w:uiPriority="39" w:semiHidden="1" w:unhideWhenUsed="1"/>
+    <w:lsdException w:name="toc 3" w:uiPriority="39" w:semiHidden="1" w:unhideWhenUsed="1"/>
+    <w:lsdException w:name="toc 4" w:uiPriority="39" w:semiHidden="1" w:unhideWhenUsed="1"/>
+    <w:lsdException w:name="toc 5" w:uiPriority="39" w:semiHidden="1" w:unhideWhenUsed="1"/>
+    <w:lsdException w:name="toc 6" w:uiPriority="39" w:semiHidden="1" w:unhideWhenUsed="1"/>
+    <w:lsdException w:name="toc 7" w:uiPriority="39" w:semiHidden="1" w:unhideWhenUsed="1"/>
+    <w:lsdException w:name="toc 8" w:uiPriority="39" w:semiHidden="1" w:unhideWhenUsed="1"/>
+    <w:lsdException w:name="toc 9" w:uiPriority="39" w:semiHidden="1" w:unhideWhenUsed="1"/>
     <w:lsdException w:name="Normal Indent" w:semiHidden="1" w:unhideWhenUsed="1"/>
     <w:lsdException w:name="footnote text" w:semiHidden="1" w:unhideWhenUsed="1"/>
     <w:lsdException w:name="annotation text" w:semiHidden="1" w:unhideWhenUsed="1"/>
     <w:lsdException w:name="header" w:semiHidden="1" w:unhideWhenUsed="1"/>
     <w:lsdException w:name="footer" w:semiHidden="1" w:unhideWhenUsed="1"/>
     <w:lsdException w:name="index heading" w:semiHidden="1" w:unhideWhenUsed="1"/>
-    <w:lsdException w:name="caption" w:semiHidden="1" w:uiPriority="35" w:unhideWhenUsed="1" w:qFormat="1"/>
+    <w:lsdException w:name="caption" w:uiPriority="35" w:semiHidden="1" w:unhideWhenUsed="1" w:qFormat="1"/>
     <w:lsdException w:name="table of figures" w:semiHidden="1" w:unhideWhenUsed="1"/>
     <w:lsdException w:name="envelope address" w:semiHidden="1" w:unhideWhenUsed="1"/>
     <w:lsdException w:name="envelope return" w:semiHidden="1" w:unhideWhenUsed="1"/>
@@ -1737,7 +3242,7 @@
     <w:lsdException w:name="Title" w:uiPriority="10" w:qFormat="1"/>
     <w:lsdException w:name="Closing" w:semiHidden="1" w:unhideWhenUsed="1"/>
     <w:lsdException w:name="Signature" w:semiHidden="1" w:unhideWhenUsed="1"/>
-    <w:lsdException w:name="Default Paragraph Font" w:semiHidden="1" w:uiPriority="1" w:unhideWhenUsed="1"/>
+    <w:lsdException w:name="Default Paragraph Font" w:uiPriority="1" w:semiHidden="1" w:unhideWhenUsed="1"/>
     <w:lsdException w:name="Body Text" w:semiHidden="1" w:unhideWhenUsed="1"/>
     <w:lsdException w:name="Body Text Indent" w:semiHidden="1" w:unhideWhenUsed="1"/>
     <w:lsdException w:name="List Continue" w:semiHidden="1" w:unhideWhenUsed="1"/>
@@ -1937,8 +3442,8 @@
     <w:lsdException w:name="Subtle Reference" w:uiPriority="31" w:qFormat="1"/>
     <w:lsdException w:name="Intense Reference" w:uiPriority="32" w:qFormat="1"/>
     <w:lsdException w:name="Book Title" w:uiPriority="33" w:qFormat="1"/>
-    <w:lsdException w:name="Bibliography" w:semiHidden="1" w:uiPriority="37" w:unhideWhenUsed="1"/>
-    <w:lsdException w:name="TOC Heading" w:semiHidden="1" w:uiPriority="39" w:unhideWhenUsed="1" w:qFormat="1"/>
+    <w:lsdException w:name="Bibliography" w:uiPriority="37" w:semiHidden="1" w:unhideWhenUsed="1"/>
+    <w:lsdException w:name="TOC Heading" w:uiPriority="39" w:semiHidden="1" w:unhideWhenUsed="1" w:qFormat="1"/>
     <w:lsdException w:name="Plain Table 1" w:uiPriority="41"/>
     <w:lsdException w:name="Plain Table 2" w:uiPriority="42"/>
     <w:lsdException w:name="Plain Table 3" w:uiPriority="43"/>
@@ -2049,17 +3554,17 @@
     <w:lsdException w:name="Unresolved Mention" w:semiHidden="1" w:unhideWhenUsed="1"/>
     <w:lsdException w:name="Smart Link" w:semiHidden="1" w:unhideWhenUsed="1"/>
   </w:latentStyles>
-  <w:style w:type="paragraph" w:default="1" w:styleId="Normal">
+  <w:style w:type="paragraph" w:styleId="Normal" w:default="1">
     <w:name w:val="Normal"/>
     <w:qFormat/>
   </w:style>
-  <w:style w:type="character" w:default="1" w:styleId="DefaultParagraphFont">
+  <w:style w:type="character" w:styleId="DefaultParagraphFont" w:default="1">
     <w:name w:val="Default Paragraph Font"/>
     <w:uiPriority w:val="1"/>
     <w:semiHidden/>
     <w:unhideWhenUsed/>
   </w:style>
-  <w:style w:type="table" w:default="1" w:styleId="TableNormal">
+  <w:style w:type="table" w:styleId="TableNormal" w:default="1">
     <w:name w:val="Normal Table"/>
     <w:uiPriority w:val="99"/>
     <w:semiHidden/>
@@ -2074,7 +3579,7 @@
       </w:tblCellMar>
     </w:tblPr>
   </w:style>
-  <w:style w:type="numbering" w:default="1" w:styleId="NoList">
+  <w:style w:type="numbering" w:styleId="NoList" w:default="1">
     <w:name w:val="No List"/>
     <w:uiPriority w:val="99"/>
     <w:semiHidden/>
@@ -2106,7 +3611,7 @@
       <w:spacing w:after="0" w:line="240" w:lineRule="auto"/>
     </w:pPr>
   </w:style>
-  <w:style w:type="character" w:customStyle="1" w:styleId="HeaderChar">
+  <w:style w:type="character" w:styleId="HeaderChar" w:customStyle="1">
     <w:name w:val="Header Char"/>
     <w:basedOn w:val="DefaultParagraphFont"/>
     <w:link w:val="Header"/>
@@ -2128,7 +3633,7 @@
       <w:spacing w:after="0" w:line="240" w:lineRule="auto"/>
     </w:pPr>
   </w:style>
-  <w:style w:type="character" w:customStyle="1" w:styleId="FooterChar">
+  <w:style w:type="character" w:styleId="FooterChar" w:customStyle="1">
     <w:name w:val="Footer Char"/>
     <w:basedOn w:val="DefaultParagraphFont"/>
     <w:link w:val="Footer"/>

--- a/Neo4j/Queries.docx
+++ b/Neo4j/Queries.docx
@@ -441,6 +441,10 @@
     <w:p>
       <w:pPr>
         <w:spacing w:line="257" w:lineRule="auto"/>
+        <w:rPr>
+          <w:rFonts w:ascii="Calibri" w:hAnsi="Calibri" w:eastAsia="Calibri" w:cs="Calibri"/>
+          <w:lang w:val="it"/>
+        </w:rPr>
       </w:pPr>
       <w:r>
         <w:rPr>
@@ -546,6 +550,74 @@
           <w:lang w:val="it"/>
         </w:rPr>
         <w:t xml:space="preserve"> autori</w:t>
+      </w:r>
+    </w:p>
+    <w:p>
+      <w:pPr>
+        <w:pStyle w:val="ListParagraph"/>
+        <w:numPr>
+          <w:ilvl w:val="0"/>
+          <w:numId w:val="1"/>
+        </w:numPr>
+        <w:rPr>
+          <w:rFonts w:ascii="Calibri" w:hAnsi="Calibri" w:eastAsia="Calibri" w:cs="Calibri"/>
+          <w:lang w:val="it"/>
+        </w:rPr>
+      </w:pPr>
+      <w:r>
+        <w:rPr>
+          <w:rFonts w:ascii="Calibri" w:hAnsi="Calibri" w:eastAsia="Calibri" w:cs="Calibri"/>
+          <w:lang w:val="it"/>
+        </w:rPr>
+        <w:t xml:space="preserve">Percentuale di </w:t>
+      </w:r>
+      <w:proofErr w:type="spellStart"/>
+      <w:r>
+        <w:rPr>
+          <w:rFonts w:ascii="Calibri" w:hAnsi="Calibri" w:eastAsia="Calibri" w:cs="Calibri"/>
+          <w:lang w:val="it"/>
+        </w:rPr>
+        <w:t>incollection</w:t>
+      </w:r>
+      <w:proofErr w:type="spellEnd"/>
+      <w:r>
+        <w:rPr>
+          <w:rFonts w:ascii="Calibri" w:hAnsi="Calibri" w:eastAsia="Calibri" w:cs="Calibri"/>
+          <w:lang w:val="it"/>
+        </w:rPr>
+        <w:t xml:space="preserve"> scritte da Bart </w:t>
+      </w:r>
+      <w:proofErr w:type="spellStart"/>
+      <w:r>
+        <w:rPr>
+          <w:rFonts w:ascii="Calibri" w:hAnsi="Calibri" w:eastAsia="Calibri" w:cs="Calibri"/>
+          <w:lang w:val="it"/>
+        </w:rPr>
+        <w:t>Preneel</w:t>
+      </w:r>
+      <w:proofErr w:type="spellEnd"/>
+      <w:r>
+        <w:rPr>
+          <w:rFonts w:ascii="Calibri" w:hAnsi="Calibri" w:eastAsia="Calibri" w:cs="Calibri"/>
+          <w:lang w:val="it"/>
+        </w:rPr>
+        <w:t xml:space="preserve"> dal 2000 al 2019 rispetto ai libri dal 2000 al 2019 (le </w:t>
+      </w:r>
+      <w:proofErr w:type="spellStart"/>
+      <w:r>
+        <w:rPr>
+          <w:rFonts w:ascii="Calibri" w:hAnsi="Calibri" w:eastAsia="Calibri" w:cs="Calibri"/>
+          <w:lang w:val="it"/>
+        </w:rPr>
+        <w:t>incollection</w:t>
+      </w:r>
+      <w:proofErr w:type="spellEnd"/>
+      <w:r>
+        <w:rPr>
+          <w:rFonts w:ascii="Calibri" w:hAnsi="Calibri" w:eastAsia="Calibri" w:cs="Calibri"/>
+          <w:lang w:val="it"/>
+        </w:rPr>
+        <w:t xml:space="preserve"> sono sezioni di libri)</w:t>
       </w:r>
     </w:p>
     <w:p>
@@ -1881,7 +1953,7 @@
           <v:shape id="_x0000_i1025" style="width:450.75pt;height:72.75pt" o:ole="" type="#_x0000_t75">
             <v:imagedata o:title="" r:id="rId8"/>
           </v:shape>
-          <o:OLEObject Type="Embed" ProgID="Word.Document.12" ShapeID="_x0000_i1025" DrawAspect="Content" ObjectID="_1728448153" r:id="rId9">
+          <o:OLEObject Type="Embed" ProgID="Word.Document.12" ShapeID="_x0000_i1025" DrawAspect="Content" ObjectID="_1728600170" r:id="rId9">
             <o:FieldCodes>\s</o:FieldCodes>
           </o:OLEObject>
         </w:object>
@@ -2501,32 +2573,165 @@
     </w:p>
     <w:p>
       <w:pPr>
-        <w:rPr>
-          <w:lang w:val="en-US"/>
-        </w:rPr>
-      </w:pPr>
-    </w:p>
-    <w:p>
-      <w:pPr>
-        <w:rPr>
-          <w:lang w:val="en-US"/>
-        </w:rPr>
-      </w:pPr>
-    </w:p>
-    <w:p>
-      <w:pPr>
-        <w:rPr>
-          <w:lang w:val="en-US"/>
-        </w:rPr>
-      </w:pPr>
-    </w:p>
-    <w:p>
-      <w:pPr>
-        <w:rPr>
-          <w:lang w:val="en-US"/>
-        </w:rPr>
-      </w:pPr>
-    </w:p>
+        <w:shd w:val="clear" w:color="auto" w:fill="1E1E1E"/>
+        <w:spacing w:after="0" w:line="240" w:lineRule="auto"/>
+        <w:rPr>
+          <w:rFonts w:ascii="Times New Roman" w:hAnsi="Times New Roman" w:eastAsia="Times New Roman" w:cs="Times New Roman"/>
+          <w:color w:val="93A1A1"/>
+          <w:sz w:val="24"/>
+          <w:szCs w:val="24"/>
+          <w:lang w:val="en-US" w:eastAsia="en-GB"/>
+        </w:rPr>
+      </w:pPr>
+      <w:r>
+        <w:rPr>
+          <w:rFonts w:ascii="Times New Roman" w:hAnsi="Times New Roman" w:eastAsia="Times New Roman" w:cs="Times New Roman"/>
+          <w:color w:val="FDF6E3"/>
+          <w:sz w:val="24"/>
+          <w:szCs w:val="24"/>
+          <w:lang w:val="en-US" w:eastAsia="en-GB"/>
+        </w:rPr>
+        <w:t xml:space="preserve">Percentuale di incollection scritte da Bart Preneel dal </w:t>
+      </w:r>
+      <w:r>
+        <w:rPr>
+          <w:rFonts w:ascii="Times New Roman" w:hAnsi="Times New Roman" w:eastAsia="Times New Roman" w:cs="Times New Roman"/>
+          <w:color w:val="2AA198"/>
+          <w:sz w:val="24"/>
+          <w:szCs w:val="24"/>
+          <w:lang w:val="en-US" w:eastAsia="en-GB"/>
+        </w:rPr>
+        <w:t>2000</w:t>
+      </w:r>
+      <w:r>
+        <w:rPr>
+          <w:rFonts w:ascii="Times New Roman" w:hAnsi="Times New Roman" w:eastAsia="Times New Roman" w:cs="Times New Roman"/>
+          <w:color w:val="FDF6E3"/>
+          <w:sz w:val="24"/>
+          <w:szCs w:val="24"/>
+          <w:lang w:val="en-US" w:eastAsia="en-GB"/>
+        </w:rPr>
+        <w:t xml:space="preserve"> al </w:t>
+      </w:r>
+      <w:r>
+        <w:rPr>
+          <w:rFonts w:ascii="Times New Roman" w:hAnsi="Times New Roman" w:eastAsia="Times New Roman" w:cs="Times New Roman"/>
+          <w:color w:val="2AA198"/>
+          <w:sz w:val="24"/>
+          <w:szCs w:val="24"/>
+          <w:lang w:val="en-US" w:eastAsia="en-GB"/>
+        </w:rPr>
+        <w:t>2019</w:t>
+      </w:r>
+      <w:r>
+        <w:rPr>
+          <w:rFonts w:ascii="Times New Roman" w:hAnsi="Times New Roman" w:eastAsia="Times New Roman" w:cs="Times New Roman"/>
+          <w:color w:val="FDF6E3"/>
+          <w:sz w:val="24"/>
+          <w:szCs w:val="24"/>
+          <w:lang w:val="en-US" w:eastAsia="en-GB"/>
+        </w:rPr>
+        <w:t xml:space="preserve"> rispetto ai libri dal </w:t>
+      </w:r>
+      <w:r>
+        <w:rPr>
+          <w:rFonts w:ascii="Times New Roman" w:hAnsi="Times New Roman" w:eastAsia="Times New Roman" w:cs="Times New Roman"/>
+          <w:color w:val="2AA198"/>
+          <w:sz w:val="24"/>
+          <w:szCs w:val="24"/>
+          <w:lang w:val="en-US" w:eastAsia="en-GB"/>
+        </w:rPr>
+        <w:t>2000</w:t>
+      </w:r>
+      <w:r>
+        <w:rPr>
+          <w:rFonts w:ascii="Times New Roman" w:hAnsi="Times New Roman" w:eastAsia="Times New Roman" w:cs="Times New Roman"/>
+          <w:color w:val="FDF6E3"/>
+          <w:sz w:val="24"/>
+          <w:szCs w:val="24"/>
+          <w:lang w:val="en-US" w:eastAsia="en-GB"/>
+        </w:rPr>
+        <w:t xml:space="preserve"> al </w:t>
+      </w:r>
+      <w:r>
+        <w:rPr>
+          <w:rFonts w:ascii="Times New Roman" w:hAnsi="Times New Roman" w:eastAsia="Times New Roman" w:cs="Times New Roman"/>
+          <w:color w:val="2AA198"/>
+          <w:sz w:val="24"/>
+          <w:szCs w:val="24"/>
+          <w:lang w:val="en-US" w:eastAsia="en-GB"/>
+        </w:rPr>
+        <w:t>2019</w:t>
+      </w:r>
+      <w:r>
+        <w:rPr>
+          <w:rFonts w:ascii="Times New Roman" w:hAnsi="Times New Roman" w:eastAsia="Times New Roman" w:cs="Times New Roman"/>
+          <w:color w:val="FDF6E3"/>
+          <w:sz w:val="24"/>
+          <w:szCs w:val="24"/>
+          <w:lang w:val="en-US" w:eastAsia="en-GB"/>
+        </w:rPr>
+        <w:t xml:space="preserve"> </w:t>
+      </w:r>
+      <w:r>
+        <w:rPr>
+          <w:rFonts w:ascii="Times New Roman" w:hAnsi="Times New Roman" w:eastAsia="Times New Roman" w:cs="Times New Roman"/>
+          <w:color w:val="93A1A1"/>
+          <w:sz w:val="24"/>
+          <w:szCs w:val="24"/>
+          <w:lang w:val="en-US" w:eastAsia="en-GB"/>
+        </w:rPr>
+        <w:t>(</w:t>
+      </w:r>
+      <w:r>
+        <w:rPr>
+          <w:rFonts w:ascii="Times New Roman" w:hAnsi="Times New Roman" w:eastAsia="Times New Roman" w:cs="Times New Roman"/>
+          <w:color w:val="FDF6E3"/>
+          <w:sz w:val="24"/>
+          <w:szCs w:val="24"/>
+          <w:lang w:val="en-US" w:eastAsia="en-GB"/>
+        </w:rPr>
+        <w:t>le incollection sono sezioni di libri</w:t>
+      </w:r>
+      <w:r>
+        <w:rPr>
+          <w:rFonts w:ascii="Times New Roman" w:hAnsi="Times New Roman" w:eastAsia="Times New Roman" w:cs="Times New Roman"/>
+          <w:color w:val="93A1A1"/>
+          <w:sz w:val="24"/>
+          <w:szCs w:val="24"/>
+          <w:lang w:val="en-US" w:eastAsia="en-GB"/>
+        </w:rPr>
+        <w:t>)</w:t>
+      </w:r>
+    </w:p>
+    <w:p>
+      <w:pPr>
+        <w:ind w:left="360"/>
+        <w:rPr>
+          <w:lang w:val="en-US"/>
+        </w:rPr>
+      </w:pPr>
+    </w:p>
+    <w:bookmarkStart w:name="_MON_1728628931" w:id="1"/>
+    <w:bookmarkEnd w:id="1"/>
+    <w:p>
+      <w:r>
+        <w:rPr>
+          <w:noProof/>
+        </w:rPr>
+        <w:object w:dxaOrig="9020" w:dyaOrig="5500" w14:anchorId="0E696DC4">
+          <v:shape id="_x0000_i1026" style="width:450.75pt;height:275.25pt" o:ole="" type="#_x0000_t75">
+            <v:imagedata o:title="" r:id="rId10"/>
+          </v:shape>
+          <o:OLEObject Type="Embed" ProgID="Word.Document.12" ShapeID="_x0000_i1026" DrawAspect="Content" ObjectID="_1728600171" r:id="rId11">
+            <o:FieldCodes>\s</o:FieldCodes>
+          </o:OLEObject>
+        </w:object>
+      </w:r>
+    </w:p>
+    <w:p/>
+    <w:p/>
+    <w:p/>
     <w:p>
       <w:pPr>
         <w:rPr>

--- a/Neo4j/Queries.docx
+++ b/Neo4j/Queries.docx
@@ -1547,7 +1547,7 @@
           <v:shape id="_x0000_i1025" type="#_x0000_t75" style="width:450.75pt;height:72.75pt" o:ole="">
             <v:imagedata r:id="rId8" o:title=""/>
           </v:shape>
-          <o:OLEObject Type="Embed" ProgID="Word.Document.12" ShapeID="_x0000_i1025" DrawAspect="Content" ObjectID="_1728644947" r:id="rId9">
+          <o:OLEObject Type="Embed" ProgID="Word.Document.12" ShapeID="_x0000_i1025" DrawAspect="Content" ObjectID="_1728645632" r:id="rId9">
             <o:FieldCodes>\s</o:FieldCodes>
           </o:OLEObject>
         </w:object>
@@ -2144,7 +2144,7 @@
           <v:shape id="_x0000_i1026" type="#_x0000_t75" style="width:450.75pt;height:275.25pt" o:ole="">
             <v:imagedata r:id="rId10" o:title=""/>
           </v:shape>
-          <o:OLEObject Type="Embed" ProgID="Word.Document.12" ShapeID="_x0000_i1026" DrawAspect="Content" ObjectID="_1728644948" r:id="rId11">
+          <o:OLEObject Type="Embed" ProgID="Word.Document.12" ShapeID="_x0000_i1026" DrawAspect="Content" ObjectID="_1728645633" r:id="rId11">
             <o:FieldCodes>\s</o:FieldCodes>
           </o:OLEObject>
         </w:object>
@@ -3544,13 +3544,12 @@
         </w:rPr>
         <w:t>per cite index</w:t>
       </w:r>
-    </w:p>
-    <w:p>
-      <w:pPr>
+      <w:r>
         <w:rPr>
           <w:highlight w:val="magenta"/>
         </w:rPr>
-      </w:pPr>
+        <w:t xml:space="preserve"> =&gt; same as Author</w:t>
+      </w:r>
     </w:p>
     <w:p>
       <w:pPr>
@@ -3558,16 +3557,98 @@
           <w:highlight w:val="magenta"/>
         </w:rPr>
       </w:pPr>
-      <w:r>
+    </w:p>
+    <w:p>
+      <w:pPr>
         <w:rPr>
           <w:highlight w:val="magenta"/>
         </w:rPr>
+      </w:pPr>
+      <w:r>
+        <w:rPr>
+          <w:highlight w:val="magenta"/>
+        </w:rPr>
         <w:t>Versione overall</w:t>
       </w:r>
     </w:p>
     <w:p>
       <w:pPr>
         <w:rPr>
+          <w:rFonts w:ascii="Calibri" w:eastAsia="Calibri" w:hAnsi="Calibri" w:cs="Calibri"/>
+          <w:color w:val="000000" w:themeColor="text1"/>
+        </w:rPr>
+      </w:pPr>
+      <w:r>
+        <w:rPr>
+          <w:rFonts w:ascii="Calibri" w:eastAsia="Calibri" w:hAnsi="Calibri" w:cs="Calibri"/>
+          <w:color w:val="000000" w:themeColor="text1"/>
+        </w:rPr>
+        <w:t>Match (p:Pubblication)-[ ]-(j:Journal)</w:t>
+      </w:r>
+    </w:p>
+    <w:p>
+      <w:pPr>
+        <w:rPr>
+          <w:rFonts w:ascii="Calibri" w:eastAsia="Calibri" w:hAnsi="Calibri" w:cs="Calibri"/>
+          <w:color w:val="000000" w:themeColor="text1"/>
+        </w:rPr>
+      </w:pPr>
+      <w:r>
+        <w:rPr>
+          <w:rFonts w:ascii="Calibri" w:eastAsia="Calibri" w:hAnsi="Calibri" w:cs="Calibri"/>
+          <w:color w:val="000000" w:themeColor="text1"/>
+        </w:rPr>
+        <w:t>WITH collect(p) as pubs, sum(p.citationScore) as totScore, j</w:t>
+      </w:r>
+    </w:p>
+    <w:p>
+      <w:pPr>
+        <w:rPr>
+          <w:rFonts w:ascii="Calibri" w:eastAsia="Calibri" w:hAnsi="Calibri" w:cs="Calibri"/>
+          <w:color w:val="000000" w:themeColor="text1"/>
+        </w:rPr>
+      </w:pPr>
+      <w:r>
+        <w:rPr>
+          <w:rFonts w:ascii="Calibri" w:eastAsia="Calibri" w:hAnsi="Calibri" w:cs="Calibri"/>
+          <w:color w:val="000000" w:themeColor="text1"/>
+        </w:rPr>
+        <w:t>RETURN j.name as Name, totScore</w:t>
+      </w:r>
+    </w:p>
+    <w:p>
+      <w:pPr>
+        <w:rPr>
+          <w:rFonts w:ascii="Calibri" w:eastAsia="Calibri" w:hAnsi="Calibri" w:cs="Calibri"/>
+          <w:color w:val="000000" w:themeColor="text1"/>
+        </w:rPr>
+      </w:pPr>
+      <w:r>
+        <w:rPr>
+          <w:rFonts w:ascii="Calibri" w:eastAsia="Calibri" w:hAnsi="Calibri" w:cs="Calibri"/>
+          <w:color w:val="000000" w:themeColor="text1"/>
+        </w:rPr>
+        <w:t>Order by totScore DESC</w:t>
+      </w:r>
+    </w:p>
+    <w:p>
+      <w:pPr>
+        <w:rPr>
+          <w:rFonts w:ascii="Calibri" w:eastAsia="Calibri" w:hAnsi="Calibri" w:cs="Calibri"/>
+          <w:color w:val="000000" w:themeColor="text1"/>
+        </w:rPr>
+      </w:pPr>
+      <w:r>
+        <w:rPr>
+          <w:rFonts w:ascii="Calibri" w:eastAsia="Calibri" w:hAnsi="Calibri" w:cs="Calibri"/>
+          <w:color w:val="000000" w:themeColor="text1"/>
+        </w:rPr>
+        <w:t>LIMIT 100</w:t>
+      </w:r>
+    </w:p>
+    <w:p>
+      <w:pPr>
+        <w:rPr>
           <w:highlight w:val="magenta"/>
         </w:rPr>
       </w:pPr>
@@ -3606,10 +3687,17 @@
           <w:highlight w:val="magenta"/>
         </w:rPr>
       </w:pPr>
-      <w:r>
+    </w:p>
+    <w:p>
+      <w:pPr>
         <w:rPr>
           <w:highlight w:val="magenta"/>
         </w:rPr>
+      </w:pPr>
+      <w:r>
+        <w:rPr>
+          <w:highlight w:val="magenta"/>
+        </w:rPr>
         <w:t xml:space="preserve">Ranking authors </w:t>
       </w:r>
       <w:r>
@@ -3622,8 +3710,29 @@
         <w:rPr>
           <w:highlight w:val="magenta"/>
         </w:rPr>
-        <w:t xml:space="preserve"> </w:t>
-      </w:r>
+        <w:t xml:space="preserve"> OK</w:t>
+      </w:r>
+    </w:p>
+    <w:p>
+      <w:pPr>
+        <w:rPr>
+          <w:highlight w:val="magenta"/>
+        </w:rPr>
+      </w:pPr>
+    </w:p>
+    <w:p>
+      <w:pPr>
+        <w:rPr>
+          <w:highlight w:val="magenta"/>
+        </w:rPr>
+      </w:pPr>
+    </w:p>
+    <w:p>
+      <w:pPr>
+        <w:rPr>
+          <w:highlight w:val="magenta"/>
+        </w:rPr>
+      </w:pPr>
     </w:p>
     <w:p>
       <w:pPr>

--- a/Neo4j/Queries.docx
+++ b/Neo4j/Queries.docx
@@ -1541,10 +1541,10 @@
             <v:path o:extrusionok="f" gradientshapeok="t" o:connecttype="rect"/>
             <o:lock v:ext="edit" aspectratio="t"/>
           </v:shapetype>
-          <v:shape id="_x0000_i1025" type="#_x0000_t75" style="width:450.75pt;height:72.6pt" o:ole="">
+          <v:shape id="_x0000_i1025" type="#_x0000_t75" style="width:450.75pt;height:72.75pt" o:ole="">
             <v:imagedata r:id="rId9" o:title=""/>
           </v:shape>
-          <o:OLEObject Type="Embed" ProgID="Word.Document.12" ShapeID="_x0000_i1025" DrawAspect="Content" ObjectID="_1728933183" r:id="rId10">
+          <o:OLEObject Type="Embed" ProgID="Word.Document.12" ShapeID="_x0000_i1025" DrawAspect="Content" ObjectID="_1728904169" r:id="rId10">
             <o:FieldCodes>\s</o:FieldCodes>
           </o:OLEObject>
         </w:object>
@@ -2098,10 +2098,10 @@
           <w:noProof/>
         </w:rPr>
         <w:object w:dxaOrig="9020" w:dyaOrig="5500" w14:anchorId="0E696DC4">
-          <v:shape id="_x0000_i1026" type="#_x0000_t75" style="width:450.75pt;height:275.3pt" o:ole="">
+          <v:shape id="_x0000_i1026" type="#_x0000_t75" style="width:450.75pt;height:275.25pt" o:ole="">
             <v:imagedata r:id="rId11" o:title=""/>
           </v:shape>
-          <o:OLEObject Type="Embed" ProgID="Word.Document.12" ShapeID="_x0000_i1026" DrawAspect="Content" ObjectID="_1728933184" r:id="rId12">
+          <o:OLEObject Type="Embed" ProgID="Word.Document.12" ShapeID="_x0000_i1026" DrawAspect="Content" ObjectID="_1728904170" r:id="rId12">
             <o:FieldCodes>\s</o:FieldCodes>
           </o:OLEObject>
         </w:object>
@@ -49880,7 +49880,7 @@
 </file>
 
 <file path=word/commentsExtensible.xml><?xml version="1.0" encoding="utf-8"?>
-<w16cex:commentsExtensible xmlns:wpc="http://schemas.microsoft.com/office/word/2010/wordprocessingCanvas" xmlns:cx="http://schemas.microsoft.com/office/drawing/2014/chartex" xmlns:cx1="http://schemas.microsoft.com/office/drawing/2015/9/8/chartex" xmlns:cx2="http://schemas.microsoft.com/office/drawing/2015/10/21/chartex" xmlns:cx3="http://schemas.microsoft.com/office/drawing/2016/5/9/chartex" xmlns:cx4="http://schemas.microsoft.com/office/drawing/2016/5/10/chartex" xmlns:cx5="http://schemas.microsoft.com/office/drawing/2016/5/11/chartex" xmlns:cx6="http://schemas.microsoft.com/office/drawing/2016/5/12/chartex" xmlns:cx7="http://schemas.microsoft.com/office/drawing/2016/5/13/chartex" xmlns:cx8="http://schemas.microsoft.com/office/drawing/2016/5/14/chartex" xmlns:mc="http://schemas.openxmlformats.org/markup-compatibility/2006" xmlns:aink="http://schemas.microsoft.com/office/drawing/2016/ink" xmlns:am3d="http://schemas.microsoft.com/office/drawing/2017/model3d" xmlns:o="urn:schemas-microsoft-com:office:office" xmlns:oel="http://schemas.microsoft.com/office/2019/extlst" xmlns:r="http://schemas.openxmlformats.org/officeDocument/2006/relationships" xmlns:m="http://schemas.openxmlformats.org/officeDocument/2006/math" xmlns:v="urn:schemas-microsoft-com:vml" xmlns:wp14="http://schemas.microsoft.com/office/word/2010/wordprocessingDrawing" xmlns:wp="http://schemas.openxmlformats.org/drawingml/2006/wordprocessingDrawing" xmlns:w10="urn:schemas-microsoft-com:office:word" xmlns:w="http://schemas.openxmlformats.org/wordprocessingml/2006/main" xmlns:w14="http://schemas.microsoft.com/office/word/2010/wordml" xmlns:w15="http://schemas.microsoft.com/office/word/2012/wordml" xmlns:w16cex="http://schemas.microsoft.com/office/word/2018/wordml/cex" xmlns:w16cid="http://schemas.microsoft.com/office/word/2016/wordml/cid" xmlns:w16="http://schemas.microsoft.com/office/word/2018/wordml" xmlns:w16sdtdh="http://schemas.microsoft.com/office/word/2020/wordml/sdtdatahash" xmlns:w16se="http://schemas.microsoft.com/office/word/2015/wordml/symex" xmlns:wpg="http://schemas.microsoft.com/office/word/2010/wordprocessingGroup" xmlns:wpi="http://schemas.microsoft.com/office/word/2010/wordprocessingInk" xmlns:wne="http://schemas.microsoft.com/office/word/2006/wordml" xmlns:wps="http://schemas.microsoft.com/office/word/2010/wordprocessingShape" mc:Ignorable="w14 w15 w16se w16cid w16 w16cex w16sdtdh wp14">
+<w16cex:commentsExtensible xmlns:wpc="http://schemas.microsoft.com/office/word/2010/wordprocessingCanvas" xmlns:cx="http://schemas.microsoft.com/office/drawing/2014/chartex" xmlns:cx1="http://schemas.microsoft.com/office/drawing/2015/9/8/chartex" xmlns:cx2="http://schemas.microsoft.com/office/drawing/2015/10/21/chartex" xmlns:cx3="http://schemas.microsoft.com/office/drawing/2016/5/9/chartex" xmlns:cx4="http://schemas.microsoft.com/office/drawing/2016/5/10/chartex" xmlns:cx5="http://schemas.microsoft.com/office/drawing/2016/5/11/chartex" xmlns:cx6="http://schemas.microsoft.com/office/drawing/2016/5/12/chartex" xmlns:cx7="http://schemas.microsoft.com/office/drawing/2016/5/13/chartex" xmlns:cx8="http://schemas.microsoft.com/office/drawing/2016/5/14/chartex" xmlns:cr="http://schemas.microsoft.com/office/comments/2020/reactions" xmlns:mc="http://schemas.openxmlformats.org/markup-compatibility/2006" xmlns:aink="http://schemas.microsoft.com/office/drawing/2016/ink" xmlns:am3d="http://schemas.microsoft.com/office/drawing/2017/model3d" xmlns:o="urn:schemas-microsoft-com:office:office" xmlns:oel="http://schemas.microsoft.com/office/2019/extlst" xmlns:r="http://schemas.openxmlformats.org/officeDocument/2006/relationships" xmlns:m="http://schemas.openxmlformats.org/officeDocument/2006/math" xmlns:v="urn:schemas-microsoft-com:vml" xmlns:wp14="http://schemas.microsoft.com/office/word/2010/wordprocessingDrawing" xmlns:wp="http://schemas.openxmlformats.org/drawingml/2006/wordprocessingDrawing" xmlns:w10="urn:schemas-microsoft-com:office:word" xmlns:w="http://schemas.openxmlformats.org/wordprocessingml/2006/main" xmlns:w14="http://schemas.microsoft.com/office/word/2010/wordml" xmlns:w15="http://schemas.microsoft.com/office/word/2012/wordml" xmlns:w16cex="http://schemas.microsoft.com/office/word/2018/wordml/cex" xmlns:w16cid="http://schemas.microsoft.com/office/word/2016/wordml/cid" xmlns:w16="http://schemas.microsoft.com/office/word/2018/wordml" xmlns:w16sdtdh="http://schemas.microsoft.com/office/word/2020/wordml/sdtdatahash" xmlns:w16se="http://schemas.microsoft.com/office/word/2015/wordml/symex" xmlns:wpg="http://schemas.microsoft.com/office/word/2010/wordprocessingGroup" xmlns:wpi="http://schemas.microsoft.com/office/word/2010/wordprocessingInk" xmlns:wne="http://schemas.microsoft.com/office/word/2006/wordml" xmlns:wps="http://schemas.microsoft.com/office/word/2010/wordprocessingShape" mc:Ignorable="w14 w15 w16se w16cid w16 w16cex w16sdtdh cr wp14">
   <w16cex:commentExtensible w16cex:durableId="27091B32" w16cex:dateUtc="2022-10-30T14:48:00Z"/>
   <w16cex:commentExtensible w16cex:durableId="2709182A" w16cex:dateUtc="2022-10-30T14:35:00Z"/>
   <w16cex:commentExtensible w16cex:durableId="270AD2E2" w16cex:dateUtc="2022-10-31T22:04:00Z"/>
